--- a/lessons/5-2/downloads/5-2-notes.docx
+++ b/lessons/5-2/downloads/5-2-notes.docx
@@ -363,6 +363,634 @@
         <w:rPr>
           <w:b/>
           <w:bCs/>
+          <w:color w:val="1FA6A2"/>
+          <w:sz w:val="26"/>
+          <w:szCs w:val="26"/>
+        </w:rPr>
+        <w:t xml:space="preserve">Turn &amp; Talk — Discussion Points  (Level 1 support · Level 2)</w:t>
+      </w:r>
+    </w:p>
+    <w:p>
+      <w:pPr>
+        <w:spacing w:after="60"/>
+      </w:pPr>
+      <w:r>
+        <w:rPr>
+          <w:i/>
+          <w:iCs/>
+          <w:color w:val="5F6F80"/>
+          <w:sz w:val="19"/>
+          <w:szCs w:val="19"/>
+        </w:rPr>
+        <w:t xml:space="preserve">Talk with a partner. Use the Level 1 stems if you need help getting started; try the Level 2 question when you are ready for more.</w:t>
+      </w:r>
+    </w:p>
+    <w:p>
+      <w:pPr>
+        <w:spacing w:after="60"/>
+      </w:pPr>
+      <w:r>
+        <w:rPr>
+          <w:b/>
+          <w:bCs/>
+          <w:color w:val="12355B"/>
+          <w:sz w:val="21"/>
+          <w:szCs w:val="21"/>
+        </w:rPr>
+        <w:t xml:space="preserve">1. [Launch] </w:t>
+      </w:r>
+      <w:r>
+        <w:rPr>
+          <w:b/>
+          <w:bCs/>
+          <w:sz w:val="21"/>
+          <w:szCs w:val="21"/>
+        </w:rPr>
+        <w:t xml:space="preserve">The trapezoidal window has a top edge of 4 feet and a bottom edge of 8 feet. Why does the area formula use BOTH bases instead of just one?</w:t>
+      </w:r>
+    </w:p>
+    <w:p>
+      <w:pPr>
+        <w:spacing w:after="60"/>
+      </w:pPr>
+      <w:r>
+        <w:rPr>
+          <w:b/>
+          <w:bCs/>
+          <w:color w:val="1FA6A2"/>
+          <w:sz w:val="20"/>
+          <w:szCs w:val="20"/>
+        </w:rPr>
+        <w:t xml:space="preserve">Level 1 — Start here: </w:t>
+      </w:r>
+      <w:r>
+        <w:rPr>
+          <w:sz w:val="20"/>
+          <w:szCs w:val="20"/>
+        </w:rPr>
+        <w:t xml:space="preserve">We use both bases because the top and bottom are different lengths.</w:t>
+      </w:r>
+    </w:p>
+    <w:p>
+      <w:pPr>
+        <w:spacing w:after="60"/>
+      </w:pPr>
+      <w:r>
+        <w:rPr>
+          <w:sz w:val="21"/>
+          <w:szCs w:val="21"/>
+        </w:rPr>
+        <w:t xml:space="preserve">We use both bases because the top and bottom are ___.</w:t>
+      </w:r>
+      <w:r>
+        <w:rPr>
+          <w:i/>
+          <w:iCs/>
+          <w:color w:val="5F6F80"/>
+          <w:sz w:val="19"/>
+          <w:szCs w:val="19"/>
+        </w:rPr>
+        <w:br/>
+        <w:t xml:space="preserve">
+Usamos las dos bases porque la parte de arriba y la de abajo son ___.</w:t>
+      </w:r>
+    </w:p>
+    <w:p>
+      <w:pPr>
+        <w:spacing w:after="60"/>
+      </w:pPr>
+      <w:r>
+        <w:rPr>
+          <w:sz w:val="21"/>
+          <w:szCs w:val="21"/>
+        </w:rPr>
+        <w:t xml:space="preserve">If I used only one base, the area would be ___.</w:t>
+      </w:r>
+      <w:r>
+        <w:rPr>
+          <w:i/>
+          <w:iCs/>
+          <w:color w:val="5F6F80"/>
+          <w:sz w:val="19"/>
+          <w:szCs w:val="19"/>
+        </w:rPr>
+        <w:br/>
+        <w:t xml:space="preserve">
+Si usara solo una base, el área sería ___.</w:t>
+      </w:r>
+    </w:p>
+    <w:p>
+      <w:pPr>
+        <w:spacing w:after="60"/>
+      </w:pPr>
+      <w:r>
+        <w:rPr>
+          <w:b/>
+          <w:bCs/>
+          <w:color w:val="12355B"/>
+          <w:sz w:val="20"/>
+          <w:szCs w:val="20"/>
+        </w:rPr>
+        <w:t xml:space="preserve">Word bank: </w:t>
+      </w:r>
+      <w:r>
+        <w:rPr>
+          <w:color w:val="1FA6A2"/>
+          <w:sz w:val="20"/>
+          <w:szCs w:val="20"/>
+        </w:rPr>
+        <w:t xml:space="preserve">trapezoid, base 1 (b1), base 2 (b2), height, area</w:t>
+      </w:r>
+    </w:p>
+    <w:p>
+      <w:pPr>
+        <w:spacing w:after="60"/>
+      </w:pPr>
+      <w:r>
+        <w:rPr>
+          <w:b/>
+          <w:bCs/>
+          <w:color w:val="12355B"/>
+          <w:sz w:val="19"/>
+          <w:szCs w:val="19"/>
+        </w:rPr>
+        <w:t xml:space="preserve">Listen for: </w:t>
+      </w:r>
+      <w:r>
+        <w:rPr>
+          <w:i/>
+          <w:iCs/>
+          <w:color w:val="5F6F80"/>
+          <w:sz w:val="19"/>
+          <w:szCs w:val="19"/>
+        </w:rPr>
+        <w:t xml:space="preserve">Students explain a trapezoid has two parallel sides of different lengths, so using only one would over- or under-count the area; strong answers mention averaging the bases.</w:t>
+      </w:r>
+    </w:p>
+    <w:p>
+      <w:pPr>
+        <w:spacing w:after="60"/>
+      </w:pPr>
+      <w:r>
+        <w:rPr>
+          <w:b/>
+          <w:bCs/>
+          <w:color w:val="9A6B12"/>
+          <w:sz w:val="20"/>
+          <w:szCs w:val="20"/>
+        </w:rPr>
+        <w:t xml:space="preserve">Level 2: </w:t>
+      </w:r>
+      <w:r>
+        <w:rPr>
+          <w:sz w:val="20"/>
+          <w:szCs w:val="20"/>
+        </w:rPr>
+        <w:t xml:space="preserve">The wonder prompt asks what happens if both bases are equal. Predict the shape and explain how the trapezoid formula would simplify in that case.</w:t>
+      </w:r>
+    </w:p>
+    <w:p>
+      <w:pPr>
+        <w:spacing w:after="60"/>
+        <w:ind w:left="360"/>
+      </w:pPr>
+      <w:r>
+        <w:rPr>
+          <w:sz w:val="20"/>
+          <w:szCs w:val="20"/>
+        </w:rPr>
+        <w:t xml:space="preserve">• If b1 equals b2, the shape becomes a ___ because ___.</w:t>
+      </w:r>
+    </w:p>
+    <w:p>
+      <w:pPr>
+        <w:spacing w:after="60"/>
+        <w:ind w:left="360"/>
+      </w:pPr>
+      <w:r>
+        <w:rPr>
+          <w:sz w:val="20"/>
+          <w:szCs w:val="20"/>
+        </w:rPr>
+        <w:t xml:space="preserve">• The formula simplifies to ___, since ___.</w:t>
+      </w:r>
+    </w:p>
+    <w:p>
+      <w:pPr>
+        <w:spacing w:after="60"/>
+      </w:pPr>
+      <w:r>
+        <w:rPr>
+          <w:b/>
+          <w:bCs/>
+          <w:color w:val="12355B"/>
+          <w:sz w:val="21"/>
+          <w:szCs w:val="21"/>
+        </w:rPr>
+        <w:t xml:space="preserve">2. [Explore] </w:t>
+      </w:r>
+      <w:r>
+        <w:rPr>
+          <w:b/>
+          <w:bCs/>
+          <w:sz w:val="21"/>
+          <w:szCs w:val="21"/>
+        </w:rPr>
+        <w:t xml:space="preserve">On the grid you copied the trapezoid (bases 8 and 4, height 5), flipped it, and joined it to the original. What shape formed, and how does that explain the 1/2 in the formula?</w:t>
+      </w:r>
+    </w:p>
+    <w:p>
+      <w:pPr>
+        <w:spacing w:after="60"/>
+      </w:pPr>
+      <w:r>
+        <w:rPr>
+          <w:b/>
+          <w:bCs/>
+          <w:color w:val="1FA6A2"/>
+          <w:sz w:val="20"/>
+          <w:szCs w:val="20"/>
+        </w:rPr>
+        <w:t xml:space="preserve">Level 1 — Start here: </w:t>
+      </w:r>
+      <w:r>
+        <w:rPr>
+          <w:sz w:val="20"/>
+          <w:szCs w:val="20"/>
+        </w:rPr>
+        <w:t xml:space="preserve">Two trapezoids make a parallelogram, so one trapezoid is half of it.</w:t>
+      </w:r>
+    </w:p>
+    <w:p>
+      <w:pPr>
+        <w:spacing w:after="60"/>
+      </w:pPr>
+      <w:r>
+        <w:rPr>
+          <w:sz w:val="21"/>
+          <w:szCs w:val="21"/>
+        </w:rPr>
+        <w:t xml:space="preserve">When I flip and join the trapezoid, I make a ___.</w:t>
+      </w:r>
+      <w:r>
+        <w:rPr>
+          <w:i/>
+          <w:iCs/>
+          <w:color w:val="5F6F80"/>
+          <w:sz w:val="19"/>
+          <w:szCs w:val="19"/>
+        </w:rPr>
+        <w:br/>
+        <w:t xml:space="preserve">
+Cuando volteo y uno el trapecio, formo un ___.</w:t>
+      </w:r>
+    </w:p>
+    <w:p>
+      <w:pPr>
+        <w:spacing w:after="60"/>
+      </w:pPr>
+      <w:r>
+        <w:rPr>
+          <w:sz w:val="21"/>
+          <w:szCs w:val="21"/>
+        </w:rPr>
+        <w:t xml:space="preserve">I added the two bases first because ___.</w:t>
+      </w:r>
+      <w:r>
+        <w:rPr>
+          <w:i/>
+          <w:iCs/>
+          <w:color w:val="5F6F80"/>
+          <w:sz w:val="19"/>
+          <w:szCs w:val="19"/>
+        </w:rPr>
+        <w:br/>
+        <w:t xml:space="preserve">
+Primero sumé las dos bases porque ___.</w:t>
+      </w:r>
+    </w:p>
+    <w:p>
+      <w:pPr>
+        <w:spacing w:after="60"/>
+      </w:pPr>
+      <w:r>
+        <w:rPr>
+          <w:sz w:val="21"/>
+          <w:szCs w:val="21"/>
+        </w:rPr>
+        <w:t xml:space="preserve">The area is 1/2 times (8 plus 4) times 5, which equals ___.</w:t>
+      </w:r>
+      <w:r>
+        <w:rPr>
+          <w:i/>
+          <w:iCs/>
+          <w:color w:val="5F6F80"/>
+          <w:sz w:val="19"/>
+          <w:szCs w:val="19"/>
+        </w:rPr>
+        <w:br/>
+        <w:t xml:space="preserve">
+El área es 1/2 por (8 más 4) por 5, que es ___.</w:t>
+      </w:r>
+    </w:p>
+    <w:p>
+      <w:pPr>
+        <w:spacing w:after="60"/>
+      </w:pPr>
+      <w:r>
+        <w:rPr>
+          <w:b/>
+          <w:bCs/>
+          <w:color w:val="12355B"/>
+          <w:sz w:val="20"/>
+          <w:szCs w:val="20"/>
+        </w:rPr>
+        <w:t xml:space="preserve">Word bank: </w:t>
+      </w:r>
+      <w:r>
+        <w:rPr>
+          <w:color w:val="1FA6A2"/>
+          <w:sz w:val="20"/>
+          <w:szCs w:val="20"/>
+        </w:rPr>
+        <w:t xml:space="preserve">trapezoid, parallelogram, base 1 (b1), base 2 (b2), height</w:t>
+      </w:r>
+    </w:p>
+    <w:p>
+      <w:pPr>
+        <w:spacing w:after="60"/>
+      </w:pPr>
+      <w:r>
+        <w:rPr>
+          <w:b/>
+          <w:bCs/>
+          <w:color w:val="12355B"/>
+          <w:sz w:val="19"/>
+          <w:szCs w:val="19"/>
+        </w:rPr>
+        <w:t xml:space="preserve">Listen for: </w:t>
+      </w:r>
+      <w:r>
+        <w:rPr>
+          <w:i/>
+          <w:iCs/>
+          <w:color w:val="5F6F80"/>
+          <w:sz w:val="19"/>
+          <w:szCs w:val="19"/>
+        </w:rPr>
+        <w:t xml:space="preserve">A strong answer names a parallelogram, links the 1/2 to taking half of two combined trapezoids, and computes area = 1/2 x 12 x 5 = 30 sq ft.</w:t>
+      </w:r>
+    </w:p>
+    <w:p>
+      <w:pPr>
+        <w:spacing w:after="60"/>
+      </w:pPr>
+      <w:r>
+        <w:rPr>
+          <w:b/>
+          <w:bCs/>
+          <w:color w:val="9A6B12"/>
+          <w:sz w:val="20"/>
+          <w:szCs w:val="20"/>
+        </w:rPr>
+        <w:t xml:space="preserve">Level 2: </w:t>
+      </w:r>
+      <w:r>
+        <w:rPr>
+          <w:sz w:val="20"/>
+          <w:szCs w:val="20"/>
+        </w:rPr>
+        <w:t xml:space="preserve">Compare finding a trapezoid's area to averaging the two bases and multiplying by the height. Are these the same method? Justify with the window numbers.</w:t>
+      </w:r>
+    </w:p>
+    <w:p>
+      <w:pPr>
+        <w:spacing w:after="60"/>
+        <w:ind w:left="360"/>
+      </w:pPr>
+      <w:r>
+        <w:rPr>
+          <w:sz w:val="20"/>
+          <w:szCs w:val="20"/>
+        </w:rPr>
+        <w:t xml:space="preserve">• Averaging the bases gives ___, and multiplying by the height gives ___, which ___ the formula answer.</w:t>
+      </w:r>
+    </w:p>
+    <w:p>
+      <w:pPr>
+        <w:spacing w:after="60"/>
+        <w:ind w:left="360"/>
+      </w:pPr>
+      <w:r>
+        <w:rPr>
+          <w:sz w:val="20"/>
+          <w:szCs w:val="20"/>
+        </w:rPr>
+        <w:t xml:space="preserve">• These methods are ___ because ___.</w:t>
+      </w:r>
+    </w:p>
+    <w:p>
+      <w:pPr>
+        <w:spacing w:after="60"/>
+      </w:pPr>
+      <w:r>
+        <w:rPr>
+          <w:b/>
+          <w:bCs/>
+          <w:color w:val="12355B"/>
+          <w:sz w:val="21"/>
+          <w:szCs w:val="21"/>
+        </w:rPr>
+        <w:t xml:space="preserve">3. [Connect] </w:t>
+      </w:r>
+      <w:r>
+        <w:rPr>
+          <w:b/>
+          <w:bCs/>
+          <w:sz w:val="21"/>
+          <w:szCs w:val="21"/>
+        </w:rPr>
+        <w:t xml:space="preserve">The builder pours concrete for a trapezoidal driveway with edges of 20 ft and 12 ft and a height of 15 ft; one bag covers 6 sq ft. Walk through finding the number of bags.</w:t>
+      </w:r>
+    </w:p>
+    <w:p>
+      <w:pPr>
+        <w:spacing w:after="60"/>
+      </w:pPr>
+      <w:r>
+        <w:rPr>
+          <w:b/>
+          <w:bCs/>
+          <w:color w:val="1FA6A2"/>
+          <w:sz w:val="20"/>
+          <w:szCs w:val="20"/>
+        </w:rPr>
+        <w:t xml:space="preserve">Level 1 — Start here: </w:t>
+      </w:r>
+      <w:r>
+        <w:rPr>
+          <w:sz w:val="20"/>
+          <w:szCs w:val="20"/>
+        </w:rPr>
+        <w:t xml:space="preserve">Find the trapezoid area first, then divide by what one bag covers.</w:t>
+      </w:r>
+    </w:p>
+    <w:p>
+      <w:pPr>
+        <w:spacing w:after="60"/>
+      </w:pPr>
+      <w:r>
+        <w:rPr>
+          <w:sz w:val="21"/>
+          <w:szCs w:val="21"/>
+        </w:rPr>
+        <w:t xml:space="preserve">The driveway area is 1/2 times (20 plus 12) times 15, which equals ___ square feet.</w:t>
+      </w:r>
+      <w:r>
+        <w:rPr>
+          <w:i/>
+          <w:iCs/>
+          <w:color w:val="5F6F80"/>
+          <w:sz w:val="19"/>
+          <w:szCs w:val="19"/>
+        </w:rPr>
+        <w:br/>
+        <w:t xml:space="preserve">
+El área de la entrada es 1/2 por (20 más 12) por 15, que es ___ pies cuadrados.</w:t>
+      </w:r>
+    </w:p>
+    <w:p>
+      <w:pPr>
+        <w:spacing w:after="60"/>
+      </w:pPr>
+      <w:r>
+        <w:rPr>
+          <w:sz w:val="21"/>
+          <w:szCs w:val="21"/>
+        </w:rPr>
+        <w:t xml:space="preserve">He needs ___ bags because ___ divided by 6 equals ___.</w:t>
+      </w:r>
+      <w:r>
+        <w:rPr>
+          <w:i/>
+          <w:iCs/>
+          <w:color w:val="5F6F80"/>
+          <w:sz w:val="19"/>
+          <w:szCs w:val="19"/>
+        </w:rPr>
+        <w:br/>
+        <w:t xml:space="preserve">
+Necesita ___ bolsas porque ___ entre 6 es ___.</w:t>
+      </w:r>
+    </w:p>
+    <w:p>
+      <w:pPr>
+        <w:spacing w:after="60"/>
+      </w:pPr>
+      <w:r>
+        <w:rPr>
+          <w:b/>
+          <w:bCs/>
+          <w:color w:val="12355B"/>
+          <w:sz w:val="20"/>
+          <w:szCs w:val="20"/>
+        </w:rPr>
+        <w:t xml:space="preserve">Word bank: </w:t>
+      </w:r>
+      <w:r>
+        <w:rPr>
+          <w:color w:val="1FA6A2"/>
+          <w:sz w:val="20"/>
+          <w:szCs w:val="20"/>
+        </w:rPr>
+        <w:t xml:space="preserve">trapezoid, base 1 (b1), base 2 (b2), height, area</w:t>
+      </w:r>
+    </w:p>
+    <w:p>
+      <w:pPr>
+        <w:spacing w:after="60"/>
+      </w:pPr>
+      <w:r>
+        <w:rPr>
+          <w:b/>
+          <w:bCs/>
+          <w:color w:val="12355B"/>
+          <w:sz w:val="19"/>
+          <w:szCs w:val="19"/>
+        </w:rPr>
+        <w:t xml:space="preserve">Listen for: </w:t>
+      </w:r>
+      <w:r>
+        <w:rPr>
+          <w:i/>
+          <w:iCs/>
+          <w:color w:val="5F6F80"/>
+          <w:sz w:val="19"/>
+          <w:szCs w:val="19"/>
+        </w:rPr>
+        <w:t xml:space="preserve">Students compute area = 240 sq ft, then 240 / 6 = 40 bags, and explain why dividing by coverage gives the bag count.</w:t>
+      </w:r>
+    </w:p>
+    <w:p>
+      <w:pPr>
+        <w:spacing w:after="60"/>
+      </w:pPr>
+      <w:r>
+        <w:rPr>
+          <w:b/>
+          <w:bCs/>
+          <w:color w:val="9A6B12"/>
+          <w:sz w:val="20"/>
+          <w:szCs w:val="20"/>
+        </w:rPr>
+        <w:t xml:space="preserve">Level 2: </w:t>
+      </w:r>
+      <w:r>
+        <w:rPr>
+          <w:sz w:val="20"/>
+          <w:szCs w:val="20"/>
+        </w:rPr>
+        <w:t xml:space="preserve">If the builder doubled only the height of the driveway, would the number of bags double? Justify using the formula.</w:t>
+      </w:r>
+    </w:p>
+    <w:p>
+      <w:pPr>
+        <w:spacing w:after="60"/>
+        <w:ind w:left="360"/>
+      </w:pPr>
+      <w:r>
+        <w:rPr>
+          <w:sz w:val="20"/>
+          <w:szCs w:val="20"/>
+        </w:rPr>
+        <w:t xml:space="preserve">• Doubling the height ___ the area because ___.</w:t>
+      </w:r>
+    </w:p>
+    <w:p>
+      <w:pPr>
+        <w:spacing w:after="60"/>
+        <w:ind w:left="360"/>
+      </w:pPr>
+      <w:r>
+        <w:rPr>
+          <w:sz w:val="20"/>
+          <w:szCs w:val="20"/>
+        </w:rPr>
+        <w:t xml:space="preserve">• So the number of bags would ___, since ___.</w:t>
+      </w:r>
+    </w:p>
+    <w:p>
+      <w:pPr>
+        <w:pStyle w:val="Heading2"/>
+        <w:pBdr>
+          <w:left w:val="single" w:color="1FA6A2" w:sz="18" w:space="8"/>
+        </w:pBdr>
+        <w:spacing w:after="100" w:before="200"/>
+      </w:pPr>
+      <w:r>
+        <w:rPr>
+          <w:b/>
+          <w:bCs/>
           <w:color w:val="9A6B12"/>
           <w:sz w:val="26"/>
           <w:szCs w:val="26"/>
@@ -935,7 +1563,7 @@
           <w:sz w:val="21"/>
           <w:szCs w:val="21"/>
         </w:rPr>
-        <w:t xml:space="preserve">I added the two bases because ___.</w:t>
+        <w:t xml:space="preserve">We use both bases because the top and bottom are ___.</w:t>
       </w:r>
       <w:r>
         <w:rPr>
@@ -947,19 +1575,19 @@
         </w:rPr>
         <w:br/>
         <w:t xml:space="preserve">
-Sumé las dos bases porque ___.</w:t>
-      </w:r>
-    </w:p>
-    <w:p>
-      <w:pPr>
-        <w:spacing w:after="60"/>
-      </w:pPr>
-      <w:r>
-        <w:rPr>
-          <w:sz w:val="21"/>
-          <w:szCs w:val="21"/>
-        </w:rPr>
-        <w:t xml:space="preserve">The area is ___.</w:t>
+Usamos las dos bases porque la parte de arriba y la de abajo son ___.</w:t>
+      </w:r>
+    </w:p>
+    <w:p>
+      <w:pPr>
+        <w:spacing w:after="60"/>
+      </w:pPr>
+      <w:r>
+        <w:rPr>
+          <w:sz w:val="21"/>
+          <w:szCs w:val="21"/>
+        </w:rPr>
+        <w:t xml:space="preserve">If I used only one base, the area would be ___.</w:t>
       </w:r>
       <w:r>
         <w:rPr>
@@ -971,19 +1599,19 @@
         </w:rPr>
         <w:br/>
         <w:t xml:space="preserve">
-El área es ___.</w:t>
-      </w:r>
-    </w:p>
-    <w:p>
-      <w:pPr>
-        <w:spacing w:after="60"/>
-      </w:pPr>
-      <w:r>
-        <w:rPr>
-          <w:sz w:val="21"/>
-          <w:szCs w:val="21"/>
-        </w:rPr>
-        <w:t xml:space="preserve">I see trapezoids in ___.</w:t>
+Si usara solo una base, el área sería ___.</w:t>
+      </w:r>
+    </w:p>
+    <w:p>
+      <w:pPr>
+        <w:spacing w:after="60"/>
+      </w:pPr>
+      <w:r>
+        <w:rPr>
+          <w:sz w:val="21"/>
+          <w:szCs w:val="21"/>
+        </w:rPr>
+        <w:t xml:space="preserve">When I flip and join the trapezoid, I make a ___.</w:t>
       </w:r>
       <w:r>
         <w:rPr>
@@ -995,7 +1623,7 @@
         </w:rPr>
         <w:br/>
         <w:t xml:space="preserve">
-Veo trapecios en ___.</w:t>
+Cuando volteo y uno el trapecio, formo un ___.</w:t>
       </w:r>
     </w:p>
     <w:p>

--- a/lessons/5-2/downloads/5-2-notes.docx
+++ b/lessons/5-2/downloads/5-2-notes.docx
@@ -437,6 +437,43 @@
       </w:pPr>
       <w:r>
         <w:rPr>
+          <w:b/>
+          <w:bCs/>
+          <w:color w:val="1FA6A2"/>
+          <w:sz w:val="20"/>
+          <w:szCs w:val="20"/>
+        </w:rPr>
+        <w:t xml:space="preserve">Hint (optional): </w:t>
+      </w:r>
+      <w:r>
+        <w:rPr>
+          <w:sz w:val="20"/>
+          <w:szCs w:val="20"/>
+        </w:rPr>
+        <w:t xml:space="preserve">Try starting with the word "trapezoid" or "base 1 (b1)". Re-read the question and underline what it is asking you to compare or find. Use one number or word from the problem as your evidence.</w:t>
+      </w:r>
+    </w:p>
+    <w:p>
+      <w:pPr>
+        <w:spacing w:after="60"/>
+      </w:pPr>
+      <w:r>
+        <w:rPr>
+          <w:b/>
+          <w:bCs/>
+          <w:color w:val="12355B"/>
+          <w:sz w:val="19"/>
+          <w:szCs w:val="19"/>
+        </w:rPr>
+        <w:t xml:space="preserve">Sentence starters (optional)</w:t>
+      </w:r>
+    </w:p>
+    <w:p>
+      <w:pPr>
+        <w:spacing w:after="60"/>
+      </w:pPr>
+      <w:r>
+        <w:rPr>
           <w:sz w:val="21"/>
           <w:szCs w:val="21"/>
         </w:rPr>
@@ -627,6 +664,43 @@
       </w:pPr>
       <w:r>
         <w:rPr>
+          <w:b/>
+          <w:bCs/>
+          <w:color w:val="1FA6A2"/>
+          <w:sz w:val="20"/>
+          <w:szCs w:val="20"/>
+        </w:rPr>
+        <w:t xml:space="preserve">Hint (optional): </w:t>
+      </w:r>
+      <w:r>
+        <w:rPr>
+          <w:sz w:val="20"/>
+          <w:szCs w:val="20"/>
+        </w:rPr>
+        <w:t xml:space="preserve">Try starting with the word "trapezoid" or "parallelogram". Re-read the question and underline what it is asking you to compare or find. Use one number or word from the problem as your evidence.</w:t>
+      </w:r>
+    </w:p>
+    <w:p>
+      <w:pPr>
+        <w:spacing w:after="60"/>
+      </w:pPr>
+      <w:r>
+        <w:rPr>
+          <w:b/>
+          <w:bCs/>
+          <w:color w:val="12355B"/>
+          <w:sz w:val="19"/>
+          <w:szCs w:val="19"/>
+        </w:rPr>
+        <w:t xml:space="preserve">Sentence starters (optional)</w:t>
+      </w:r>
+    </w:p>
+    <w:p>
+      <w:pPr>
+        <w:spacing w:after="60"/>
+      </w:pPr>
+      <w:r>
+        <w:rPr>
           <w:sz w:val="21"/>
           <w:szCs w:val="21"/>
         </w:rPr>
@@ -833,6 +907,43 @@
           <w:szCs w:val="20"/>
         </w:rPr>
         <w:t xml:space="preserve">Find the trapezoid area first, then divide by what one bag covers.</w:t>
+      </w:r>
+    </w:p>
+    <w:p>
+      <w:pPr>
+        <w:spacing w:after="60"/>
+      </w:pPr>
+      <w:r>
+        <w:rPr>
+          <w:b/>
+          <w:bCs/>
+          <w:color w:val="1FA6A2"/>
+          <w:sz w:val="20"/>
+          <w:szCs w:val="20"/>
+        </w:rPr>
+        <w:t xml:space="preserve">Hint (optional): </w:t>
+      </w:r>
+      <w:r>
+        <w:rPr>
+          <w:sz w:val="20"/>
+          <w:szCs w:val="20"/>
+        </w:rPr>
+        <w:t xml:space="preserve">Try starting with the word "trapezoid" or "base 1 (b1)". Re-read the question and underline what it is asking you to compare or find. Use one number or word from the problem as your evidence.</w:t>
+      </w:r>
+    </w:p>
+    <w:p>
+      <w:pPr>
+        <w:spacing w:after="60"/>
+      </w:pPr>
+      <w:r>
+        <w:rPr>
+          <w:b/>
+          <w:bCs/>
+          <w:color w:val="12355B"/>
+          <w:sz w:val="19"/>
+          <w:szCs w:val="19"/>
+        </w:rPr>
+        <w:t xml:space="preserve">Sentence starters (optional)</w:t>
       </w:r>
     </w:p>
     <w:p>

--- a/lessons/5-2/downloads/5-2-notes.docx
+++ b/lessons/5-2/downloads/5-2-notes.docx
@@ -97,6 +97,69 @@
       </w:pPr>
       <w:r>
         <w:rPr>
+          <w:i/>
+          <w:iCs/>
+          <w:color w:val="5F6F80"/>
+          <w:sz w:val="19"/>
+          <w:szCs w:val="19"/>
+        </w:rPr>
+        <w:t xml:space="preserve">Picture first, then the word, then a plain-language meaning.</w:t>
+      </w:r>
+    </w:p>
+    <w:p>
+      <w:pPr>
+        <w:keepNext/>
+        <w:spacing w:after="20" w:before="120"/>
+        <w:jc w:val="center"/>
+      </w:pPr>
+      <w:r>
+        <w:drawing>
+          <wp:inline distT="0" distB="0" distL="0" distR="0">
+            <wp:extent cx="1238250" cy="933450"/>
+            <wp:effectExtent t="0" r="0" b="0" l="0"/>
+            <wp:docPr id="1" name="" descr="" title=""/>
+            <wp:cNvGraphicFramePr>
+              <a:graphicFrameLocks xmlns:a="http://schemas.openxmlformats.org/drawingml/2006/main" noChangeAspect="1"/>
+            </wp:cNvGraphicFramePr>
+            <a:graphic xmlns:a="http://schemas.openxmlformats.org/drawingml/2006/main">
+              <a:graphicData uri="http://schemas.openxmlformats.org/drawingml/2006/picture">
+                <pic:pic xmlns:pic="http://schemas.openxmlformats.org/drawingml/2006/picture">
+                  <pic:nvPicPr>
+                    <pic:cNvPr id="0" name="" descr=""/>
+                    <pic:cNvPicPr>
+                      <a:picLocks noChangeAspect="1" noChangeArrowheads="1"/>
+                    </pic:cNvPicPr>
+                  </pic:nvPicPr>
+                  <pic:blipFill>
+                    <a:blip r:embed="rId9" cstate="none"/>
+                    <a:srcRect/>
+                    <a:stretch>
+                      <a:fillRect/>
+                    </a:stretch>
+                  </pic:blipFill>
+                  <pic:spPr bwMode="auto">
+                    <a:xfrm>
+                      <a:off x="0" y="0"/>
+                      <a:ext cx="1238250" cy="933450"/>
+                    </a:xfrm>
+                    <a:prstGeom prst="rect">
+                      <a:avLst/>
+                    </a:prstGeom>
+                  </pic:spPr>
+                </pic:pic>
+              </a:graphicData>
+            </a:graphic>
+          </wp:inline>
+        </w:drawing>
+      </w:r>
+    </w:p>
+    <w:p>
+      <w:pPr>
+        <w:keepNext/>
+        <w:spacing w:after="20"/>
+      </w:pPr>
+      <w:r>
+        <w:rPr>
           <w:b/>
           <w:bCs/>
           <w:color w:val="12355B"/>
@@ -118,7 +181,7 @@
     </w:p>
     <w:p>
       <w:pPr>
-        <w:spacing w:after="60"/>
+        <w:spacing w:after="160"/>
       </w:pPr>
       <w:r>
         <w:rPr>
@@ -130,22 +193,55 @@
     </w:p>
     <w:p>
       <w:pPr>
-        <w:spacing w:after="60"/>
-      </w:pPr>
-      <w:r>
-        <w:rPr>
-          <w:i/>
-          <w:iCs/>
-          <w:color w:val="5F6F80"/>
-          <w:sz w:val="19"/>
-          <w:szCs w:val="19"/>
-        </w:rPr>
-        <w:t xml:space="preserve">A table top wider than the bottom shelf — the top and bottom edges are parallel, the two sides slant inward</w:t>
-      </w:r>
-    </w:p>
-    <w:p>
-      <w:pPr>
-        <w:spacing w:after="60"/>
+        <w:keepNext/>
+        <w:spacing w:after="20" w:before="120"/>
+        <w:jc w:val="center"/>
+      </w:pPr>
+      <w:r>
+        <w:drawing>
+          <wp:inline distT="0" distB="0" distL="0" distR="0">
+            <wp:extent cx="1238250" cy="933450"/>
+            <wp:effectExtent t="0" r="0" b="0" l="0"/>
+            <wp:docPr id="1" name="" descr="" title=""/>
+            <wp:cNvGraphicFramePr>
+              <a:graphicFrameLocks xmlns:a="http://schemas.openxmlformats.org/drawingml/2006/main" noChangeAspect="1"/>
+            </wp:cNvGraphicFramePr>
+            <a:graphic xmlns:a="http://schemas.openxmlformats.org/drawingml/2006/main">
+              <a:graphicData uri="http://schemas.openxmlformats.org/drawingml/2006/picture">
+                <pic:pic xmlns:pic="http://schemas.openxmlformats.org/drawingml/2006/picture">
+                  <pic:nvPicPr>
+                    <pic:cNvPr id="0" name="" descr=""/>
+                    <pic:cNvPicPr>
+                      <a:picLocks noChangeAspect="1" noChangeArrowheads="1"/>
+                    </pic:cNvPicPr>
+                  </pic:nvPicPr>
+                  <pic:blipFill>
+                    <a:blip r:embed="rId9" cstate="none"/>
+                    <a:srcRect/>
+                    <a:stretch>
+                      <a:fillRect/>
+                    </a:stretch>
+                  </pic:blipFill>
+                  <pic:spPr bwMode="auto">
+                    <a:xfrm>
+                      <a:off x="0" y="0"/>
+                      <a:ext cx="1238250" cy="933450"/>
+                    </a:xfrm>
+                    <a:prstGeom prst="rect">
+                      <a:avLst/>
+                    </a:prstGeom>
+                  </pic:spPr>
+                </pic:pic>
+              </a:graphicData>
+            </a:graphic>
+          </wp:inline>
+        </w:drawing>
+      </w:r>
+    </w:p>
+    <w:p>
+      <w:pPr>
+        <w:keepNext/>
+        <w:spacing w:after="20"/>
       </w:pPr>
       <w:r>
         <w:rPr>
@@ -170,7 +266,7 @@
     </w:p>
     <w:p>
       <w:pPr>
-        <w:spacing w:after="60"/>
+        <w:spacing w:after="160"/>
       </w:pPr>
       <w:r>
         <w:rPr>
@@ -182,22 +278,55 @@
     </w:p>
     <w:p>
       <w:pPr>
-        <w:spacing w:after="60"/>
-      </w:pPr>
-      <w:r>
-        <w:rPr>
-          <w:i/>
-          <w:iCs/>
-          <w:color w:val="5F6F80"/>
-          <w:sz w:val="19"/>
-          <w:szCs w:val="19"/>
-        </w:rPr>
-        <w:t xml:space="preserve">If the bottom of the trapezoid is 10 ft, then b₁ = 10 ft in the formula A = ½(b₁ + b₂) × h</w:t>
-      </w:r>
-    </w:p>
-    <w:p>
-      <w:pPr>
-        <w:spacing w:after="60"/>
+        <w:keepNext/>
+        <w:spacing w:after="20" w:before="120"/>
+        <w:jc w:val="center"/>
+      </w:pPr>
+      <w:r>
+        <w:drawing>
+          <wp:inline distT="0" distB="0" distL="0" distR="0">
+            <wp:extent cx="1238250" cy="933450"/>
+            <wp:effectExtent t="0" r="0" b="0" l="0"/>
+            <wp:docPr id="1" name="" descr="" title=""/>
+            <wp:cNvGraphicFramePr>
+              <a:graphicFrameLocks xmlns:a="http://schemas.openxmlformats.org/drawingml/2006/main" noChangeAspect="1"/>
+            </wp:cNvGraphicFramePr>
+            <a:graphic xmlns:a="http://schemas.openxmlformats.org/drawingml/2006/main">
+              <a:graphicData uri="http://schemas.openxmlformats.org/drawingml/2006/picture">
+                <pic:pic xmlns:pic="http://schemas.openxmlformats.org/drawingml/2006/picture">
+                  <pic:nvPicPr>
+                    <pic:cNvPr id="0" name="" descr=""/>
+                    <pic:cNvPicPr>
+                      <a:picLocks noChangeAspect="1" noChangeArrowheads="1"/>
+                    </pic:cNvPicPr>
+                  </pic:nvPicPr>
+                  <pic:blipFill>
+                    <a:blip r:embed="rId9" cstate="none"/>
+                    <a:srcRect/>
+                    <a:stretch>
+                      <a:fillRect/>
+                    </a:stretch>
+                  </pic:blipFill>
+                  <pic:spPr bwMode="auto">
+                    <a:xfrm>
+                      <a:off x="0" y="0"/>
+                      <a:ext cx="1238250" cy="933450"/>
+                    </a:xfrm>
+                    <a:prstGeom prst="rect">
+                      <a:avLst/>
+                    </a:prstGeom>
+                  </pic:spPr>
+                </pic:pic>
+              </a:graphicData>
+            </a:graphic>
+          </wp:inline>
+        </w:drawing>
+      </w:r>
+    </w:p>
+    <w:p>
+      <w:pPr>
+        <w:keepNext/>
+        <w:spacing w:after="20"/>
       </w:pPr>
       <w:r>
         <w:rPr>
@@ -222,7 +351,7 @@
     </w:p>
     <w:p>
       <w:pPr>
-        <w:spacing w:after="60"/>
+        <w:spacing w:after="160"/>
       </w:pPr>
       <w:r>
         <w:rPr>
@@ -234,22 +363,55 @@
     </w:p>
     <w:p>
       <w:pPr>
-        <w:spacing w:after="60"/>
-      </w:pPr>
-      <w:r>
-        <w:rPr>
-          <w:i/>
-          <w:iCs/>
-          <w:color w:val="5F6F80"/>
-          <w:sz w:val="19"/>
-          <w:szCs w:val="19"/>
-        </w:rPr>
-        <w:t xml:space="preserve">If the top of the trapezoid is 6 ft, then b₂ = 6 ft; both bases are parallel to each other</w:t>
-      </w:r>
-    </w:p>
-    <w:p>
-      <w:pPr>
-        <w:spacing w:after="60"/>
+        <w:keepNext/>
+        <w:spacing w:after="20" w:before="120"/>
+        <w:jc w:val="center"/>
+      </w:pPr>
+      <w:r>
+        <w:drawing>
+          <wp:inline distT="0" distB="0" distL="0" distR="0">
+            <wp:extent cx="1238250" cy="933450"/>
+            <wp:effectExtent t="0" r="0" b="0" l="0"/>
+            <wp:docPr id="1" name="" descr="" title=""/>
+            <wp:cNvGraphicFramePr>
+              <a:graphicFrameLocks xmlns:a="http://schemas.openxmlformats.org/drawingml/2006/main" noChangeAspect="1"/>
+            </wp:cNvGraphicFramePr>
+            <a:graphic xmlns:a="http://schemas.openxmlformats.org/drawingml/2006/main">
+              <a:graphicData uri="http://schemas.openxmlformats.org/drawingml/2006/picture">
+                <pic:pic xmlns:pic="http://schemas.openxmlformats.org/drawingml/2006/picture">
+                  <pic:nvPicPr>
+                    <pic:cNvPr id="0" name="" descr=""/>
+                    <pic:cNvPicPr>
+                      <a:picLocks noChangeAspect="1" noChangeArrowheads="1"/>
+                    </pic:cNvPicPr>
+                  </pic:nvPicPr>
+                  <pic:blipFill>
+                    <a:blip r:embed="rId10" cstate="none"/>
+                    <a:srcRect/>
+                    <a:stretch>
+                      <a:fillRect/>
+                    </a:stretch>
+                  </pic:blipFill>
+                  <pic:spPr bwMode="auto">
+                    <a:xfrm>
+                      <a:off x="0" y="0"/>
+                      <a:ext cx="1238250" cy="933450"/>
+                    </a:xfrm>
+                    <a:prstGeom prst="rect">
+                      <a:avLst/>
+                    </a:prstGeom>
+                  </pic:spPr>
+                </pic:pic>
+              </a:graphicData>
+            </a:graphic>
+          </wp:inline>
+        </w:drawing>
+      </w:r>
+    </w:p>
+    <w:p>
+      <w:pPr>
+        <w:keepNext/>
+        <w:spacing w:after="20"/>
       </w:pPr>
       <w:r>
         <w:rPr>
@@ -274,7 +436,7 @@
     </w:p>
     <w:p>
       <w:pPr>
-        <w:spacing w:after="60"/>
+        <w:spacing w:after="160"/>
       </w:pPr>
       <w:r>
         <w:rPr>
@@ -286,22 +448,55 @@
     </w:p>
     <w:p>
       <w:pPr>
-        <w:spacing w:after="60"/>
-      </w:pPr>
-      <w:r>
-        <w:rPr>
-          <w:i/>
-          <w:iCs/>
-          <w:color w:val="5F6F80"/>
-          <w:sz w:val="19"/>
-          <w:szCs w:val="19"/>
-        </w:rPr>
-        <w:t xml:space="preserve">A dashed vertical line from the top base straight down to the bottom base at a 90° angle — NOT the slanted side</w:t>
-      </w:r>
-    </w:p>
-    <w:p>
-      <w:pPr>
-        <w:spacing w:after="60"/>
+        <w:keepNext/>
+        <w:spacing w:after="20" w:before="120"/>
+        <w:jc w:val="center"/>
+      </w:pPr>
+      <w:r>
+        <w:drawing>
+          <wp:inline distT="0" distB="0" distL="0" distR="0">
+            <wp:extent cx="1238250" cy="933450"/>
+            <wp:effectExtent t="0" r="0" b="0" l="0"/>
+            <wp:docPr id="1" name="" descr="" title=""/>
+            <wp:cNvGraphicFramePr>
+              <a:graphicFrameLocks xmlns:a="http://schemas.openxmlformats.org/drawingml/2006/main" noChangeAspect="1"/>
+            </wp:cNvGraphicFramePr>
+            <a:graphic xmlns:a="http://schemas.openxmlformats.org/drawingml/2006/main">
+              <a:graphicData uri="http://schemas.openxmlformats.org/drawingml/2006/picture">
+                <pic:pic xmlns:pic="http://schemas.openxmlformats.org/drawingml/2006/picture">
+                  <pic:nvPicPr>
+                    <pic:cNvPr id="0" name="" descr=""/>
+                    <pic:cNvPicPr>
+                      <a:picLocks noChangeAspect="1" noChangeArrowheads="1"/>
+                    </pic:cNvPicPr>
+                  </pic:nvPicPr>
+                  <pic:blipFill>
+                    <a:blip r:embed="rId11" cstate="none"/>
+                    <a:srcRect/>
+                    <a:stretch>
+                      <a:fillRect/>
+                    </a:stretch>
+                  </pic:blipFill>
+                  <pic:spPr bwMode="auto">
+                    <a:xfrm>
+                      <a:off x="0" y="0"/>
+                      <a:ext cx="1238250" cy="933450"/>
+                    </a:xfrm>
+                    <a:prstGeom prst="rect">
+                      <a:avLst/>
+                    </a:prstGeom>
+                  </pic:spPr>
+                </pic:pic>
+              </a:graphicData>
+            </a:graphic>
+          </wp:inline>
+        </w:drawing>
+      </w:r>
+    </w:p>
+    <w:p>
+      <w:pPr>
+        <w:keepNext/>
+        <w:spacing w:after="20"/>
       </w:pPr>
       <w:r>
         <w:rPr>
@@ -326,7 +521,7 @@
     </w:p>
     <w:p>
       <w:pPr>
-        <w:spacing w:after="60"/>
+        <w:spacing w:after="160"/>
       </w:pPr>
       <w:r>
         <w:rPr>
@@ -334,21 +529,6 @@
           <w:szCs w:val="21"/>
         </w:rPr>
         <w:t xml:space="preserve">How much space is inside a flat shape.</w:t>
-      </w:r>
-    </w:p>
-    <w:p>
-      <w:pPr>
-        <w:spacing w:after="60"/>
-      </w:pPr>
-      <w:r>
-        <w:rPr>
-          <w:i/>
-          <w:iCs/>
-          <w:color w:val="5F6F80"/>
-          <w:sz w:val="19"/>
-          <w:szCs w:val="19"/>
-        </w:rPr>
-        <w:t xml:space="preserve">A trapezoid with b₁ = 10, b₂ = 6, h = 4 has area = ½(10 + 6) × 4 = 32 sq units</w:t>
       </w:r>
     </w:p>
     <w:p>

--- a/lessons/5-2/downloads/5-2-notes.docx
+++ b/lessons/5-2/downloads/5-2-notes.docx
@@ -1223,7 +1223,7 @@
           <w:sz w:val="24"/>
           <w:szCs w:val="24"/>
         </w:rPr>
-        <w:t xml:space="preserve">Try the Model</w:t>
+        <w:t xml:space="preserve">Solved Example</w:t>
       </w:r>
       <w:r>
         <w:rPr>
@@ -1233,90 +1233,130 @@
           <w:sz w:val="19"/>
           <w:szCs w:val="19"/>
         </w:rPr>
-        <w:t xml:space="preserve">   step through it together</w:t>
-      </w:r>
-    </w:p>
-    <w:p>
-      <w:pPr>
-        <w:spacing w:after="80"/>
-      </w:pPr>
-      <w:r>
-        <w:rPr>
-          <w:sz w:val="21"/>
-          <w:szCs w:val="21"/>
-        </w:rPr>
-        <w:t xml:space="preserve">Plot the vertices of a trapezoid with bases of 8 and 4, and height of 5. Place points at (0, 0), (8, 0), (6, 5), and (2, 5).</w:t>
-      </w:r>
-    </w:p>
-    <w:p>
-      <w:pPr>
+        <w:t xml:space="preserve">   I Do — watch each step</w:t>
+      </w:r>
+    </w:p>
+    <w:p>
+      <w:pPr>
+        <w:keepNext/>
         <w:spacing w:after="40"/>
       </w:pPr>
       <w:r>
-        <w:t xml:space="preserve"/>
-      </w:r>
-    </w:p>
-    <w:tbl>
-      <w:tblPr>
-        <w:tblW w:type="pct" w:w="100%"/>
-        <w:tblBorders>
-          <w:top w:val="single" w:color="C7D2DD" w:sz="6"/>
-          <w:left w:val="single" w:color="C7D2DD" w:sz="6"/>
-          <w:bottom w:val="single" w:color="C7D2DD" w:sz="6"/>
-          <w:right w:val="single" w:color="C7D2DD" w:sz="6"/>
-          <w:insideH w:val="single" w:color="auto" w:sz="4"/>
-          <w:insideV w:val="single" w:color="auto" w:sz="4"/>
-        </w:tblBorders>
-      </w:tblPr>
-      <w:tblGrid>
-        <w:gridCol w:w="100"/>
-      </w:tblGrid>
-      <w:tr>
-        <w:tc>
-          <w:tcPr>
-            <w:shd w:fill="E6F4F3" w:color="auto" w:val="clear"/>
-            <w:tcMar>
-              <w:top w:type="dxa" w:w="60"/>
-              <w:left w:type="dxa" w:w="120"/>
-              <w:bottom w:type="dxa" w:w="60"/>
-              <w:right w:type="dxa" w:w="120"/>
-            </w:tcMar>
-          </w:tcPr>
-          <w:p>
-            <w:pPr>
-              <w:spacing w:after="0" w:line="320"/>
-            </w:pPr>
-            <w:r>
-              <w:t xml:space="preserve"/>
-            </w:r>
-          </w:p>
-          <w:p>
-            <w:pPr>
-              <w:spacing w:after="0" w:line="320"/>
-            </w:pPr>
-            <w:r>
-              <w:t xml:space="preserve"/>
-            </w:r>
-          </w:p>
-          <w:p>
-            <w:pPr>
-              <w:spacing w:after="0" w:line="320"/>
-            </w:pPr>
-            <w:r>
-              <w:t xml:space="preserve"/>
-            </w:r>
-          </w:p>
-          <w:p>
-            <w:pPr>
-              <w:spacing w:after="0" w:line="320"/>
-            </w:pPr>
-            <w:r>
-              <w:t xml:space="preserve"/>
-            </w:r>
-          </w:p>
-        </w:tc>
-      </w:tr>
-    </w:tbl>
+        <w:rPr>
+          <w:b/>
+          <w:bCs/>
+          <w:color w:val="12355B"/>
+          <w:sz w:val="21"/>
+          <w:szCs w:val="21"/>
+        </w:rPr>
+        <w:t xml:space="preserve">Problem:  </w:t>
+      </w:r>
+      <w:r>
+        <w:rPr>
+          <w:sz w:val="21"/>
+          <w:szCs w:val="21"/>
+        </w:rPr>
+        <w:t xml:space="preserve">What is the area of a trapezoid with bases 6 cm and 10 cm, and height 4 cm?</w:t>
+      </w:r>
+    </w:p>
+    <w:p>
+      <w:pPr>
+        <w:spacing w:after="30"/>
+        <w:ind w:left="420"/>
+      </w:pPr>
+      <w:r>
+        <w:rPr>
+          <w:sz w:val="20"/>
+          <w:szCs w:val="20"/>
+        </w:rPr>
+        <w:t xml:space="preserve">A)  32 sq cm</w:t>
+      </w:r>
+    </w:p>
+    <w:p>
+      <w:pPr>
+        <w:spacing w:after="30"/>
+        <w:ind w:left="420"/>
+      </w:pPr>
+      <w:r>
+        <w:rPr>
+          <w:sz w:val="20"/>
+          <w:szCs w:val="20"/>
+        </w:rPr>
+        <w:t xml:space="preserve">B)  64 sq cm</w:t>
+      </w:r>
+    </w:p>
+    <w:p>
+      <w:pPr>
+        <w:spacing w:after="30"/>
+        <w:ind w:left="420"/>
+      </w:pPr>
+      <w:r>
+        <w:rPr>
+          <w:sz w:val="20"/>
+          <w:szCs w:val="20"/>
+        </w:rPr>
+        <w:t xml:space="preserve">C)  24 sq cm</w:t>
+      </w:r>
+    </w:p>
+    <w:p>
+      <w:pPr>
+        <w:spacing w:after="30"/>
+        <w:ind w:left="420"/>
+      </w:pPr>
+      <w:r>
+        <w:rPr>
+          <w:sz w:val="20"/>
+          <w:szCs w:val="20"/>
+        </w:rPr>
+        <w:t xml:space="preserve">D)  40 sq cm</w:t>
+      </w:r>
+    </w:p>
+    <w:p>
+      <w:pPr>
+        <w:spacing w:after="20" w:before="50"/>
+      </w:pPr>
+      <w:r>
+        <w:rPr>
+          <w:b/>
+          <w:bCs/>
+          <w:color w:val="1FA6A2"/>
+          <w:sz w:val="21"/>
+          <w:szCs w:val="21"/>
+        </w:rPr>
+        <w:t xml:space="preserve">Step 1:  </w:t>
+      </w:r>
+      <w:r>
+        <w:rPr>
+          <w:sz w:val="21"/>
+          <w:szCs w:val="21"/>
+        </w:rPr>
+        <w:t xml:space="preserve">A = ½ × (b₁ + b₂) × h = ½ × (6 + 10) × 4 = ½ × 16 × 4 = 32 sq cm.</w:t>
+      </w:r>
+    </w:p>
+    <w:p>
+      <w:pPr>
+        <w:spacing w:after="40" w:before="60"/>
+      </w:pPr>
+      <w:r>
+        <w:rPr>
+          <w:b/>
+          <w:bCs/>
+          <w:color w:val="12355B"/>
+          <w:sz w:val="21"/>
+          <w:szCs w:val="21"/>
+        </w:rPr>
+        <w:t xml:space="preserve">Answer:  </w:t>
+      </w:r>
+      <w:r>
+        <w:rPr>
+          <w:b/>
+          <w:bCs/>
+          <w:sz w:val="21"/>
+          <w:szCs w:val="21"/>
+        </w:rPr>
+        <w:t xml:space="preserve">A. 32 sq cm</w:t>
+      </w:r>
+    </w:p>
     <w:p>
       <w:pPr>
         <w:pStyle w:val="Heading1"/>
@@ -1361,6 +1401,170 @@
           <w:szCs w:val="19"/>
         </w:rPr>
         <w:t xml:space="preserve">   We Do — work with your class</w:t>
+      </w:r>
+    </w:p>
+    <w:p>
+      <w:pPr>
+        <w:keepNext/>
+        <w:spacing w:after="40" w:before="40"/>
+      </w:pPr>
+      <w:r>
+        <w:rPr>
+          <w:b/>
+          <w:bCs/>
+          <w:color w:val="12355B"/>
+          <w:sz w:val="21"/>
+          <w:szCs w:val="21"/>
+        </w:rPr>
+        <w:t xml:space="preserve">Problem:  </w:t>
+      </w:r>
+      <w:r>
+        <w:rPr>
+          <w:sz w:val="21"/>
+          <w:szCs w:val="21"/>
+        </w:rPr>
+        <w:t xml:space="preserve">A trapezoid has an area of 45 sq ft, bases of 7 ft and 11 ft. What is the height?</w:t>
+      </w:r>
+    </w:p>
+    <w:p>
+      <w:pPr>
+        <w:spacing w:after="30"/>
+        <w:ind w:left="420"/>
+      </w:pPr>
+      <w:r>
+        <w:rPr>
+          <w:sz w:val="20"/>
+          <w:szCs w:val="20"/>
+        </w:rPr>
+        <w:t xml:space="preserve">A)  5 ft</w:t>
+      </w:r>
+    </w:p>
+    <w:p>
+      <w:pPr>
+        <w:spacing w:after="30"/>
+        <w:ind w:left="420"/>
+      </w:pPr>
+      <w:r>
+        <w:rPr>
+          <w:sz w:val="20"/>
+          <w:szCs w:val="20"/>
+        </w:rPr>
+        <w:t xml:space="preserve">B)  9 ft</w:t>
+      </w:r>
+    </w:p>
+    <w:p>
+      <w:pPr>
+        <w:spacing w:after="30"/>
+        <w:ind w:left="420"/>
+      </w:pPr>
+      <w:r>
+        <w:rPr>
+          <w:sz w:val="20"/>
+          <w:szCs w:val="20"/>
+        </w:rPr>
+        <w:t xml:space="preserve">C)  3 ft</w:t>
+      </w:r>
+    </w:p>
+    <w:p>
+      <w:pPr>
+        <w:spacing w:after="30"/>
+        <w:ind w:left="420"/>
+      </w:pPr>
+      <w:r>
+        <w:rPr>
+          <w:sz w:val="20"/>
+          <w:szCs w:val="20"/>
+        </w:rPr>
+        <w:t xml:space="preserve">D)  10 ft</w:t>
+      </w:r>
+    </w:p>
+    <w:p>
+      <w:pPr>
+        <w:keepNext/>
+        <w:spacing w:after="0" w:before="50"/>
+      </w:pPr>
+      <w:r>
+        <w:rPr>
+          <w:b/>
+          <w:bCs/>
+          <w:color w:val="6B4FA0"/>
+          <w:sz w:val="21"/>
+          <w:szCs w:val="21"/>
+        </w:rPr>
+        <w:t xml:space="preserve">Step 1:</w:t>
+      </w:r>
+    </w:p>
+    <w:p>
+      <w:pPr>
+        <w:pBdr>
+          <w:bottom w:val="single" w:color="AFBECC" w:sz="6"/>
+        </w:pBdr>
+        <w:spacing w:after="30" w:before="150"/>
+      </w:pPr>
+      <w:r>
+        <w:t xml:space="preserve"/>
+      </w:r>
+    </w:p>
+    <w:p>
+      <w:pPr>
+        <w:keepNext/>
+        <w:spacing w:after="0" w:before="50"/>
+      </w:pPr>
+      <w:r>
+        <w:rPr>
+          <w:b/>
+          <w:bCs/>
+          <w:color w:val="6B4FA0"/>
+          <w:sz w:val="21"/>
+          <w:szCs w:val="21"/>
+        </w:rPr>
+        <w:t xml:space="preserve">Step 2:</w:t>
+      </w:r>
+    </w:p>
+    <w:p>
+      <w:pPr>
+        <w:pBdr>
+          <w:bottom w:val="single" w:color="AFBECC" w:sz="6"/>
+        </w:pBdr>
+        <w:spacing w:after="30" w:before="150"/>
+      </w:pPr>
+      <w:r>
+        <w:t xml:space="preserve"/>
+      </w:r>
+    </w:p>
+    <w:p>
+      <w:pPr>
+        <w:keepNext/>
+        <w:spacing w:after="0" w:before="60"/>
+      </w:pPr>
+      <w:r>
+        <w:rPr>
+          <w:b/>
+          <w:bCs/>
+          <w:color w:val="12355B"/>
+          <w:sz w:val="21"/>
+          <w:szCs w:val="21"/>
+        </w:rPr>
+        <w:t xml:space="preserve">Answer:</w:t>
+      </w:r>
+    </w:p>
+    <w:p>
+      <w:pPr>
+        <w:pBdr>
+          <w:bottom w:val="single" w:color="AFBECC" w:sz="6"/>
+        </w:pBdr>
+        <w:spacing w:after="30" w:before="150"/>
+      </w:pPr>
+      <w:r>
+        <w:t xml:space="preserve"/>
+      </w:r>
+    </w:p>
+    <w:p>
+      <w:pPr>
+        <w:spacing w:after="80"/>
+      </w:pPr>
+      <w:r>
+        <w:t xml:space="preserve"/>
       </w:r>
     </w:p>
     <w:tbl>
@@ -1880,7 +2084,7 @@
           <w:sz w:val="21"/>
           <w:szCs w:val="21"/>
         </w:rPr>
-        <w:t xml:space="preserve">What is the area of a trapezoid with bases 6 cm and 10 cm, and height 4 cm?</w:t>
+        <w:t xml:space="preserve">What is the first step when finding the area of a trapezoid?</w:t>
       </w:r>
     </w:p>
     <w:p>
@@ -1893,7 +2097,7 @@
           <w:sz w:val="20"/>
           <w:szCs w:val="20"/>
         </w:rPr>
-        <w:t xml:space="preserve">A)  32 sq cm</w:t>
+        <w:t xml:space="preserve">A)  Add the two bases together</w:t>
       </w:r>
     </w:p>
     <w:p>
@@ -1906,7 +2110,7 @@
           <w:sz w:val="20"/>
           <w:szCs w:val="20"/>
         </w:rPr>
-        <w:t xml:space="preserve">B)  64 sq cm</w:t>
+        <w:t xml:space="preserve">B)  Multiply the two bases</w:t>
       </w:r>
     </w:p>
     <w:p>
@@ -1919,7 +2123,7 @@
           <w:sz w:val="20"/>
           <w:szCs w:val="20"/>
         </w:rPr>
-        <w:t xml:space="preserve">C)  24 sq cm</w:t>
+        <w:t xml:space="preserve">C)  Subtract the shorter base from the longer base</w:t>
       </w:r>
     </w:p>
     <w:p>
@@ -1932,7 +2136,7 @@
           <w:sz w:val="20"/>
           <w:szCs w:val="20"/>
         </w:rPr>
-        <w:t xml:space="preserve">D)  40 sq cm</w:t>
+        <w:t xml:space="preserve">D)  Divide the height by 2</w:t>
       </w:r>
     </w:p>
     <w:p>
@@ -2010,7 +2214,7 @@
           <w:sz w:val="21"/>
           <w:szCs w:val="21"/>
         </w:rPr>
-        <w:t xml:space="preserve">A trapezoid has an area of 45 sq ft, bases of 7 ft and 11 ft. What is the height?</w:t>
+        <w:t xml:space="preserve">A trapezoid has bases of 5 in and 9 in, and a height of 6 in. What is its area?</w:t>
       </w:r>
     </w:p>
     <w:p>
@@ -2023,7 +2227,7 @@
           <w:sz w:val="20"/>
           <w:szCs w:val="20"/>
         </w:rPr>
-        <w:t xml:space="preserve">A)  5 ft</w:t>
+        <w:t xml:space="preserve">A)  42 sq in</w:t>
       </w:r>
     </w:p>
     <w:p>
@@ -2036,7 +2240,7 @@
           <w:sz w:val="20"/>
           <w:szCs w:val="20"/>
         </w:rPr>
-        <w:t xml:space="preserve">B)  9 ft</w:t>
+        <w:t xml:space="preserve">B)  84 sq in</w:t>
       </w:r>
     </w:p>
     <w:p>
@@ -2049,7 +2253,7 @@
           <w:sz w:val="20"/>
           <w:szCs w:val="20"/>
         </w:rPr>
-        <w:t xml:space="preserve">C)  3 ft</w:t>
+        <w:t xml:space="preserve">C)  27 sq in</w:t>
       </w:r>
     </w:p>
     <w:p>
@@ -2062,7 +2266,7 @@
           <w:sz w:val="20"/>
           <w:szCs w:val="20"/>
         </w:rPr>
-        <w:t xml:space="preserve">D)  10 ft</w:t>
+        <w:t xml:space="preserve">D)  30 sq in</w:t>
       </w:r>
     </w:p>
     <w:p>
@@ -2140,7 +2344,7 @@
           <w:sz w:val="21"/>
           <w:szCs w:val="21"/>
         </w:rPr>
-        <w:t xml:space="preserve">What is the first step when finding the area of a trapezoid?</w:t>
+        <w:t xml:space="preserve">A trapezoid has parallel sides 6 cm and 10 cm and height 4 cm. What is its area?</w:t>
       </w:r>
     </w:p>
     <w:p>
@@ -2153,7 +2357,7 @@
           <w:sz w:val="20"/>
           <w:szCs w:val="20"/>
         </w:rPr>
-        <w:t xml:space="preserve">A)  Add the two bases together</w:t>
+        <w:t xml:space="preserve">A)  32 cm²</w:t>
       </w:r>
     </w:p>
     <w:p>
@@ -2166,7 +2370,7 @@
           <w:sz w:val="20"/>
           <w:szCs w:val="20"/>
         </w:rPr>
-        <w:t xml:space="preserve">B)  Multiply the two bases</w:t>
+        <w:t xml:space="preserve">B)  40 cm²</w:t>
       </w:r>
     </w:p>
     <w:p>
@@ -2179,7 +2383,7 @@
           <w:sz w:val="20"/>
           <w:szCs w:val="20"/>
         </w:rPr>
-        <w:t xml:space="preserve">C)  Subtract the shorter base from the longer base</w:t>
+        <w:t xml:space="preserve">C)  64 cm²</w:t>
       </w:r>
     </w:p>
     <w:p>
@@ -2192,7 +2396,7 @@
           <w:sz w:val="20"/>
           <w:szCs w:val="20"/>
         </w:rPr>
-        <w:t xml:space="preserve">D)  Divide the height by 2</w:t>
+        <w:t xml:space="preserve">D)  16 cm²</w:t>
       </w:r>
     </w:p>
     <w:p>
@@ -2270,7 +2474,7 @@
           <w:sz w:val="21"/>
           <w:szCs w:val="21"/>
         </w:rPr>
-        <w:t xml:space="preserve">A trapezoid has bases of 5 in and 9 in, and a height of 6 in. What is its area?</w:t>
+        <w:t xml:space="preserve">A trapezoid has bases 8 m and 12 m and height 5 m. What is its area?</w:t>
       </w:r>
     </w:p>
     <w:p>
@@ -2283,7 +2487,7 @@
           <w:sz w:val="20"/>
           <w:szCs w:val="20"/>
         </w:rPr>
-        <w:t xml:space="preserve">A)  42 sq in</w:t>
+        <w:t xml:space="preserve">A)  50 m²</w:t>
       </w:r>
     </w:p>
     <w:p>
@@ -2296,7 +2500,7 @@
           <w:sz w:val="20"/>
           <w:szCs w:val="20"/>
         </w:rPr>
-        <w:t xml:space="preserve">B)  84 sq in</w:t>
+        <w:t xml:space="preserve">B)  100 m²</w:t>
       </w:r>
     </w:p>
     <w:p>
@@ -2309,7 +2513,7 @@
           <w:sz w:val="20"/>
           <w:szCs w:val="20"/>
         </w:rPr>
-        <w:t xml:space="preserve">C)  27 sq in</w:t>
+        <w:t xml:space="preserve">C)  40 m²</w:t>
       </w:r>
     </w:p>
     <w:p>
@@ -2322,7 +2526,7 @@
           <w:sz w:val="20"/>
           <w:szCs w:val="20"/>
         </w:rPr>
-        <w:t xml:space="preserve">D)  30 sq in</w:t>
+        <w:t xml:space="preserve">D)  60 m²</w:t>
       </w:r>
     </w:p>
     <w:p>
@@ -3035,6 +3239,64 @@
           <w:sz w:val="24"/>
           <w:szCs w:val="24"/>
         </w:rPr>
+        <w:t xml:space="preserve">Worked Notes (I Do / We Do)</w:t>
+      </w:r>
+    </w:p>
+    <w:p>
+      <w:pPr>
+        <w:spacing w:after="80"/>
+      </w:pPr>
+      <w:r>
+        <w:rPr>
+          <w:b/>
+          <w:bCs/>
+          <w:sz w:val="21"/>
+          <w:szCs w:val="21"/>
+        </w:rPr>
+        <w:t xml:space="preserve">I Do:  </w:t>
+      </w:r>
+      <w:r>
+        <w:rPr>
+          <w:sz w:val="21"/>
+          <w:szCs w:val="21"/>
+        </w:rPr>
+        <w:t xml:space="preserve">A. 32 sq cm</w:t>
+      </w:r>
+    </w:p>
+    <w:p>
+      <w:pPr>
+        <w:spacing w:after="80"/>
+      </w:pPr>
+      <w:r>
+        <w:rPr>
+          <w:b/>
+          <w:bCs/>
+          <w:sz w:val="21"/>
+          <w:szCs w:val="21"/>
+        </w:rPr>
+        <w:t xml:space="preserve">We Do:  </w:t>
+      </w:r>
+      <w:r>
+        <w:rPr>
+          <w:sz w:val="21"/>
+          <w:szCs w:val="21"/>
+        </w:rPr>
+        <w:t xml:space="preserve">A. 5 ft</w:t>
+      </w:r>
+    </w:p>
+    <w:p>
+      <w:pPr>
+        <w:pStyle w:val="Heading2"/>
+        <w:spacing w:after="80" w:before="180"/>
+      </w:pPr>
+      <w:r>
+        <w:rPr>
+          <w:b/>
+          <w:bCs/>
+          <w:color w:val="12355B"/>
+          <w:sz w:val="24"/>
+          <w:szCs w:val="24"/>
+        </w:rPr>
         <w:t xml:space="preserve">Independent Practice</w:t>
       </w:r>
     </w:p>
@@ -3056,7 +3318,7 @@
           <w:sz w:val="21"/>
           <w:szCs w:val="21"/>
         </w:rPr>
-        <w:t xml:space="preserve">A)  32 sq cm</w:t>
+        <w:t xml:space="preserve">A)  Add the two bases together</w:t>
       </w:r>
       <w:r>
         <w:rPr>
@@ -3066,7 +3328,7 @@
           <w:sz w:val="19"/>
           <w:szCs w:val="19"/>
         </w:rPr>
-        <w:t xml:space="preserve">  — A = ½ × (b₁ + b₂) × h = ½ × (6 + 10) × 4 = ½ × 16 × 4 = 32 sq cm.</w:t>
+        <w:t xml:space="preserve">  — The formula is A = ½ × (b₁ + b₂) × h. The first step is to add the two parallel bases.</w:t>
       </w:r>
     </w:p>
     <w:p>
@@ -3087,7 +3349,7 @@
           <w:sz w:val="21"/>
           <w:szCs w:val="21"/>
         </w:rPr>
-        <w:t xml:space="preserve">A)  5 ft</w:t>
+        <w:t xml:space="preserve">A)  42 sq in</w:t>
       </w:r>
       <w:r>
         <w:rPr>
@@ -3097,7 +3359,7 @@
           <w:sz w:val="19"/>
           <w:szCs w:val="19"/>
         </w:rPr>
-        <w:t xml:space="preserve">  — A = ½ × (b₁ + b₂) × h → 45 = ½ × 18 × h → 45 = 9h → h = 5 ft.</w:t>
+        <w:t xml:space="preserve">  — A = ½ × (5 + 9) × 6 = ½ × 14 × 6 = ½ × 84 = 42 sq in.</w:t>
       </w:r>
     </w:p>
     <w:p>
@@ -3118,7 +3380,7 @@
           <w:sz w:val="21"/>
           <w:szCs w:val="21"/>
         </w:rPr>
-        <w:t xml:space="preserve">A)  Add the two bases together</w:t>
+        <w:t xml:space="preserve">A)  32 cm²</w:t>
       </w:r>
       <w:r>
         <w:rPr>
@@ -3128,7 +3390,7 @@
           <w:sz w:val="19"/>
           <w:szCs w:val="19"/>
         </w:rPr>
-        <w:t xml:space="preserve">  — The formula is A = ½ × (b₁ + b₂) × h. The first step is to add the two parallel bases.</w:t>
+        <w:t xml:space="preserve">  — Area = ½(b1 + b2)h = ½(6 + 10)(4) = ½ × 16 × 4 = 32 cm².</w:t>
       </w:r>
     </w:p>
     <w:p>
@@ -3149,7 +3411,7 @@
           <w:sz w:val="21"/>
           <w:szCs w:val="21"/>
         </w:rPr>
-        <w:t xml:space="preserve">A)  42 sq in</w:t>
+        <w:t xml:space="preserve">A)  50 m²</w:t>
       </w:r>
       <w:r>
         <w:rPr>
@@ -3159,7 +3421,7 @@
           <w:sz w:val="19"/>
           <w:szCs w:val="19"/>
         </w:rPr>
-        <w:t xml:space="preserve">  — A = ½ × (5 + 9) × 6 = ½ × 14 × 6 = ½ × 84 = 42 sq in.</w:t>
+        <w:t xml:space="preserve">  — ½(8 + 12)(5) = ½ × 20 × 5 = 50 m².</w:t>
       </w:r>
     </w:p>
     <w:p>

--- a/lessons/5-2/downloads/5-2-notes.docx
+++ b/lessons/5-2/downloads/5-2-notes.docx
@@ -1023,6 +1023,216 @@
     <w:p>
       <w:pPr>
         <w:pStyle w:val="Heading1"/>
+        <w:pBdr>
+          <w:bottom w:val="single" w:color="1FA6A2" w:sz="14" w:space="6"/>
+        </w:pBdr>
+        <w:spacing w:after="140" w:before="260"/>
+      </w:pPr>
+      <w:r>
+        <w:rPr>
+          <w:b/>
+          <w:bCs/>
+          <w:color w:val="12355B"/>
+          <w:sz w:val="30"/>
+          <w:szCs w:val="30"/>
+        </w:rPr>
+        <w:t xml:space="preserve">Guided Notes</w:t>
+      </w:r>
+    </w:p>
+    <w:p>
+      <w:pPr>
+        <w:spacing w:after="100"/>
+      </w:pPr>
+      <w:r>
+        <w:rPr>
+          <w:i/>
+          <w:iCs/>
+          <w:color w:val="5F6F80"/>
+          <w:sz w:val="19"/>
+          <w:szCs w:val="19"/>
+        </w:rPr>
+        <w:t xml:space="preserve">Fill in each blank as we go. Use the Word Bank to help you.</w:t>
+      </w:r>
+    </w:p>
+    <w:tbl>
+      <w:tblPr>
+        <w:tblW w:type="pct" w:w="100%"/>
+        <w:tblBorders>
+          <w:top w:val="single" w:color="BBD0DE" w:sz="8"/>
+          <w:left w:val="single" w:color="BBD0DE" w:sz="8"/>
+          <w:bottom w:val="single" w:color="BBD0DE" w:sz="8"/>
+          <w:right w:val="single" w:color="BBD0DE" w:sz="8"/>
+          <w:insideH w:val="single" w:color="auto" w:sz="4"/>
+          <w:insideV w:val="single" w:color="auto" w:sz="4"/>
+        </w:tblBorders>
+      </w:tblPr>
+      <w:tblGrid>
+        <w:gridCol w:w="100"/>
+      </w:tblGrid>
+      <w:tr>
+        <w:tc>
+          <w:tcPr>
+            <w:shd w:fill="EEF4F8" w:color="auto" w:val="clear"/>
+            <w:tcMar>
+              <w:top w:type="dxa" w:w="120"/>
+              <w:left w:type="dxa" w:w="180"/>
+              <w:bottom w:type="dxa" w:w="120"/>
+              <w:right w:type="dxa" w:w="180"/>
+            </w:tcMar>
+          </w:tcPr>
+          <w:p>
+            <w:pPr>
+              <w:spacing w:after="40"/>
+            </w:pPr>
+            <w:r>
+              <w:rPr>
+                <w:b/>
+                <w:bCs/>
+                <w:color w:val="1FA6A2"/>
+                <w:sz w:val="18"/>
+                <w:szCs w:val="18"/>
+              </w:rPr>
+              <w:t xml:space="preserve">WORD BANK</w:t>
+            </w:r>
+          </w:p>
+          <w:p>
+            <w:pPr>
+              <w:spacing w:after="80"/>
+            </w:pPr>
+            <w:r>
+              <w:rPr>
+                <w:b/>
+                <w:bCs/>
+                <w:sz w:val="21"/>
+                <w:szCs w:val="21"/>
+              </w:rPr>
+              <w:t xml:space="preserve">Trapezoid      •      Base 1 (b1)      •      Base 2 (b2)      •      Height      •      Area</w:t>
+            </w:r>
+          </w:p>
+        </w:tc>
+      </w:tr>
+    </w:tbl>
+    <w:p>
+      <w:pPr>
+        <w:spacing w:after="80"/>
+      </w:pPr>
+      <w:r>
+        <w:t xml:space="preserve"/>
+      </w:r>
+    </w:p>
+    <w:p>
+      <w:pPr>
+        <w:spacing w:after="120" w:before="80"/>
+      </w:pPr>
+      <w:r>
+        <w:rPr>
+          <w:b/>
+          <w:bCs/>
+          <w:color w:val="12355B"/>
+          <w:sz w:val="22"/>
+          <w:szCs w:val="22"/>
+        </w:rPr>
+        <w:t xml:space="preserve">1.  </w:t>
+      </w:r>
+      <w:r>
+        <w:rPr>
+          <w:sz w:val="22"/>
+          <w:szCs w:val="22"/>
+        </w:rPr>
+        <w:t xml:space="preserve">A quadrilateral with exactly one pair of parallel sides is a ___.</w:t>
+      </w:r>
+    </w:p>
+    <w:p>
+      <w:pPr>
+        <w:spacing w:after="120" w:before="80"/>
+      </w:pPr>
+      <w:r>
+        <w:rPr>
+          <w:b/>
+          <w:bCs/>
+          <w:color w:val="12355B"/>
+          <w:sz w:val="22"/>
+          <w:szCs w:val="22"/>
+        </w:rPr>
+        <w:t xml:space="preserve">2.  </w:t>
+      </w:r>
+      <w:r>
+        <w:rPr>
+          <w:sz w:val="22"/>
+          <w:szCs w:val="22"/>
+        </w:rPr>
+        <w:t xml:space="preserve">One of the two parallel sides of a trapezoid is ___.</w:t>
+      </w:r>
+    </w:p>
+    <w:p>
+      <w:pPr>
+        <w:spacing w:after="120" w:before="80"/>
+      </w:pPr>
+      <w:r>
+        <w:rPr>
+          <w:b/>
+          <w:bCs/>
+          <w:color w:val="12355B"/>
+          <w:sz w:val="22"/>
+          <w:szCs w:val="22"/>
+        </w:rPr>
+        <w:t xml:space="preserve">3.  </w:t>
+      </w:r>
+      <w:r>
+        <w:rPr>
+          <w:sz w:val="22"/>
+          <w:szCs w:val="22"/>
+        </w:rPr>
+        <w:t xml:space="preserve">The other parallel side of a trapezoid is ___.</w:t>
+      </w:r>
+    </w:p>
+    <w:p>
+      <w:pPr>
+        <w:spacing w:after="120" w:before="80"/>
+      </w:pPr>
+      <w:r>
+        <w:rPr>
+          <w:b/>
+          <w:bCs/>
+          <w:color w:val="12355B"/>
+          <w:sz w:val="22"/>
+          <w:szCs w:val="22"/>
+        </w:rPr>
+        <w:t xml:space="preserve">4.  </w:t>
+      </w:r>
+      <w:r>
+        <w:rPr>
+          <w:sz w:val="22"/>
+          <w:szCs w:val="22"/>
+        </w:rPr>
+        <w:t xml:space="preserve">The perpendicular distance between the two parallel bases is the ___.</w:t>
+      </w:r>
+    </w:p>
+    <w:p>
+      <w:pPr>
+        <w:spacing w:after="120" w:before="80"/>
+      </w:pPr>
+      <w:r>
+        <w:rPr>
+          <w:b/>
+          <w:bCs/>
+          <w:color w:val="12355B"/>
+          <w:sz w:val="22"/>
+          <w:szCs w:val="22"/>
+        </w:rPr>
+        <w:t xml:space="preserve">5.  </w:t>
+      </w:r>
+      <w:r>
+        <w:rPr>
+          <w:sz w:val="22"/>
+          <w:szCs w:val="22"/>
+        </w:rPr>
+        <w:t xml:space="preserve">The amount of flat space inside the trapezoid is its ___.</w:t>
+      </w:r>
+    </w:p>
+    <w:p>
+      <w:pPr>
+        <w:pStyle w:val="Heading1"/>
         <w:pageBreakBefore/>
         <w:pBdr>
           <w:bottom w:val="single" w:color="1FA6A2" w:sz="14" w:space="6"/>
@@ -2003,6 +2213,87 @@
     </w:p>
     <w:p>
       <w:pPr>
+        <w:spacing w:after="40" w:before="80"/>
+      </w:pPr>
+      <w:r>
+        <w:rPr>
+          <w:b/>
+          <w:bCs/>
+          <w:color w:val="12355B"/>
+          <w:sz w:val="21"/>
+          <w:szCs w:val="21"/>
+        </w:rPr>
+        <w:t xml:space="preserve">4. </w:t>
+      </w:r>
+      <w:r>
+        <w:rPr>
+          <w:b/>
+          <w:bCs/>
+          <w:color w:val="6B4FA0"/>
+          <w:sz w:val="19"/>
+          <w:szCs w:val="19"/>
+        </w:rPr>
+        <w:t xml:space="preserve">[Practice] </w:t>
+      </w:r>
+      <w:r>
+        <w:rPr>
+          <w:b/>
+          <w:bCs/>
+          <w:sz w:val="21"/>
+          <w:szCs w:val="21"/>
+        </w:rPr>
+        <w:t xml:space="preserve">During practice on Area of Trapezoids, what strategy did you use when a problem felt tricky?</w:t>
+      </w:r>
+    </w:p>
+    <w:p>
+      <w:pPr>
+        <w:spacing w:after="60"/>
+      </w:pPr>
+      <w:r>
+        <w:rPr>
+          <w:color w:val="1A2733"/>
+          <w:sz w:val="21"/>
+          <w:szCs w:val="21"/>
+        </w:rPr>
+        <w:t xml:space="preserve">Start with:  When I flip and join the trapezoid, I make a ___.</w:t>
+      </w:r>
+      <w:r>
+        <w:rPr>
+          <w:i/>
+          <w:iCs/>
+          <w:color w:val="5F6F80"/>
+          <w:sz w:val="19"/>
+          <w:szCs w:val="19"/>
+        </w:rPr>
+        <w:br/>
+        <w:t xml:space="preserve">Cuando volteo y uno el trapecio, formo un ___.</w:t>
+      </w:r>
+    </w:p>
+    <w:p>
+      <w:pPr>
+        <w:spacing w:after="80"/>
+      </w:pPr>
+      <w:r>
+        <w:rPr>
+          <w:b/>
+          <w:bCs/>
+          <w:color w:val="12355B"/>
+          <w:sz w:val="19"/>
+          <w:szCs w:val="19"/>
+        </w:rPr>
+        <w:t xml:space="preserve">Word bank:  </w:t>
+      </w:r>
+      <w:r>
+        <w:rPr>
+          <w:color w:val="1FA6A2"/>
+          <w:sz w:val="19"/>
+          <w:szCs w:val="19"/>
+        </w:rPr>
+        <w:t xml:space="preserve">Trapezoid,  Base 1 (b1),  Base 2 (b2),  Height</w:t>
+      </w:r>
+    </w:p>
+    <w:p>
+      <w:pPr>
         <w:pStyle w:val="Heading1"/>
         <w:pageBreakBefore/>
         <w:pBdr>
@@ -2344,7 +2635,7 @@
           <w:sz w:val="21"/>
           <w:szCs w:val="21"/>
         </w:rPr>
-        <w:t xml:space="preserve">A trapezoid has parallel sides 6 cm and 10 cm and height 4 cm. What is its area?</w:t>
+        <w:t xml:space="preserve">Blueprint 1: A trapezoidal lobby window has bases of 6 ft and 10 ft and a height of 4 ft. What is its area for the glass order?</w:t>
       </w:r>
     </w:p>
     <w:p>
@@ -2357,7 +2648,7 @@
           <w:sz w:val="20"/>
           <w:szCs w:val="20"/>
         </w:rPr>
-        <w:t xml:space="preserve">A)  32 cm²</w:t>
+        <w:t xml:space="preserve">A)  32 sq ft</w:t>
       </w:r>
     </w:p>
     <w:p>
@@ -2370,7 +2661,7 @@
           <w:sz w:val="20"/>
           <w:szCs w:val="20"/>
         </w:rPr>
-        <w:t xml:space="preserve">B)  40 cm²</w:t>
+        <w:t xml:space="preserve">B)  40 sq ft</w:t>
       </w:r>
     </w:p>
     <w:p>
@@ -2383,7 +2674,7 @@
           <w:sz w:val="20"/>
           <w:szCs w:val="20"/>
         </w:rPr>
-        <w:t xml:space="preserve">C)  64 cm²</w:t>
+        <w:t xml:space="preserve">C)  16 sq ft</w:t>
       </w:r>
     </w:p>
     <w:p>
@@ -2396,7 +2687,7 @@
           <w:sz w:val="20"/>
           <w:szCs w:val="20"/>
         </w:rPr>
-        <w:t xml:space="preserve">D)  16 cm²</w:t>
+        <w:t xml:space="preserve">D)  60 sq ft</w:t>
       </w:r>
     </w:p>
     <w:p>
@@ -2474,7 +2765,7 @@
           <w:sz w:val="21"/>
           <w:szCs w:val="21"/>
         </w:rPr>
-        <w:t xml:space="preserve">A trapezoid has bases 8 m and 12 m and height 5 m. What is its area?</w:t>
+        <w:t xml:space="preserve">Blueprint 2: A trapezoidal skylight has bases of 9 ft and 7 ft and a height of 6 ft. What is its area?</w:t>
       </w:r>
     </w:p>
     <w:p>
@@ -2487,7 +2778,7 @@
           <w:sz w:val="20"/>
           <w:szCs w:val="20"/>
         </w:rPr>
-        <w:t xml:space="preserve">A)  50 m²</w:t>
+        <w:t xml:space="preserve">A)  48 sq ft</w:t>
       </w:r>
     </w:p>
     <w:p>
@@ -2500,7 +2791,7 @@
           <w:sz w:val="20"/>
           <w:szCs w:val="20"/>
         </w:rPr>
-        <w:t xml:space="preserve">B)  100 m²</w:t>
+        <w:t xml:space="preserve">B)  96 sq ft</w:t>
       </w:r>
     </w:p>
     <w:p>
@@ -2513,7 +2804,7 @@
           <w:sz w:val="20"/>
           <w:szCs w:val="20"/>
         </w:rPr>
-        <w:t xml:space="preserve">C)  40 m²</w:t>
+        <w:t xml:space="preserve">C)  63 sq ft</w:t>
       </w:r>
     </w:p>
     <w:p>
@@ -2526,7 +2817,7 @@
           <w:sz w:val="20"/>
           <w:szCs w:val="20"/>
         </w:rPr>
-        <w:t xml:space="preserve">D)  60 m²</w:t>
+        <w:t xml:space="preserve">D)  44 sq ft</w:t>
       </w:r>
     </w:p>
     <w:p>
@@ -2599,33 +2890,7 @@
           <w:sz w:val="30"/>
           <w:szCs w:val="30"/>
         </w:rPr>
-        <w:t xml:space="preserve">Write About the Math</w:t>
-      </w:r>
-    </w:p>
-    <w:p>
-      <w:pPr>
-        <w:pStyle w:val="Heading2"/>
-        <w:spacing w:after="80" w:before="180"/>
-      </w:pPr>
-      <w:r>
-        <w:rPr>
-          <w:b/>
-          <w:bCs/>
-          <w:color w:val="12355B"/>
-          <w:sz w:val="24"/>
-          <w:szCs w:val="24"/>
-        </w:rPr>
-        <w:t xml:space="preserve">Build Strong Sentences</w:t>
-      </w:r>
-      <w:r>
-        <w:rPr>
-          <w:i/>
-          <w:iCs/>
-          <w:color w:val="B97A12"/>
-          <w:sz w:val="19"/>
-          <w:szCs w:val="19"/>
-        </w:rPr>
-        <w:t xml:space="preserve">   The Writing Revolution</w:t>
+        <w:t xml:space="preserve">Exit Ticket</w:t>
       </w:r>
     </w:p>
     <w:p>
@@ -2640,435 +2905,86 @@
           <w:sz w:val="19"/>
           <w:szCs w:val="19"/>
         </w:rPr>
-        <w:t xml:space="preserve">I can explain my steps using the words trapezoid, base, height, and area.</w:t>
-      </w:r>
-    </w:p>
-    <w:p>
-      <w:pPr>
-        <w:pStyle w:val="Heading2"/>
-        <w:spacing w:after="80" w:before="180"/>
-      </w:pPr>
-      <w:r>
-        <w:rPr>
-          <w:b/>
-          <w:bCs/>
-          <w:color w:val="12355B"/>
-          <w:sz w:val="24"/>
-          <w:szCs w:val="24"/>
-        </w:rPr>
-        <w:t xml:space="preserve">1. Kernel Sentence</w:t>
-      </w:r>
-      <w:r>
-        <w:rPr>
-          <w:i/>
-          <w:iCs/>
-          <w:color w:val="1FA6A2"/>
-          <w:sz w:val="19"/>
-          <w:szCs w:val="19"/>
-        </w:rPr>
-        <w:t xml:space="preserve">   subject + verb</w:t>
-      </w:r>
-    </w:p>
-    <w:tbl>
-      <w:tblPr>
-        <w:tblW w:type="pct" w:w="100%"/>
-        <w:tblBorders>
-          <w:top w:val="single" w:color="B97A12" w:sz="8"/>
-          <w:left w:val="single" w:color="B97A12" w:sz="8"/>
-          <w:bottom w:val="single" w:color="B97A12" w:sz="8"/>
-          <w:right w:val="single" w:color="B97A12" w:sz="8"/>
-          <w:insideH w:val="single" w:color="auto" w:sz="4"/>
-          <w:insideV w:val="single" w:color="auto" w:sz="4"/>
-        </w:tblBorders>
-      </w:tblPr>
-      <w:tblGrid>
-        <w:gridCol w:w="100"/>
-      </w:tblGrid>
-      <w:tr>
-        <w:tc>
-          <w:tcPr>
-            <w:shd w:fill="FBF3E2" w:color="auto" w:val="clear"/>
-            <w:tcMar>
-              <w:top w:type="dxa" w:w="120"/>
-              <w:left w:type="dxa" w:w="180"/>
-              <w:bottom w:type="dxa" w:w="120"/>
-              <w:right w:type="dxa" w:w="180"/>
-            </w:tcMar>
-          </w:tcPr>
-          <w:p>
-            <w:pPr>
-              <w:spacing w:after="0"/>
-            </w:pPr>
-            <w:r>
-              <w:rPr>
-                <w:b/>
-                <w:bCs/>
-                <w:color w:val="1FA6A2"/>
-                <w:sz w:val="20"/>
-                <w:szCs w:val="20"/>
-              </w:rPr>
-              <w:t xml:space="preserve">Model:  </w:t>
-            </w:r>
-            <w:r>
-              <w:rPr>
-                <w:sz w:val="20"/>
-                <w:szCs w:val="20"/>
-              </w:rPr>
-              <w:t xml:space="preserve">Trapezoid is a four-sided shape with just one pair of parallel sides.</w:t>
-            </w:r>
-          </w:p>
-        </w:tc>
-      </w:tr>
-    </w:tbl>
+        <w:t xml:space="preserve">Answer on your own. This shows what you learned today.</w:t>
+      </w:r>
+    </w:p>
+    <w:p>
+      <w:pPr>
+        <w:spacing w:after="80" w:before="80"/>
+      </w:pPr>
+      <w:r>
+        <w:rPr>
+          <w:color w:val="B97A12"/>
+          <w:sz w:val="22"/>
+          <w:szCs w:val="22"/>
+        </w:rPr>
+        <w:t xml:space="preserve">★  </w:t>
+      </w:r>
+      <w:r>
+        <w:rPr>
+          <w:b/>
+          <w:bCs/>
+          <w:sz w:val="22"/>
+          <w:szCs w:val="22"/>
+        </w:rPr>
+        <w:t xml:space="preserve">A trapezoid has bases of 9 inches and 5 inches, and a height of 6 inches. What is its area?</w:t>
+      </w:r>
+    </w:p>
+    <w:p>
+      <w:pPr>
+        <w:spacing w:after="60"/>
+        <w:ind w:left="420"/>
+      </w:pPr>
+      <w:r>
+        <w:rPr>
+          <w:sz w:val="21"/>
+          <w:szCs w:val="21"/>
+        </w:rPr>
+        <w:t xml:space="preserve">A)  42 sq in</w:t>
+      </w:r>
+    </w:p>
+    <w:p>
+      <w:pPr>
+        <w:spacing w:after="60"/>
+        <w:ind w:left="420"/>
+      </w:pPr>
+      <w:r>
+        <w:rPr>
+          <w:sz w:val="21"/>
+          <w:szCs w:val="21"/>
+        </w:rPr>
+        <w:t xml:space="preserve">B)  84 sq in</w:t>
+      </w:r>
+    </w:p>
+    <w:p>
+      <w:pPr>
+        <w:spacing w:after="60"/>
+        <w:ind w:left="420"/>
+      </w:pPr>
+      <w:r>
+        <w:rPr>
+          <w:sz w:val="21"/>
+          <w:szCs w:val="21"/>
+        </w:rPr>
+        <w:t xml:space="preserve">C)  27 sq in</w:t>
+      </w:r>
+    </w:p>
+    <w:p>
+      <w:pPr>
+        <w:spacing w:after="60"/>
+        <w:ind w:left="420"/>
+      </w:pPr>
+      <w:r>
+        <w:rPr>
+          <w:sz w:val="21"/>
+          <w:szCs w:val="21"/>
+        </w:rPr>
+        <w:t xml:space="preserve">D)  42 in</w:t>
+      </w:r>
+    </w:p>
     <w:p>
       <w:pPr>
         <w:spacing w:after="40"/>
-      </w:pPr>
-      <w:r>
-        <w:t xml:space="preserve"/>
-      </w:r>
-    </w:p>
-    <w:p>
-      <w:pPr>
-        <w:spacing w:after="60"/>
-      </w:pPr>
-      <w:r>
-        <w:rPr>
-          <w:color w:val="1A2733"/>
-          <w:sz w:val="21"/>
-          <w:szCs w:val="21"/>
-        </w:rPr>
-        <w:t xml:space="preserve">Write a kernel sentence about trapezoid. Use a subject and a verb.</w:t>
-      </w:r>
-      <w:r>
-        <w:rPr>
-          <w:i/>
-          <w:iCs/>
-          <w:color w:val="5F6F80"/>
-          <w:sz w:val="19"/>
-          <w:szCs w:val="19"/>
-        </w:rPr>
-        <w:br/>
-        <w:t xml:space="preserve">Escribe una oración base sobre trapecio. Usa un sujeto y un verbo.</w:t>
-      </w:r>
-    </w:p>
-    <w:p>
-      <w:pPr>
-        <w:pBdr>
-          <w:bottom w:val="single" w:color="AFBECC" w:sz="6"/>
-        </w:pBdr>
-        <w:spacing w:after="30" w:before="150"/>
-      </w:pPr>
-      <w:r>
-        <w:t xml:space="preserve"/>
-      </w:r>
-    </w:p>
-    <w:p>
-      <w:pPr>
-        <w:pBdr>
-          <w:bottom w:val="single" w:color="AFBECC" w:sz="6"/>
-        </w:pBdr>
-        <w:spacing w:after="30" w:before="150"/>
-      </w:pPr>
-      <w:r>
-        <w:t xml:space="preserve"/>
-      </w:r>
-    </w:p>
-    <w:p>
-      <w:pPr>
-        <w:pStyle w:val="Heading2"/>
-        <w:spacing w:after="80" w:before="180"/>
-      </w:pPr>
-      <w:r>
-        <w:rPr>
-          <w:b/>
-          <w:bCs/>
-          <w:color w:val="12355B"/>
-          <w:sz w:val="24"/>
-          <w:szCs w:val="24"/>
-        </w:rPr>
-        <w:t xml:space="preserve">2. Sentence Expansion</w:t>
-      </w:r>
-      <w:r>
-        <w:rPr>
-          <w:i/>
-          <w:iCs/>
-          <w:color w:val="1FA6A2"/>
-          <w:sz w:val="19"/>
-          <w:szCs w:val="19"/>
-        </w:rPr>
-        <w:t xml:space="preserve">   because · but · so</w:t>
-      </w:r>
-    </w:p>
-    <w:p>
-      <w:pPr>
-        <w:spacing w:after="80"/>
-      </w:pPr>
-      <w:r>
-        <w:rPr>
-          <w:b/>
-          <w:bCs/>
-          <w:color w:val="1FA6A2"/>
-          <w:sz w:val="20"/>
-          <w:szCs w:val="20"/>
-        </w:rPr>
-        <w:t xml:space="preserve">Kernel:  </w:t>
-      </w:r>
-      <w:r>
-        <w:rPr>
-          <w:sz w:val="20"/>
-          <w:szCs w:val="20"/>
-        </w:rPr>
-        <w:t xml:space="preserve">Trapezoid matters in math</w:t>
-      </w:r>
-    </w:p>
-    <w:p>
-      <w:pPr>
-        <w:spacing w:after="80"/>
-      </w:pPr>
-      <w:r>
-        <w:rPr>
-          <w:b/>
-          <w:bCs/>
-          <w:color w:val="12355B"/>
-          <w:sz w:val="21"/>
-          <w:szCs w:val="21"/>
-        </w:rPr>
-        <w:t xml:space="preserve">because  </w:t>
-      </w:r>
-      <w:r>
-        <w:rPr>
-          <w:sz w:val="21"/>
-          <w:szCs w:val="21"/>
-        </w:rPr>
-        <w:t xml:space="preserve">Trapezoid matters in math because ___.</w:t>
-      </w:r>
-      <w:r>
-        <w:rPr>
-          <w:i/>
-          <w:iCs/>
-          <w:color w:val="5F6F80"/>
-          <w:sz w:val="19"/>
-          <w:szCs w:val="19"/>
-        </w:rPr>
-        <w:br/>
-        <w:t xml:space="preserve">Trapecio importa en matemáticas porque ___.</w:t>
-      </w:r>
-    </w:p>
-    <w:p>
-      <w:pPr>
-        <w:pBdr>
-          <w:bottom w:val="single" w:color="AFBECC" w:sz="6"/>
-        </w:pBdr>
-        <w:spacing w:after="30" w:before="150"/>
-      </w:pPr>
-      <w:r>
-        <w:t xml:space="preserve"/>
-      </w:r>
-    </w:p>
-    <w:p>
-      <w:pPr>
-        <w:spacing w:after="80"/>
-      </w:pPr>
-      <w:r>
-        <w:rPr>
-          <w:b/>
-          <w:bCs/>
-          <w:color w:val="12355B"/>
-          <w:sz w:val="21"/>
-          <w:szCs w:val="21"/>
-        </w:rPr>
-        <w:t xml:space="preserve">but  </w:t>
-      </w:r>
-      <w:r>
-        <w:rPr>
-          <w:sz w:val="21"/>
-          <w:szCs w:val="21"/>
-        </w:rPr>
-        <w:t xml:space="preserve">Trapezoid matters in math, but ___.</w:t>
-      </w:r>
-      <w:r>
-        <w:rPr>
-          <w:i/>
-          <w:iCs/>
-          <w:color w:val="5F6F80"/>
-          <w:sz w:val="19"/>
-          <w:szCs w:val="19"/>
-        </w:rPr>
-        <w:br/>
-        <w:t xml:space="preserve">Trapecio importa en matemáticas, pero ___.</w:t>
-      </w:r>
-    </w:p>
-    <w:p>
-      <w:pPr>
-        <w:pBdr>
-          <w:bottom w:val="single" w:color="AFBECC" w:sz="6"/>
-        </w:pBdr>
-        <w:spacing w:after="30" w:before="150"/>
-      </w:pPr>
-      <w:r>
-        <w:t xml:space="preserve"/>
-      </w:r>
-    </w:p>
-    <w:p>
-      <w:pPr>
-        <w:spacing w:after="80"/>
-      </w:pPr>
-      <w:r>
-        <w:rPr>
-          <w:b/>
-          <w:bCs/>
-          <w:color w:val="12355B"/>
-          <w:sz w:val="21"/>
-          <w:szCs w:val="21"/>
-        </w:rPr>
-        <w:t xml:space="preserve">so  </w:t>
-      </w:r>
-      <w:r>
-        <w:rPr>
-          <w:sz w:val="21"/>
-          <w:szCs w:val="21"/>
-        </w:rPr>
-        <w:t xml:space="preserve">Trapezoid matters in math, so ___.</w:t>
-      </w:r>
-      <w:r>
-        <w:rPr>
-          <w:i/>
-          <w:iCs/>
-          <w:color w:val="5F6F80"/>
-          <w:sz w:val="19"/>
-          <w:szCs w:val="19"/>
-        </w:rPr>
-        <w:br/>
-        <w:t xml:space="preserve">Trapecio importa en matemáticas, entonces ___.</w:t>
-      </w:r>
-    </w:p>
-    <w:p>
-      <w:pPr>
-        <w:pBdr>
-          <w:bottom w:val="single" w:color="AFBECC" w:sz="6"/>
-        </w:pBdr>
-        <w:spacing w:after="30" w:before="150"/>
-      </w:pPr>
-      <w:r>
-        <w:t xml:space="preserve"/>
-      </w:r>
-    </w:p>
-    <w:p>
-      <w:pPr>
-        <w:pStyle w:val="Heading2"/>
-        <w:spacing w:after="80" w:before="180"/>
-      </w:pPr>
-      <w:r>
-        <w:rPr>
-          <w:b/>
-          <w:bCs/>
-          <w:color w:val="12355B"/>
-          <w:sz w:val="24"/>
-          <w:szCs w:val="24"/>
-        </w:rPr>
-        <w:t xml:space="preserve">3. Explain Your Reasoning</w:t>
-      </w:r>
-      <w:r>
-        <w:rPr>
-          <w:i/>
-          <w:iCs/>
-          <w:color w:val="1FA6A2"/>
-          <w:sz w:val="19"/>
-          <w:szCs w:val="19"/>
-        </w:rPr>
-        <w:t xml:space="preserve">   use a sentence starter</w:t>
-      </w:r>
-    </w:p>
-    <w:p>
-      <w:pPr>
-        <w:spacing w:after="60"/>
-      </w:pPr>
-      <w:r>
-        <w:rPr>
-          <w:color w:val="1A2733"/>
-          <w:sz w:val="21"/>
-          <w:szCs w:val="21"/>
-        </w:rPr>
-        <w:t xml:space="preserve">We use both bases because the top and bottom are ___.</w:t>
-      </w:r>
-      <w:r>
-        <w:rPr>
-          <w:i/>
-          <w:iCs/>
-          <w:color w:val="5F6F80"/>
-          <w:sz w:val="19"/>
-          <w:szCs w:val="19"/>
-        </w:rPr>
-        <w:br/>
-        <w:t xml:space="preserve">Usamos las dos bases porque la parte de arriba y la de abajo son ___.</w:t>
-      </w:r>
-    </w:p>
-    <w:p>
-      <w:pPr>
-        <w:spacing w:after="60"/>
-      </w:pPr>
-      <w:r>
-        <w:rPr>
-          <w:color w:val="1A2733"/>
-          <w:sz w:val="21"/>
-          <w:szCs w:val="21"/>
-        </w:rPr>
-        <w:t xml:space="preserve">If I used only one base, the area would be ___.</w:t>
-      </w:r>
-      <w:r>
-        <w:rPr>
-          <w:i/>
-          <w:iCs/>
-          <w:color w:val="5F6F80"/>
-          <w:sz w:val="19"/>
-          <w:szCs w:val="19"/>
-        </w:rPr>
-        <w:br/>
-        <w:t xml:space="preserve">Si usara solo una base, el área sería ___.</w:t>
-      </w:r>
-    </w:p>
-    <w:p>
-      <w:pPr>
-        <w:spacing w:after="60"/>
-      </w:pPr>
-      <w:r>
-        <w:rPr>
-          <w:color w:val="1A2733"/>
-          <w:sz w:val="21"/>
-          <w:szCs w:val="21"/>
-        </w:rPr>
-        <w:t xml:space="preserve">When I flip and join the trapezoid, I make a ___.</w:t>
-      </w:r>
-      <w:r>
-        <w:rPr>
-          <w:i/>
-          <w:iCs/>
-          <w:color w:val="5F6F80"/>
-          <w:sz w:val="19"/>
-          <w:szCs w:val="19"/>
-        </w:rPr>
-        <w:br/>
-        <w:t xml:space="preserve">Cuando volteo y uno el trapecio, formo un ___.</w:t>
-      </w:r>
-    </w:p>
-    <w:p>
-      <w:pPr>
-        <w:pBdr>
-          <w:bottom w:val="single" w:color="AFBECC" w:sz="6"/>
-        </w:pBdr>
-        <w:spacing w:after="30" w:before="150"/>
-      </w:pPr>
-      <w:r>
-        <w:t xml:space="preserve"/>
-      </w:r>
-    </w:p>
-    <w:p>
-      <w:pPr>
-        <w:pBdr>
-          <w:bottom w:val="single" w:color="AFBECC" w:sz="6"/>
-        </w:pBdr>
-        <w:spacing w:after="30" w:before="150"/>
       </w:pPr>
       <w:r>
         <w:t xml:space="preserve"/>
@@ -3091,7 +3007,7 @@
           <w:sz w:val="30"/>
           <w:szCs w:val="30"/>
         </w:rPr>
-        <w:t xml:space="preserve">Exit Ticket</w:t>
+        <w:t xml:space="preserve">Answer Key &amp; Teacher Guide</w:t>
       </w:r>
     </w:p>
     <w:p>
@@ -3106,115 +3022,224 @@
           <w:sz w:val="19"/>
           <w:szCs w:val="19"/>
         </w:rPr>
-        <w:t xml:space="preserve">Answer on your own. This shows what you learned today.</w:t>
-      </w:r>
-    </w:p>
-    <w:p>
-      <w:pPr>
-        <w:spacing w:after="80" w:before="80"/>
-      </w:pPr>
-      <w:r>
-        <w:rPr>
-          <w:color w:val="B97A12"/>
-          <w:sz w:val="22"/>
-          <w:szCs w:val="22"/>
-        </w:rPr>
-        <w:t xml:space="preserve">★  </w:t>
-      </w:r>
-      <w:r>
-        <w:rPr>
-          <w:b/>
-          <w:bCs/>
-          <w:sz w:val="22"/>
-          <w:szCs w:val="22"/>
-        </w:rPr>
-        <w:t xml:space="preserve">A trapezoid has bases of 9 inches and 5 inches, and a height of 6 inches. What is its area?</w:t>
-      </w:r>
-    </w:p>
-    <w:p>
-      <w:pPr>
-        <w:spacing w:after="60"/>
-        <w:ind w:left="420"/>
-      </w:pPr>
-      <w:r>
-        <w:rPr>
-          <w:sz w:val="21"/>
-          <w:szCs w:val="21"/>
-        </w:rPr>
-        <w:t xml:space="preserve">A)  42 sq in</w:t>
-      </w:r>
-    </w:p>
-    <w:p>
-      <w:pPr>
-        <w:spacing w:after="60"/>
-        <w:ind w:left="420"/>
-      </w:pPr>
-      <w:r>
-        <w:rPr>
-          <w:sz w:val="21"/>
-          <w:szCs w:val="21"/>
-        </w:rPr>
-        <w:t xml:space="preserve">B)  84 sq in</w:t>
-      </w:r>
-    </w:p>
-    <w:p>
-      <w:pPr>
-        <w:spacing w:after="60"/>
-        <w:ind w:left="420"/>
-      </w:pPr>
-      <w:r>
-        <w:rPr>
-          <w:sz w:val="21"/>
-          <w:szCs w:val="21"/>
-        </w:rPr>
-        <w:t xml:space="preserve">C)  27 sq in</w:t>
-      </w:r>
-    </w:p>
-    <w:p>
-      <w:pPr>
-        <w:spacing w:after="60"/>
-        <w:ind w:left="420"/>
-      </w:pPr>
-      <w:r>
-        <w:rPr>
-          <w:sz w:val="21"/>
-          <w:szCs w:val="21"/>
-        </w:rPr>
-        <w:t xml:space="preserve">D)  42 in</w:t>
-      </w:r>
-    </w:p>
-    <w:p>
-      <w:pPr>
-        <w:spacing w:after="40"/>
-      </w:pPr>
-      <w:r>
-        <w:t xml:space="preserve"/>
-      </w:r>
-    </w:p>
-    <w:p>
-      <w:pPr>
-        <w:pStyle w:val="Heading1"/>
-        <w:pageBreakBefore/>
-        <w:pBdr>
-          <w:bottom w:val="single" w:color="1FA6A2" w:sz="14" w:space="6"/>
-        </w:pBdr>
-        <w:spacing w:after="140" w:before="0"/>
-      </w:pPr>
-      <w:r>
-        <w:rPr>
-          <w:b/>
-          <w:bCs/>
-          <w:color w:val="12355B"/>
-          <w:sz w:val="30"/>
-          <w:szCs w:val="30"/>
-        </w:rPr>
-        <w:t xml:space="preserve">Answer Key &amp; Teacher Guide</w:t>
-      </w:r>
-    </w:p>
-    <w:p>
-      <w:pPr>
-        <w:spacing w:after="100"/>
-      </w:pPr>
+        <w:t xml:space="preserve">Teacher reference — remove or fold back before distributing to students.</w:t>
+      </w:r>
+    </w:p>
+    <w:p>
+      <w:pPr>
+        <w:pStyle w:val="Heading2"/>
+        <w:spacing w:after="80" w:before="180"/>
+      </w:pPr>
+      <w:r>
+        <w:rPr>
+          <w:b/>
+          <w:bCs/>
+          <w:color w:val="12355B"/>
+          <w:sz w:val="24"/>
+          <w:szCs w:val="24"/>
+        </w:rPr>
+        <w:t xml:space="preserve">Guided Notes (Fill-in)</w:t>
+      </w:r>
+    </w:p>
+    <w:p>
+      <w:pPr>
+        <w:spacing w:after="80"/>
+      </w:pPr>
+      <w:r>
+        <w:rPr>
+          <w:b/>
+          <w:bCs/>
+          <w:sz w:val="21"/>
+          <w:szCs w:val="21"/>
+        </w:rPr>
+        <w:t xml:space="preserve">Notes 1:  </w:t>
+      </w:r>
+      <w:r>
+        <w:rPr>
+          <w:sz w:val="21"/>
+          <w:szCs w:val="21"/>
+        </w:rPr>
+        <w:t xml:space="preserve">Trapezoid</w:t>
+      </w:r>
+    </w:p>
+    <w:p>
+      <w:pPr>
+        <w:spacing w:after="80"/>
+      </w:pPr>
+      <w:r>
+        <w:rPr>
+          <w:b/>
+          <w:bCs/>
+          <w:sz w:val="21"/>
+          <w:szCs w:val="21"/>
+        </w:rPr>
+        <w:t xml:space="preserve">Notes 2:  </w:t>
+      </w:r>
+      <w:r>
+        <w:rPr>
+          <w:sz w:val="21"/>
+          <w:szCs w:val="21"/>
+        </w:rPr>
+        <w:t xml:space="preserve">Base 1 (b1)</w:t>
+      </w:r>
+    </w:p>
+    <w:p>
+      <w:pPr>
+        <w:spacing w:after="80"/>
+      </w:pPr>
+      <w:r>
+        <w:rPr>
+          <w:b/>
+          <w:bCs/>
+          <w:sz w:val="21"/>
+          <w:szCs w:val="21"/>
+        </w:rPr>
+        <w:t xml:space="preserve">Notes 3:  </w:t>
+      </w:r>
+      <w:r>
+        <w:rPr>
+          <w:sz w:val="21"/>
+          <w:szCs w:val="21"/>
+        </w:rPr>
+        <w:t xml:space="preserve">Base 2 (b2)</w:t>
+      </w:r>
+    </w:p>
+    <w:p>
+      <w:pPr>
+        <w:spacing w:after="80"/>
+      </w:pPr>
+      <w:r>
+        <w:rPr>
+          <w:b/>
+          <w:bCs/>
+          <w:sz w:val="21"/>
+          <w:szCs w:val="21"/>
+        </w:rPr>
+        <w:t xml:space="preserve">Notes 4:  </w:t>
+      </w:r>
+      <w:r>
+        <w:rPr>
+          <w:sz w:val="21"/>
+          <w:szCs w:val="21"/>
+        </w:rPr>
+        <w:t xml:space="preserve">Height</w:t>
+      </w:r>
+    </w:p>
+    <w:p>
+      <w:pPr>
+        <w:spacing w:after="80"/>
+      </w:pPr>
+      <w:r>
+        <w:rPr>
+          <w:b/>
+          <w:bCs/>
+          <w:sz w:val="21"/>
+          <w:szCs w:val="21"/>
+        </w:rPr>
+        <w:t xml:space="preserve">Notes 5:  </w:t>
+      </w:r>
+      <w:r>
+        <w:rPr>
+          <w:sz w:val="21"/>
+          <w:szCs w:val="21"/>
+        </w:rPr>
+        <w:t xml:space="preserve">Area</w:t>
+      </w:r>
+    </w:p>
+    <w:p>
+      <w:pPr>
+        <w:pStyle w:val="Heading2"/>
+        <w:spacing w:after="80" w:before="180"/>
+      </w:pPr>
+      <w:r>
+        <w:rPr>
+          <w:b/>
+          <w:bCs/>
+          <w:color w:val="12355B"/>
+          <w:sz w:val="24"/>
+          <w:szCs w:val="24"/>
+        </w:rPr>
+        <w:t xml:space="preserve">Worked Notes (I Do / We Do)</w:t>
+      </w:r>
+    </w:p>
+    <w:p>
+      <w:pPr>
+        <w:spacing w:after="80"/>
+      </w:pPr>
+      <w:r>
+        <w:rPr>
+          <w:b/>
+          <w:bCs/>
+          <w:sz w:val="21"/>
+          <w:szCs w:val="21"/>
+        </w:rPr>
+        <w:t xml:space="preserve">I Do:  </w:t>
+      </w:r>
+      <w:r>
+        <w:rPr>
+          <w:sz w:val="21"/>
+          <w:szCs w:val="21"/>
+        </w:rPr>
+        <w:t xml:space="preserve">A. 32 sq cm</w:t>
+      </w:r>
+    </w:p>
+    <w:p>
+      <w:pPr>
+        <w:spacing w:after="80"/>
+      </w:pPr>
+      <w:r>
+        <w:rPr>
+          <w:b/>
+          <w:bCs/>
+          <w:sz w:val="21"/>
+          <w:szCs w:val="21"/>
+        </w:rPr>
+        <w:t xml:space="preserve">We Do:  </w:t>
+      </w:r>
+      <w:r>
+        <w:rPr>
+          <w:sz w:val="21"/>
+          <w:szCs w:val="21"/>
+        </w:rPr>
+        <w:t xml:space="preserve">A. 5 ft</w:t>
+      </w:r>
+    </w:p>
+    <w:p>
+      <w:pPr>
+        <w:pStyle w:val="Heading2"/>
+        <w:spacing w:after="80" w:before="180"/>
+      </w:pPr>
+      <w:r>
+        <w:rPr>
+          <w:b/>
+          <w:bCs/>
+          <w:color w:val="12355B"/>
+          <w:sz w:val="24"/>
+          <w:szCs w:val="24"/>
+        </w:rPr>
+        <w:t xml:space="preserve">Independent Practice</w:t>
+      </w:r>
+    </w:p>
+    <w:p>
+      <w:pPr>
+        <w:spacing w:after="80"/>
+      </w:pPr>
+      <w:r>
+        <w:rPr>
+          <w:b/>
+          <w:bCs/>
+          <w:sz w:val="21"/>
+          <w:szCs w:val="21"/>
+        </w:rPr>
+        <w:t xml:space="preserve">1.  </w:t>
+      </w:r>
+      <w:r>
+        <w:rPr>
+          <w:sz w:val="21"/>
+          <w:szCs w:val="21"/>
+        </w:rPr>
+        <w:t xml:space="preserve">A)  Add the two bases together</w:t>
+      </w:r>
       <w:r>
         <w:rPr>
           <w:i/>
@@ -3223,23 +3248,7 @@
           <w:sz w:val="19"/>
           <w:szCs w:val="19"/>
         </w:rPr>
-        <w:t xml:space="preserve">Teacher reference — remove or fold back before distributing to students.</w:t>
-      </w:r>
-    </w:p>
-    <w:p>
-      <w:pPr>
-        <w:pStyle w:val="Heading2"/>
-        <w:spacing w:after="80" w:before="180"/>
-      </w:pPr>
-      <w:r>
-        <w:rPr>
-          <w:b/>
-          <w:bCs/>
-          <w:color w:val="12355B"/>
-          <w:sz w:val="24"/>
-          <w:szCs w:val="24"/>
-        </w:rPr>
-        <w:t xml:space="preserve">Worked Notes (I Do / We Do)</w:t>
+        <w:t xml:space="preserve">  — The formula is A = ½ × (b₁ + b₂) × h. The first step is to add the two parallel bases.</w:t>
       </w:r>
     </w:p>
     <w:p>
@@ -3253,72 +3262,14 @@
           <w:sz w:val="21"/>
           <w:szCs w:val="21"/>
         </w:rPr>
-        <w:t xml:space="preserve">I Do:  </w:t>
-      </w:r>
-      <w:r>
-        <w:rPr>
-          <w:sz w:val="21"/>
-          <w:szCs w:val="21"/>
-        </w:rPr>
-        <w:t xml:space="preserve">A. 32 sq cm</w:t>
-      </w:r>
-    </w:p>
-    <w:p>
-      <w:pPr>
-        <w:spacing w:after="80"/>
-      </w:pPr>
-      <w:r>
-        <w:rPr>
-          <w:b/>
-          <w:bCs/>
-          <w:sz w:val="21"/>
-          <w:szCs w:val="21"/>
-        </w:rPr>
-        <w:t xml:space="preserve">We Do:  </w:t>
-      </w:r>
-      <w:r>
-        <w:rPr>
-          <w:sz w:val="21"/>
-          <w:szCs w:val="21"/>
-        </w:rPr>
-        <w:t xml:space="preserve">A. 5 ft</w:t>
-      </w:r>
-    </w:p>
-    <w:p>
-      <w:pPr>
-        <w:pStyle w:val="Heading2"/>
-        <w:spacing w:after="80" w:before="180"/>
-      </w:pPr>
-      <w:r>
-        <w:rPr>
-          <w:b/>
-          <w:bCs/>
-          <w:color w:val="12355B"/>
-          <w:sz w:val="24"/>
-          <w:szCs w:val="24"/>
-        </w:rPr>
-        <w:t xml:space="preserve">Independent Practice</w:t>
-      </w:r>
-    </w:p>
-    <w:p>
-      <w:pPr>
-        <w:spacing w:after="80"/>
-      </w:pPr>
-      <w:r>
-        <w:rPr>
-          <w:b/>
-          <w:bCs/>
-          <w:sz w:val="21"/>
-          <w:szCs w:val="21"/>
-        </w:rPr>
-        <w:t xml:space="preserve">1.  </w:t>
-      </w:r>
-      <w:r>
-        <w:rPr>
-          <w:sz w:val="21"/>
-          <w:szCs w:val="21"/>
-        </w:rPr>
-        <w:t xml:space="preserve">A)  Add the two bases together</w:t>
+        <w:t xml:space="preserve">2.  </w:t>
+      </w:r>
+      <w:r>
+        <w:rPr>
+          <w:sz w:val="21"/>
+          <w:szCs w:val="21"/>
+        </w:rPr>
+        <w:t xml:space="preserve">A)  42 sq in</w:t>
       </w:r>
       <w:r>
         <w:rPr>
@@ -3328,7 +3279,7 @@
           <w:sz w:val="19"/>
           <w:szCs w:val="19"/>
         </w:rPr>
-        <w:t xml:space="preserve">  — The formula is A = ½ × (b₁ + b₂) × h. The first step is to add the two parallel bases.</w:t>
+        <w:t xml:space="preserve">  — A = ½ × (5 + 9) × 6 = ½ × 14 × 6 = ½ × 84 = 42 sq in.</w:t>
       </w:r>
     </w:p>
     <w:p>
@@ -3342,14 +3293,14 @@
           <w:sz w:val="21"/>
           <w:szCs w:val="21"/>
         </w:rPr>
-        <w:t xml:space="preserve">2.  </w:t>
-      </w:r>
-      <w:r>
-        <w:rPr>
-          <w:sz w:val="21"/>
-          <w:szCs w:val="21"/>
-        </w:rPr>
-        <w:t xml:space="preserve">A)  42 sq in</w:t>
+        <w:t xml:space="preserve">3.  </w:t>
+      </w:r>
+      <w:r>
+        <w:rPr>
+          <w:sz w:val="21"/>
+          <w:szCs w:val="21"/>
+        </w:rPr>
+        <w:t xml:space="preserve">A)  32 sq ft</w:t>
       </w:r>
       <w:r>
         <w:rPr>
@@ -3359,7 +3310,7 @@
           <w:sz w:val="19"/>
           <w:szCs w:val="19"/>
         </w:rPr>
-        <w:t xml:space="preserve">  — A = ½ × (5 + 9) × 6 = ½ × 14 × 6 = ½ × 84 = 42 sq in.</w:t>
+        <w:t xml:space="preserve">  — Use A = ½ × (b1 + b2) × h = ½ × (6 + 10) × 4 = ½ × 16 × 4 = 32 sq ft.</w:t>
       </w:r>
     </w:p>
     <w:p>
@@ -3373,14 +3324,14 @@
           <w:sz w:val="21"/>
           <w:szCs w:val="21"/>
         </w:rPr>
-        <w:t xml:space="preserve">3.  </w:t>
-      </w:r>
-      <w:r>
-        <w:rPr>
-          <w:sz w:val="21"/>
-          <w:szCs w:val="21"/>
-        </w:rPr>
-        <w:t xml:space="preserve">A)  32 cm²</w:t>
+        <w:t xml:space="preserve">4.  </w:t>
+      </w:r>
+      <w:r>
+        <w:rPr>
+          <w:sz w:val="21"/>
+          <w:szCs w:val="21"/>
+        </w:rPr>
+        <w:t xml:space="preserve">A)  48 sq ft</w:t>
       </w:r>
       <w:r>
         <w:rPr>
@@ -3390,7 +3341,23 @@
           <w:sz w:val="19"/>
           <w:szCs w:val="19"/>
         </w:rPr>
-        <w:t xml:space="preserve">  — Area = ½(b1 + b2)h = ½(6 + 10)(4) = ½ × 16 × 4 = 32 cm².</w:t>
+        <w:t xml:space="preserve">  — A = ½ × (9 + 7) × 6 = ½ × 16 × 6 = ½ × 96 = 48 sq ft.</w:t>
+      </w:r>
+    </w:p>
+    <w:p>
+      <w:pPr>
+        <w:pStyle w:val="Heading2"/>
+        <w:spacing w:after="80" w:before="180"/>
+      </w:pPr>
+      <w:r>
+        <w:rPr>
+          <w:b/>
+          <w:bCs/>
+          <w:color w:val="12355B"/>
+          <w:sz w:val="24"/>
+          <w:szCs w:val="24"/>
+        </w:rPr>
+        <w:t xml:space="preserve">Exit Ticket</w:t>
       </w:r>
     </w:p>
     <w:p>
@@ -3399,19 +3366,10 @@
       </w:pPr>
       <w:r>
         <w:rPr>
-          <w:b/>
-          <w:bCs/>
-          <w:sz w:val="21"/>
-          <w:szCs w:val="21"/>
-        </w:rPr>
-        <w:t xml:space="preserve">4.  </w:t>
-      </w:r>
-      <w:r>
-        <w:rPr>
-          <w:sz w:val="21"/>
-          <w:szCs w:val="21"/>
-        </w:rPr>
-        <w:t xml:space="preserve">A)  50 m²</w:t>
+          <w:sz w:val="21"/>
+          <w:szCs w:val="21"/>
+        </w:rPr>
+        <w:t xml:space="preserve">A)  42 sq in</w:t>
       </w:r>
       <w:r>
         <w:rPr>
@@ -3421,173 +3379,7 @@
           <w:sz w:val="19"/>
           <w:szCs w:val="19"/>
         </w:rPr>
-        <w:t xml:space="preserve">  — ½(8 + 12)(5) = ½ × 20 × 5 = 50 m².</w:t>
-      </w:r>
-    </w:p>
-    <w:p>
-      <w:pPr>
-        <w:pStyle w:val="Heading2"/>
-        <w:spacing w:after="80" w:before="180"/>
-      </w:pPr>
-      <w:r>
-        <w:rPr>
-          <w:b/>
-          <w:bCs/>
-          <w:color w:val="12355B"/>
-          <w:sz w:val="24"/>
-          <w:szCs w:val="24"/>
-        </w:rPr>
-        <w:t xml:space="preserve">Exit Ticket</w:t>
-      </w:r>
-    </w:p>
-    <w:p>
-      <w:pPr>
-        <w:spacing w:after="80"/>
-      </w:pPr>
-      <w:r>
-        <w:rPr>
-          <w:sz w:val="21"/>
-          <w:szCs w:val="21"/>
-        </w:rPr>
-        <w:t xml:space="preserve">A)  42 sq in</w:t>
-      </w:r>
-      <w:r>
-        <w:rPr>
-          <w:i/>
-          <w:iCs/>
-          <w:color w:val="5F6F80"/>
-          <w:sz w:val="19"/>
-          <w:szCs w:val="19"/>
-        </w:rPr>
         <w:t xml:space="preserve">  — A = 1/2 x (b1 + b2) x h = 1/2 x (9 + 5) x 6 = 1/2 x 14 x 6 = 42 square inches.</w:t>
-      </w:r>
-    </w:p>
-    <w:p>
-      <w:pPr>
-        <w:pStyle w:val="Heading2"/>
-        <w:spacing w:after="80" w:before="180"/>
-      </w:pPr>
-      <w:r>
-        <w:rPr>
-          <w:b/>
-          <w:bCs/>
-          <w:color w:val="12355B"/>
-          <w:sz w:val="24"/>
-          <w:szCs w:val="24"/>
-        </w:rPr>
-        <w:t xml:space="preserve">Writing (TWR) — what to look for</w:t>
-      </w:r>
-    </w:p>
-    <w:p>
-      <w:pPr>
-        <w:spacing w:after="80"/>
-      </w:pPr>
-      <w:r>
-        <w:rPr>
-          <w:sz w:val="20"/>
-          <w:szCs w:val="20"/>
-        </w:rPr>
-        <w:t xml:space="preserve">Kernel sentence: a complete sentence needs a subject and a verb. Example: Trapezoid is a four-sided shape with just one pair of parallel sides.</w:t>
-      </w:r>
-    </w:p>
-    <w:p>
-      <w:pPr>
-        <w:spacing w:after="80"/>
-      </w:pPr>
-      <w:r>
-        <w:rPr>
-          <w:sz w:val="20"/>
-          <w:szCs w:val="20"/>
-        </w:rPr>
-        <w:t xml:space="preserve">Expansion: because = reason, but = contrast/exception, so = result. Answers vary; each must keep the kernel idea.</w:t>
-      </w:r>
-    </w:p>
-    <w:p>
-      <w:pPr>
-        <w:pStyle w:val="Heading2"/>
-        <w:spacing w:after="80" w:before="180"/>
-      </w:pPr>
-      <w:r>
-        <w:rPr>
-          <w:b/>
-          <w:bCs/>
-          <w:color w:val="12355B"/>
-          <w:sz w:val="24"/>
-          <w:szCs w:val="24"/>
-        </w:rPr>
-        <w:t xml:space="preserve">Turn &amp; Talk — listen for</w:t>
-      </w:r>
-    </w:p>
-    <w:p>
-      <w:pPr>
-        <w:spacing w:after="80"/>
-      </w:pPr>
-      <w:r>
-        <w:rPr>
-          <w:b/>
-          <w:bCs/>
-          <w:sz w:val="19"/>
-          <w:szCs w:val="19"/>
-        </w:rPr>
-        <w:t xml:space="preserve">1.  </w:t>
-      </w:r>
-      <w:r>
-        <w:rPr>
-          <w:i/>
-          <w:iCs/>
-          <w:color w:val="5F6F80"/>
-          <w:sz w:val="19"/>
-          <w:szCs w:val="19"/>
-        </w:rPr>
-        <w:t xml:space="preserve">Students explain a trapezoid has two parallel sides of different lengths, so using only one would over- or under-count the area; strong answers mention averaging the bases.</w:t>
-      </w:r>
-    </w:p>
-    <w:p>
-      <w:pPr>
-        <w:spacing w:after="80"/>
-      </w:pPr>
-      <w:r>
-        <w:rPr>
-          <w:b/>
-          <w:bCs/>
-          <w:sz w:val="19"/>
-          <w:szCs w:val="19"/>
-        </w:rPr>
-        <w:t xml:space="preserve">2.  </w:t>
-      </w:r>
-      <w:r>
-        <w:rPr>
-          <w:i/>
-          <w:iCs/>
-          <w:color w:val="5F6F80"/>
-          <w:sz w:val="19"/>
-          <w:szCs w:val="19"/>
-        </w:rPr>
-        <w:t xml:space="preserve">A strong answer names a parallelogram, links the 1/2 to taking half of two combined trapezoids, and computes area = 1/2 x 12 x 5 = 30 sq ft.</w:t>
-      </w:r>
-    </w:p>
-    <w:p>
-      <w:pPr>
-        <w:spacing w:after="80"/>
-      </w:pPr>
-      <w:r>
-        <w:rPr>
-          <w:b/>
-          <w:bCs/>
-          <w:sz w:val="19"/>
-          <w:szCs w:val="19"/>
-        </w:rPr>
-        <w:t xml:space="preserve">3.  </w:t>
-      </w:r>
-      <w:r>
-        <w:rPr>
-          <w:i/>
-          <w:iCs/>
-          <w:color w:val="5F6F80"/>
-          <w:sz w:val="19"/>
-          <w:szCs w:val="19"/>
-        </w:rPr>
-        <w:t xml:space="preserve">Students compute area = 240 sq ft, then 240 / 6 = 40 bags, and explain why dividing by coverage gives the bag count.</w:t>
       </w:r>
     </w:p>
     <w:sectPr>

--- a/lessons/5-2/downloads/5-2-notes.docx
+++ b/lessons/5-2/downloads/5-2-notes.docx
@@ -2988,398 +2988,6 @@
       </w:pPr>
       <w:r>
         <w:t xml:space="preserve"/>
-      </w:r>
-    </w:p>
-    <w:p>
-      <w:pPr>
-        <w:pStyle w:val="Heading1"/>
-        <w:pageBreakBefore/>
-        <w:pBdr>
-          <w:bottom w:val="single" w:color="1FA6A2" w:sz="14" w:space="6"/>
-        </w:pBdr>
-        <w:spacing w:after="140" w:before="0"/>
-      </w:pPr>
-      <w:r>
-        <w:rPr>
-          <w:b/>
-          <w:bCs/>
-          <w:color w:val="12355B"/>
-          <w:sz w:val="30"/>
-          <w:szCs w:val="30"/>
-        </w:rPr>
-        <w:t xml:space="preserve">Answer Key &amp; Teacher Guide</w:t>
-      </w:r>
-    </w:p>
-    <w:p>
-      <w:pPr>
-        <w:spacing w:after="100"/>
-      </w:pPr>
-      <w:r>
-        <w:rPr>
-          <w:i/>
-          <w:iCs/>
-          <w:color w:val="5F6F80"/>
-          <w:sz w:val="19"/>
-          <w:szCs w:val="19"/>
-        </w:rPr>
-        <w:t xml:space="preserve">Teacher reference — remove or fold back before distributing to students.</w:t>
-      </w:r>
-    </w:p>
-    <w:p>
-      <w:pPr>
-        <w:pStyle w:val="Heading2"/>
-        <w:spacing w:after="80" w:before="180"/>
-      </w:pPr>
-      <w:r>
-        <w:rPr>
-          <w:b/>
-          <w:bCs/>
-          <w:color w:val="12355B"/>
-          <w:sz w:val="24"/>
-          <w:szCs w:val="24"/>
-        </w:rPr>
-        <w:t xml:space="preserve">Guided Notes (Fill-in)</w:t>
-      </w:r>
-    </w:p>
-    <w:p>
-      <w:pPr>
-        <w:spacing w:after="80"/>
-      </w:pPr>
-      <w:r>
-        <w:rPr>
-          <w:b/>
-          <w:bCs/>
-          <w:sz w:val="21"/>
-          <w:szCs w:val="21"/>
-        </w:rPr>
-        <w:t xml:space="preserve">Notes 1:  </w:t>
-      </w:r>
-      <w:r>
-        <w:rPr>
-          <w:sz w:val="21"/>
-          <w:szCs w:val="21"/>
-        </w:rPr>
-        <w:t xml:space="preserve">Trapezoid</w:t>
-      </w:r>
-    </w:p>
-    <w:p>
-      <w:pPr>
-        <w:spacing w:after="80"/>
-      </w:pPr>
-      <w:r>
-        <w:rPr>
-          <w:b/>
-          <w:bCs/>
-          <w:sz w:val="21"/>
-          <w:szCs w:val="21"/>
-        </w:rPr>
-        <w:t xml:space="preserve">Notes 2:  </w:t>
-      </w:r>
-      <w:r>
-        <w:rPr>
-          <w:sz w:val="21"/>
-          <w:szCs w:val="21"/>
-        </w:rPr>
-        <w:t xml:space="preserve">Base 1 (b1)</w:t>
-      </w:r>
-    </w:p>
-    <w:p>
-      <w:pPr>
-        <w:spacing w:after="80"/>
-      </w:pPr>
-      <w:r>
-        <w:rPr>
-          <w:b/>
-          <w:bCs/>
-          <w:sz w:val="21"/>
-          <w:szCs w:val="21"/>
-        </w:rPr>
-        <w:t xml:space="preserve">Notes 3:  </w:t>
-      </w:r>
-      <w:r>
-        <w:rPr>
-          <w:sz w:val="21"/>
-          <w:szCs w:val="21"/>
-        </w:rPr>
-        <w:t xml:space="preserve">Base 2 (b2)</w:t>
-      </w:r>
-    </w:p>
-    <w:p>
-      <w:pPr>
-        <w:spacing w:after="80"/>
-      </w:pPr>
-      <w:r>
-        <w:rPr>
-          <w:b/>
-          <w:bCs/>
-          <w:sz w:val="21"/>
-          <w:szCs w:val="21"/>
-        </w:rPr>
-        <w:t xml:space="preserve">Notes 4:  </w:t>
-      </w:r>
-      <w:r>
-        <w:rPr>
-          <w:sz w:val="21"/>
-          <w:szCs w:val="21"/>
-        </w:rPr>
-        <w:t xml:space="preserve">Height</w:t>
-      </w:r>
-    </w:p>
-    <w:p>
-      <w:pPr>
-        <w:spacing w:after="80"/>
-      </w:pPr>
-      <w:r>
-        <w:rPr>
-          <w:b/>
-          <w:bCs/>
-          <w:sz w:val="21"/>
-          <w:szCs w:val="21"/>
-        </w:rPr>
-        <w:t xml:space="preserve">Notes 5:  </w:t>
-      </w:r>
-      <w:r>
-        <w:rPr>
-          <w:sz w:val="21"/>
-          <w:szCs w:val="21"/>
-        </w:rPr>
-        <w:t xml:space="preserve">Area</w:t>
-      </w:r>
-    </w:p>
-    <w:p>
-      <w:pPr>
-        <w:pStyle w:val="Heading2"/>
-        <w:spacing w:after="80" w:before="180"/>
-      </w:pPr>
-      <w:r>
-        <w:rPr>
-          <w:b/>
-          <w:bCs/>
-          <w:color w:val="12355B"/>
-          <w:sz w:val="24"/>
-          <w:szCs w:val="24"/>
-        </w:rPr>
-        <w:t xml:space="preserve">Worked Notes (I Do / We Do)</w:t>
-      </w:r>
-    </w:p>
-    <w:p>
-      <w:pPr>
-        <w:spacing w:after="80"/>
-      </w:pPr>
-      <w:r>
-        <w:rPr>
-          <w:b/>
-          <w:bCs/>
-          <w:sz w:val="21"/>
-          <w:szCs w:val="21"/>
-        </w:rPr>
-        <w:t xml:space="preserve">I Do:  </w:t>
-      </w:r>
-      <w:r>
-        <w:rPr>
-          <w:sz w:val="21"/>
-          <w:szCs w:val="21"/>
-        </w:rPr>
-        <w:t xml:space="preserve">A. 32 sq cm</w:t>
-      </w:r>
-    </w:p>
-    <w:p>
-      <w:pPr>
-        <w:spacing w:after="80"/>
-      </w:pPr>
-      <w:r>
-        <w:rPr>
-          <w:b/>
-          <w:bCs/>
-          <w:sz w:val="21"/>
-          <w:szCs w:val="21"/>
-        </w:rPr>
-        <w:t xml:space="preserve">We Do:  </w:t>
-      </w:r>
-      <w:r>
-        <w:rPr>
-          <w:sz w:val="21"/>
-          <w:szCs w:val="21"/>
-        </w:rPr>
-        <w:t xml:space="preserve">A. 5 ft</w:t>
-      </w:r>
-    </w:p>
-    <w:p>
-      <w:pPr>
-        <w:pStyle w:val="Heading2"/>
-        <w:spacing w:after="80" w:before="180"/>
-      </w:pPr>
-      <w:r>
-        <w:rPr>
-          <w:b/>
-          <w:bCs/>
-          <w:color w:val="12355B"/>
-          <w:sz w:val="24"/>
-          <w:szCs w:val="24"/>
-        </w:rPr>
-        <w:t xml:space="preserve">Independent Practice</w:t>
-      </w:r>
-    </w:p>
-    <w:p>
-      <w:pPr>
-        <w:spacing w:after="80"/>
-      </w:pPr>
-      <w:r>
-        <w:rPr>
-          <w:b/>
-          <w:bCs/>
-          <w:sz w:val="21"/>
-          <w:szCs w:val="21"/>
-        </w:rPr>
-        <w:t xml:space="preserve">1.  </w:t>
-      </w:r>
-      <w:r>
-        <w:rPr>
-          <w:sz w:val="21"/>
-          <w:szCs w:val="21"/>
-        </w:rPr>
-        <w:t xml:space="preserve">A)  Add the two bases together</w:t>
-      </w:r>
-      <w:r>
-        <w:rPr>
-          <w:i/>
-          <w:iCs/>
-          <w:color w:val="5F6F80"/>
-          <w:sz w:val="19"/>
-          <w:szCs w:val="19"/>
-        </w:rPr>
-        <w:t xml:space="preserve">  — The formula is A = ½ × (b₁ + b₂) × h. The first step is to add the two parallel bases.</w:t>
-      </w:r>
-    </w:p>
-    <w:p>
-      <w:pPr>
-        <w:spacing w:after="80"/>
-      </w:pPr>
-      <w:r>
-        <w:rPr>
-          <w:b/>
-          <w:bCs/>
-          <w:sz w:val="21"/>
-          <w:szCs w:val="21"/>
-        </w:rPr>
-        <w:t xml:space="preserve">2.  </w:t>
-      </w:r>
-      <w:r>
-        <w:rPr>
-          <w:sz w:val="21"/>
-          <w:szCs w:val="21"/>
-        </w:rPr>
-        <w:t xml:space="preserve">A)  42 sq in</w:t>
-      </w:r>
-      <w:r>
-        <w:rPr>
-          <w:i/>
-          <w:iCs/>
-          <w:color w:val="5F6F80"/>
-          <w:sz w:val="19"/>
-          <w:szCs w:val="19"/>
-        </w:rPr>
-        <w:t xml:space="preserve">  — A = ½ × (5 + 9) × 6 = ½ × 14 × 6 = ½ × 84 = 42 sq in.</w:t>
-      </w:r>
-    </w:p>
-    <w:p>
-      <w:pPr>
-        <w:spacing w:after="80"/>
-      </w:pPr>
-      <w:r>
-        <w:rPr>
-          <w:b/>
-          <w:bCs/>
-          <w:sz w:val="21"/>
-          <w:szCs w:val="21"/>
-        </w:rPr>
-        <w:t xml:space="preserve">3.  </w:t>
-      </w:r>
-      <w:r>
-        <w:rPr>
-          <w:sz w:val="21"/>
-          <w:szCs w:val="21"/>
-        </w:rPr>
-        <w:t xml:space="preserve">A)  32 sq ft</w:t>
-      </w:r>
-      <w:r>
-        <w:rPr>
-          <w:i/>
-          <w:iCs/>
-          <w:color w:val="5F6F80"/>
-          <w:sz w:val="19"/>
-          <w:szCs w:val="19"/>
-        </w:rPr>
-        <w:t xml:space="preserve">  — Use A = ½ × (b1 + b2) × h = ½ × (6 + 10) × 4 = ½ × 16 × 4 = 32 sq ft.</w:t>
-      </w:r>
-    </w:p>
-    <w:p>
-      <w:pPr>
-        <w:spacing w:after="80"/>
-      </w:pPr>
-      <w:r>
-        <w:rPr>
-          <w:b/>
-          <w:bCs/>
-          <w:sz w:val="21"/>
-          <w:szCs w:val="21"/>
-        </w:rPr>
-        <w:t xml:space="preserve">4.  </w:t>
-      </w:r>
-      <w:r>
-        <w:rPr>
-          <w:sz w:val="21"/>
-          <w:szCs w:val="21"/>
-        </w:rPr>
-        <w:t xml:space="preserve">A)  48 sq ft</w:t>
-      </w:r>
-      <w:r>
-        <w:rPr>
-          <w:i/>
-          <w:iCs/>
-          <w:color w:val="5F6F80"/>
-          <w:sz w:val="19"/>
-          <w:szCs w:val="19"/>
-        </w:rPr>
-        <w:t xml:space="preserve">  — A = ½ × (9 + 7) × 6 = ½ × 16 × 6 = ½ × 96 = 48 sq ft.</w:t>
-      </w:r>
-    </w:p>
-    <w:p>
-      <w:pPr>
-        <w:pStyle w:val="Heading2"/>
-        <w:spacing w:after="80" w:before="180"/>
-      </w:pPr>
-      <w:r>
-        <w:rPr>
-          <w:b/>
-          <w:bCs/>
-          <w:color w:val="12355B"/>
-          <w:sz w:val="24"/>
-          <w:szCs w:val="24"/>
-        </w:rPr>
-        <w:t xml:space="preserve">Exit Ticket</w:t>
-      </w:r>
-    </w:p>
-    <w:p>
-      <w:pPr>
-        <w:spacing w:after="80"/>
-      </w:pPr>
-      <w:r>
-        <w:rPr>
-          <w:sz w:val="21"/>
-          <w:szCs w:val="21"/>
-        </w:rPr>
-        <w:t xml:space="preserve">A)  42 sq in</w:t>
-      </w:r>
-      <w:r>
-        <w:rPr>
-          <w:i/>
-          <w:iCs/>
-          <w:color w:val="5F6F80"/>
-          <w:sz w:val="19"/>
-          <w:szCs w:val="19"/>
-        </w:rPr>
-        <w:t xml:space="preserve">  — A = 1/2 x (b1 + b2) x h = 1/2 x (9 + 5) x 6 = 1/2 x 14 x 6 = 42 square inches.</w:t>
       </w:r>
     </w:p>
     <w:sectPr>

--- a/lessons/5-2/downloads/5-2-notes.docx
+++ b/lessons/5-2/downloads/5-2-notes.docx
@@ -14,7 +14,7 @@
           <w:sz w:val="18"/>
           <w:szCs w:val="18"/>
         </w:rPr>
-        <w:t xml:space="preserve">UNIT 5  ·  LESSON 2      STANDARD 6.G.1</w:t>
+        <w:t xml:space="preserve">UNIT 5  ·  LESSON 2      STANDARD 6.GR.1</w:t>
       </w:r>
     </w:p>
     <w:p>
@@ -2355,6 +2355,32 @@
     </w:p>
     <w:p>
       <w:pPr>
+        <w:pStyle w:val="Heading2"/>
+        <w:spacing w:after="80" w:before="180"/>
+      </w:pPr>
+      <w:r>
+        <w:rPr>
+          <w:b/>
+          <w:bCs/>
+          <w:color w:val="12355B"/>
+          <w:sz w:val="24"/>
+          <w:szCs w:val="24"/>
+        </w:rPr>
+        <w:t xml:space="preserve">Level 1 Support</w:t>
+      </w:r>
+      <w:r>
+        <w:rPr>
+          <w:i/>
+          <w:iCs/>
+          <w:color w:val="1FA6A2"/>
+          <w:sz w:val="19"/>
+          <w:szCs w:val="19"/>
+        </w:rPr>
+        <w:t xml:space="preserve">   extra scaffolding</w:t>
+      </w:r>
+    </w:p>
+    <w:p>
+      <w:pPr>
         <w:keepNext/>
         <w:spacing w:after="60" w:before="160"/>
       </w:pPr>
@@ -2558,266 +2584,6 @@
           <w:szCs w:val="20"/>
         </w:rPr>
         <w:t xml:space="preserve">D)  30 sq in</w:t>
-      </w:r>
-    </w:p>
-    <w:p>
-      <w:pPr>
-        <w:spacing w:after="20"/>
-      </w:pPr>
-      <w:r>
-        <w:t xml:space="preserve"/>
-      </w:r>
-    </w:p>
-    <w:tbl>
-      <w:tblPr>
-        <w:tblW w:type="pct" w:w="100%"/>
-        <w:tblBorders>
-          <w:top w:val="single" w:color="C7D2DD" w:sz="6"/>
-          <w:left w:val="single" w:color="C7D2DD" w:sz="6"/>
-          <w:bottom w:val="single" w:color="C7D2DD" w:sz="6"/>
-          <w:right w:val="single" w:color="C7D2DD" w:sz="6"/>
-          <w:insideH w:val="single" w:color="auto" w:sz="4"/>
-          <w:insideV w:val="single" w:color="auto" w:sz="4"/>
-        </w:tblBorders>
-      </w:tblPr>
-      <w:tblGrid>
-        <w:gridCol w:w="100"/>
-      </w:tblGrid>
-      <w:tr>
-        <w:tc>
-          <w:tcPr>
-            <w:shd w:fill="FBF3E2" w:color="auto" w:val="clear"/>
-            <w:tcMar>
-              <w:top w:type="dxa" w:w="60"/>
-              <w:left w:type="dxa" w:w="120"/>
-              <w:bottom w:type="dxa" w:w="60"/>
-              <w:right w:type="dxa" w:w="120"/>
-            </w:tcMar>
-          </w:tcPr>
-          <w:p>
-            <w:pPr>
-              <w:spacing w:after="0" w:line="320"/>
-            </w:pPr>
-            <w:r>
-              <w:t xml:space="preserve"/>
-            </w:r>
-          </w:p>
-          <w:p>
-            <w:pPr>
-              <w:spacing w:after="0" w:line="320"/>
-            </w:pPr>
-            <w:r>
-              <w:t xml:space="preserve"/>
-            </w:r>
-          </w:p>
-        </w:tc>
-      </w:tr>
-    </w:tbl>
-    <w:p>
-      <w:pPr>
-        <w:keepNext/>
-        <w:spacing w:after="60" w:before="160"/>
-      </w:pPr>
-      <w:r>
-        <w:rPr>
-          <w:b/>
-          <w:bCs/>
-          <w:color w:val="12355B"/>
-          <w:sz w:val="22"/>
-          <w:szCs w:val="22"/>
-        </w:rPr>
-        <w:t xml:space="preserve">3.  </w:t>
-      </w:r>
-      <w:r>
-        <w:rPr>
-          <w:b/>
-          <w:bCs/>
-          <w:sz w:val="21"/>
-          <w:szCs w:val="21"/>
-        </w:rPr>
-        <w:t xml:space="preserve">Blueprint 1: A trapezoidal lobby window has bases of 6 ft and 10 ft and a height of 4 ft. What is its area for the glass order?</w:t>
-      </w:r>
-    </w:p>
-    <w:p>
-      <w:pPr>
-        <w:spacing w:after="40"/>
-        <w:ind w:left="420"/>
-      </w:pPr>
-      <w:r>
-        <w:rPr>
-          <w:sz w:val="20"/>
-          <w:szCs w:val="20"/>
-        </w:rPr>
-        <w:t xml:space="preserve">A)  32 sq ft</w:t>
-      </w:r>
-    </w:p>
-    <w:p>
-      <w:pPr>
-        <w:spacing w:after="40"/>
-        <w:ind w:left="420"/>
-      </w:pPr>
-      <w:r>
-        <w:rPr>
-          <w:sz w:val="20"/>
-          <w:szCs w:val="20"/>
-        </w:rPr>
-        <w:t xml:space="preserve">B)  40 sq ft</w:t>
-      </w:r>
-    </w:p>
-    <w:p>
-      <w:pPr>
-        <w:spacing w:after="40"/>
-        <w:ind w:left="420"/>
-      </w:pPr>
-      <w:r>
-        <w:rPr>
-          <w:sz w:val="20"/>
-          <w:szCs w:val="20"/>
-        </w:rPr>
-        <w:t xml:space="preserve">C)  16 sq ft</w:t>
-      </w:r>
-    </w:p>
-    <w:p>
-      <w:pPr>
-        <w:spacing w:after="40"/>
-        <w:ind w:left="420"/>
-      </w:pPr>
-      <w:r>
-        <w:rPr>
-          <w:sz w:val="20"/>
-          <w:szCs w:val="20"/>
-        </w:rPr>
-        <w:t xml:space="preserve">D)  60 sq ft</w:t>
-      </w:r>
-    </w:p>
-    <w:p>
-      <w:pPr>
-        <w:spacing w:after="20"/>
-      </w:pPr>
-      <w:r>
-        <w:t xml:space="preserve"/>
-      </w:r>
-    </w:p>
-    <w:tbl>
-      <w:tblPr>
-        <w:tblW w:type="pct" w:w="100%"/>
-        <w:tblBorders>
-          <w:top w:val="single" w:color="C7D2DD" w:sz="6"/>
-          <w:left w:val="single" w:color="C7D2DD" w:sz="6"/>
-          <w:bottom w:val="single" w:color="C7D2DD" w:sz="6"/>
-          <w:right w:val="single" w:color="C7D2DD" w:sz="6"/>
-          <w:insideH w:val="single" w:color="auto" w:sz="4"/>
-          <w:insideV w:val="single" w:color="auto" w:sz="4"/>
-        </w:tblBorders>
-      </w:tblPr>
-      <w:tblGrid>
-        <w:gridCol w:w="100"/>
-      </w:tblGrid>
-      <w:tr>
-        <w:tc>
-          <w:tcPr>
-            <w:shd w:fill="FBF3E2" w:color="auto" w:val="clear"/>
-            <w:tcMar>
-              <w:top w:type="dxa" w:w="60"/>
-              <w:left w:type="dxa" w:w="120"/>
-              <w:bottom w:type="dxa" w:w="60"/>
-              <w:right w:type="dxa" w:w="120"/>
-            </w:tcMar>
-          </w:tcPr>
-          <w:p>
-            <w:pPr>
-              <w:spacing w:after="0" w:line="320"/>
-            </w:pPr>
-            <w:r>
-              <w:t xml:space="preserve"/>
-            </w:r>
-          </w:p>
-          <w:p>
-            <w:pPr>
-              <w:spacing w:after="0" w:line="320"/>
-            </w:pPr>
-            <w:r>
-              <w:t xml:space="preserve"/>
-            </w:r>
-          </w:p>
-        </w:tc>
-      </w:tr>
-    </w:tbl>
-    <w:p>
-      <w:pPr>
-        <w:keepNext/>
-        <w:spacing w:after="60" w:before="160"/>
-      </w:pPr>
-      <w:r>
-        <w:rPr>
-          <w:b/>
-          <w:bCs/>
-          <w:color w:val="12355B"/>
-          <w:sz w:val="22"/>
-          <w:szCs w:val="22"/>
-        </w:rPr>
-        <w:t xml:space="preserve">4.  </w:t>
-      </w:r>
-      <w:r>
-        <w:rPr>
-          <w:b/>
-          <w:bCs/>
-          <w:sz w:val="21"/>
-          <w:szCs w:val="21"/>
-        </w:rPr>
-        <w:t xml:space="preserve">Blueprint 2: A trapezoidal skylight has bases of 9 ft and 7 ft and a height of 6 ft. What is its area?</w:t>
-      </w:r>
-    </w:p>
-    <w:p>
-      <w:pPr>
-        <w:spacing w:after="40"/>
-        <w:ind w:left="420"/>
-      </w:pPr>
-      <w:r>
-        <w:rPr>
-          <w:sz w:val="20"/>
-          <w:szCs w:val="20"/>
-        </w:rPr>
-        <w:t xml:space="preserve">A)  48 sq ft</w:t>
-      </w:r>
-    </w:p>
-    <w:p>
-      <w:pPr>
-        <w:spacing w:after="40"/>
-        <w:ind w:left="420"/>
-      </w:pPr>
-      <w:r>
-        <w:rPr>
-          <w:sz w:val="20"/>
-          <w:szCs w:val="20"/>
-        </w:rPr>
-        <w:t xml:space="preserve">B)  96 sq ft</w:t>
-      </w:r>
-    </w:p>
-    <w:p>
-      <w:pPr>
-        <w:spacing w:after="40"/>
-        <w:ind w:left="420"/>
-      </w:pPr>
-      <w:r>
-        <w:rPr>
-          <w:sz w:val="20"/>
-          <w:szCs w:val="20"/>
-        </w:rPr>
-        <w:t xml:space="preserve">C)  63 sq ft</w:t>
-      </w:r>
-    </w:p>
-    <w:p>
-      <w:pPr>
-        <w:spacing w:after="40"/>
-        <w:ind w:left="420"/>
-      </w:pPr>
-      <w:r>
-        <w:rPr>
-          <w:sz w:val="20"/>
-          <w:szCs w:val="20"/>
-        </w:rPr>
-        <w:t xml:space="preserve">D)  44 sq ft</w:t>
       </w:r>
     </w:p>
     <w:p>

--- a/lessons/5-2/downloads/5-2-notes.docx
+++ b/lessons/5-2/downloads/5-2-notes.docx
@@ -1228,6 +1228,1302 @@
           <w:szCs w:val="22"/>
         </w:rPr>
         <w:t xml:space="preserve">The amount of flat space inside the trapezoid is its ___.</w:t>
+      </w:r>
+    </w:p>
+    <w:p>
+      <w:pPr>
+        <w:pStyle w:val="Heading1"/>
+        <w:pageBreakBefore/>
+        <w:pBdr>
+          <w:bottom w:val="single" w:color="1FA6A2" w:sz="14" w:space="6"/>
+        </w:pBdr>
+        <w:spacing w:after="140" w:before="0"/>
+      </w:pPr>
+      <w:r>
+        <w:rPr>
+          <w:b/>
+          <w:bCs/>
+          <w:color w:val="12355B"/>
+          <w:sz w:val="30"/>
+          <w:szCs w:val="30"/>
+        </w:rPr>
+        <w:t xml:space="preserve">Write About the Math</w:t>
+      </w:r>
+    </w:p>
+    <w:p>
+      <w:pPr>
+        <w:spacing w:after="100"/>
+      </w:pPr>
+      <w:r>
+        <w:rPr>
+          <w:i/>
+          <w:iCs/>
+          <w:color w:val="5F6F80"/>
+          <w:sz w:val="19"/>
+          <w:szCs w:val="19"/>
+        </w:rPr>
+        <w:t xml:space="preserve">Use the support level you need. Every level answers the same math question.</w:t>
+      </w:r>
+    </w:p>
+    <w:p>
+      <w:pPr>
+        <w:pStyle w:val="Heading2"/>
+        <w:spacing w:after="80" w:before="180"/>
+      </w:pPr>
+      <w:r>
+        <w:rPr>
+          <w:b/>
+          <w:bCs/>
+          <w:color w:val="12355B"/>
+          <w:sz w:val="24"/>
+          <w:szCs w:val="24"/>
+        </w:rPr>
+        <w:t xml:space="preserve">1. Understand the Question</w:t>
+      </w:r>
+      <w:r>
+        <w:rPr>
+          <w:i/>
+          <w:iCs/>
+          <w:color w:val="B97A12"/>
+          <w:sz w:val="19"/>
+          <w:szCs w:val="19"/>
+        </w:rPr>
+        <w:t xml:space="preserve">   explain</w:t>
+      </w:r>
+    </w:p>
+    <w:tbl>
+      <w:tblPr>
+        <w:tblW w:type="pct" w:w="100%"/>
+        <w:tblBorders>
+          <w:top w:val="single" w:color="1FA6A2" w:sz="8"/>
+          <w:left w:val="single" w:color="1FA6A2" w:sz="8"/>
+          <w:bottom w:val="single" w:color="1FA6A2" w:sz="8"/>
+          <w:right w:val="single" w:color="1FA6A2" w:sz="8"/>
+          <w:insideH w:val="single" w:color="auto" w:sz="4"/>
+          <w:insideV w:val="single" w:color="auto" w:sz="4"/>
+        </w:tblBorders>
+      </w:tblPr>
+      <w:tblGrid>
+        <w:gridCol w:w="100"/>
+      </w:tblGrid>
+      <w:tr>
+        <w:tc>
+          <w:tcPr>
+            <w:shd w:fill="E6F4F3" w:color="auto" w:val="clear"/>
+            <w:tcMar>
+              <w:top w:type="dxa" w:w="120"/>
+              <w:left w:type="dxa" w:w="180"/>
+              <w:bottom w:type="dxa" w:w="120"/>
+              <w:right w:type="dxa" w:w="180"/>
+            </w:tcMar>
+          </w:tcPr>
+          <w:p>
+            <w:pPr>
+              <w:spacing w:after="60"/>
+            </w:pPr>
+            <w:r>
+              <w:rPr>
+                <w:color w:val="1A2733"/>
+                <w:sz w:val="21"/>
+                <w:szCs w:val="21"/>
+              </w:rPr>
+              <w:t xml:space="preserve">On the grid you copied the trapezoid (bases 8 and 4, height 5), flipped it, and joined it to the original. What shape formed, and how does that explain the 1/2 in the formula?</w:t>
+            </w:r>
+          </w:p>
+          <w:p>
+            <w:pPr>
+              <w:spacing w:after="0"/>
+            </w:pPr>
+            <w:r>
+              <w:rPr>
+                <w:b/>
+                <w:bCs/>
+                <w:color w:val="12355B"/>
+                <w:sz w:val="20"/>
+                <w:szCs w:val="20"/>
+              </w:rPr>
+              <w:t xml:space="preserve">Your job:  </w:t>
+            </w:r>
+            <w:r>
+              <w:rPr>
+                <w:sz w:val="20"/>
+                <w:szCs w:val="20"/>
+              </w:rPr>
+              <w:t xml:space="preserve">Answer the question. Use math evidence. Explain how the evidence proves your answer.</w:t>
+            </w:r>
+            <w:r>
+              <w:rPr>
+                <w:i/>
+                <w:iCs/>
+                <w:color w:val="5F6F80"/>
+                <w:sz w:val="18"/>
+                <w:szCs w:val="18"/>
+              </w:rPr>
+              <w:br/>
+              <w:t xml:space="preserve">Responde la pregunta. Usa evidencia matemática. Explica cómo la evidencia demuestra tu respuesta.</w:t>
+            </w:r>
+          </w:p>
+        </w:tc>
+      </w:tr>
+    </w:tbl>
+    <w:p>
+      <w:pPr>
+        <w:pStyle w:val="Heading2"/>
+        <w:spacing w:after="80" w:before="180"/>
+      </w:pPr>
+      <w:r>
+        <w:rPr>
+          <w:b/>
+          <w:bCs/>
+          <w:color w:val="12355B"/>
+          <w:sz w:val="24"/>
+          <w:szCs w:val="24"/>
+        </w:rPr>
+        <w:t xml:space="preserve">2. Plan Your Math Words</w:t>
+      </w:r>
+      <w:r>
+        <w:rPr>
+          <w:i/>
+          <w:iCs/>
+          <w:color w:val="1FA6A2"/>
+          <w:sz w:val="19"/>
+          <w:szCs w:val="19"/>
+        </w:rPr>
+        <w:t xml:space="preserve">   check at least two</w:t>
+      </w:r>
+    </w:p>
+    <w:p>
+      <w:pPr>
+        <w:spacing w:after="60"/>
+      </w:pPr>
+      <w:r>
+        <w:rPr>
+          <w:b/>
+          <w:bCs/>
+          <w:color w:val="1FA6A2"/>
+          <w:sz w:val="22"/>
+          <w:szCs w:val="22"/>
+        </w:rPr>
+        <w:t xml:space="preserve">☐  </w:t>
+      </w:r>
+      <w:r>
+        <w:rPr>
+          <w:b/>
+          <w:bCs/>
+          <w:color w:val="12355B"/>
+          <w:sz w:val="20"/>
+          <w:szCs w:val="20"/>
+        </w:rPr>
+        <w:t xml:space="preserve">Trapezoid — </w:t>
+      </w:r>
+      <w:r>
+        <w:rPr>
+          <w:sz w:val="20"/>
+          <w:szCs w:val="20"/>
+        </w:rPr>
+        <w:t xml:space="preserve">A four-sided shape with just one pair of parallel sides.</w:t>
+      </w:r>
+      <w:r>
+        <w:rPr>
+          <w:i/>
+          <w:iCs/>
+          <w:color w:val="5F6F80"/>
+          <w:sz w:val="18"/>
+          <w:szCs w:val="18"/>
+        </w:rPr>
+        <w:br/>
+        <w:t xml:space="preserve">Trapecio — Una figura de cuatro lados con solo un par de lados paralelos.</w:t>
+      </w:r>
+    </w:p>
+    <w:p>
+      <w:pPr>
+        <w:spacing w:after="60"/>
+      </w:pPr>
+      <w:r>
+        <w:rPr>
+          <w:b/>
+          <w:bCs/>
+          <w:color w:val="1FA6A2"/>
+          <w:sz w:val="22"/>
+          <w:szCs w:val="22"/>
+        </w:rPr>
+        <w:t xml:space="preserve">☐  </w:t>
+      </w:r>
+      <w:r>
+        <w:rPr>
+          <w:b/>
+          <w:bCs/>
+          <w:color w:val="12355B"/>
+          <w:sz w:val="20"/>
+          <w:szCs w:val="20"/>
+        </w:rPr>
+        <w:t xml:space="preserve">Base 1 (b1) — </w:t>
+      </w:r>
+      <w:r>
+        <w:rPr>
+          <w:sz w:val="20"/>
+          <w:szCs w:val="20"/>
+        </w:rPr>
+        <w:t xml:space="preserve">One of the two parallel sides of a trapezoid.</w:t>
+      </w:r>
+      <w:r>
+        <w:rPr>
+          <w:i/>
+          <w:iCs/>
+          <w:color w:val="5F6F80"/>
+          <w:sz w:val="18"/>
+          <w:szCs w:val="18"/>
+        </w:rPr>
+        <w:br/>
+        <w:t xml:space="preserve">Base 1 (b1) — Uno de los dos lados paralelos de un trapecio.</w:t>
+      </w:r>
+    </w:p>
+    <w:p>
+      <w:pPr>
+        <w:spacing w:after="60"/>
+      </w:pPr>
+      <w:r>
+        <w:rPr>
+          <w:b/>
+          <w:bCs/>
+          <w:color w:val="1FA6A2"/>
+          <w:sz w:val="22"/>
+          <w:szCs w:val="22"/>
+        </w:rPr>
+        <w:t xml:space="preserve">☐  </w:t>
+      </w:r>
+      <w:r>
+        <w:rPr>
+          <w:b/>
+          <w:bCs/>
+          <w:color w:val="12355B"/>
+          <w:sz w:val="20"/>
+          <w:szCs w:val="20"/>
+        </w:rPr>
+        <w:t xml:space="preserve">Base 2 (b2) — </w:t>
+      </w:r>
+      <w:r>
+        <w:rPr>
+          <w:sz w:val="20"/>
+          <w:szCs w:val="20"/>
+        </w:rPr>
+        <w:t xml:space="preserve">The other parallel side of a trapezoid.</w:t>
+      </w:r>
+      <w:r>
+        <w:rPr>
+          <w:i/>
+          <w:iCs/>
+          <w:color w:val="5F6F80"/>
+          <w:sz w:val="18"/>
+          <w:szCs w:val="18"/>
+        </w:rPr>
+        <w:br/>
+        <w:t xml:space="preserve">Base 2 (b2) — El otro lado paralelo de un trapecio.</w:t>
+      </w:r>
+    </w:p>
+    <w:p>
+      <w:pPr>
+        <w:spacing w:after="60"/>
+      </w:pPr>
+      <w:r>
+        <w:rPr>
+          <w:b/>
+          <w:bCs/>
+          <w:color w:val="1FA6A2"/>
+          <w:sz w:val="22"/>
+          <w:szCs w:val="22"/>
+        </w:rPr>
+        <w:t xml:space="preserve">☐  </w:t>
+      </w:r>
+      <w:r>
+        <w:rPr>
+          <w:b/>
+          <w:bCs/>
+          <w:color w:val="12355B"/>
+          <w:sz w:val="20"/>
+          <w:szCs w:val="20"/>
+        </w:rPr>
+        <w:t xml:space="preserve">Height — </w:t>
+      </w:r>
+      <w:r>
+        <w:rPr>
+          <w:sz w:val="20"/>
+          <w:szCs w:val="20"/>
+        </w:rPr>
+        <w:t xml:space="preserve">The straight-up distance between the two parallel sides.</w:t>
+      </w:r>
+      <w:r>
+        <w:rPr>
+          <w:i/>
+          <w:iCs/>
+          <w:color w:val="5F6F80"/>
+          <w:sz w:val="18"/>
+          <w:szCs w:val="18"/>
+        </w:rPr>
+        <w:br/>
+        <w:t xml:space="preserve">Altura — La distancia recta entre los dos lados paralelos.</w:t>
+      </w:r>
+    </w:p>
+    <w:p>
+      <w:pPr>
+        <w:spacing w:after="60"/>
+      </w:pPr>
+      <w:r>
+        <w:rPr>
+          <w:b/>
+          <w:bCs/>
+          <w:color w:val="1FA6A2"/>
+          <w:sz w:val="22"/>
+          <w:szCs w:val="22"/>
+        </w:rPr>
+        <w:t xml:space="preserve">☐  </w:t>
+      </w:r>
+      <w:r>
+        <w:rPr>
+          <w:b/>
+          <w:bCs/>
+          <w:color w:val="12355B"/>
+          <w:sz w:val="20"/>
+          <w:szCs w:val="20"/>
+        </w:rPr>
+        <w:t xml:space="preserve">Area — </w:t>
+      </w:r>
+      <w:r>
+        <w:rPr>
+          <w:sz w:val="20"/>
+          <w:szCs w:val="20"/>
+        </w:rPr>
+        <w:t xml:space="preserve">How much space is inside a flat shape.</w:t>
+      </w:r>
+      <w:r>
+        <w:rPr>
+          <w:i/>
+          <w:iCs/>
+          <w:color w:val="5F6F80"/>
+          <w:sz w:val="18"/>
+          <w:szCs w:val="18"/>
+        </w:rPr>
+        <w:br/>
+        <w:t xml:space="preserve">Área — Cuánto espacio hay dentro de una figura plana.</w:t>
+      </w:r>
+    </w:p>
+    <w:tbl>
+      <w:tblPr>
+        <w:tblW w:type="pct" w:w="100%"/>
+        <w:tblBorders>
+          <w:top w:val="single" w:color="1FA6A2" w:sz="8"/>
+          <w:left w:val="single" w:color="1FA6A2" w:sz="8"/>
+          <w:bottom w:val="single" w:color="1FA6A2" w:sz="8"/>
+          <w:right w:val="single" w:color="1FA6A2" w:sz="8"/>
+          <w:insideH w:val="single" w:color="auto" w:sz="4"/>
+          <w:insideV w:val="single" w:color="auto" w:sz="4"/>
+        </w:tblBorders>
+      </w:tblPr>
+      <w:tblGrid>
+        <w:gridCol w:w="100"/>
+      </w:tblGrid>
+      <w:tr>
+        <w:tc>
+          <w:tcPr>
+            <w:shd w:fill="F7FFFD" w:color="auto" w:val="clear"/>
+            <w:tcMar>
+              <w:top w:type="dxa" w:w="120"/>
+              <w:left w:type="dxa" w:w="180"/>
+              <w:bottom w:type="dxa" w:w="120"/>
+              <w:right w:type="dxa" w:w="180"/>
+            </w:tcMar>
+          </w:tcPr>
+          <w:p>
+            <w:pPr>
+              <w:spacing w:after="50"/>
+            </w:pPr>
+            <w:r>
+              <w:rPr>
+                <w:b/>
+                <w:bCs/>
+                <w:color w:val="1FA6A2"/>
+                <w:sz w:val="20"/>
+                <w:szCs w:val="20"/>
+              </w:rPr>
+              <w:t xml:space="preserve">Say it first:  </w:t>
+            </w:r>
+            <w:r>
+              <w:rPr>
+                <w:sz w:val="20"/>
+                <w:szCs w:val="20"/>
+              </w:rPr>
+              <w:t xml:space="preserve">Say your idea to a partner or quietly to yourself before you write.</w:t>
+            </w:r>
+          </w:p>
+          <w:p>
+            <w:pPr>
+              <w:spacing w:after="60"/>
+            </w:pPr>
+            <w:r>
+              <w:rPr>
+                <w:color w:val="1A2733"/>
+                <w:sz w:val="21"/>
+                <w:szCs w:val="21"/>
+              </w:rPr>
+              <w:t xml:space="preserve">When I flip and join the trapezoid, I make a ___.</w:t>
+            </w:r>
+            <w:r>
+              <w:rPr>
+                <w:i/>
+                <w:iCs/>
+                <w:color w:val="5F6F80"/>
+                <w:sz w:val="19"/>
+                <w:szCs w:val="19"/>
+              </w:rPr>
+              <w:br/>
+              <w:t xml:space="preserve">Cuando volteo y uno el trapecio, formo un ___.</w:t>
+            </w:r>
+          </w:p>
+        </w:tc>
+      </w:tr>
+    </w:tbl>
+    <w:p>
+      <w:pPr>
+        <w:pStyle w:val="Heading2"/>
+        <w:spacing w:after="80" w:before="180"/>
+      </w:pPr>
+      <w:r>
+        <w:rPr>
+          <w:b/>
+          <w:bCs/>
+          <w:color w:val="12355B"/>
+          <w:sz w:val="24"/>
+          <w:szCs w:val="24"/>
+        </w:rPr>
+        <w:t xml:space="preserve">3. Build Your Explanation</w:t>
+      </w:r>
+      <w:r>
+        <w:rPr>
+          <w:i/>
+          <w:iCs/>
+          <w:color w:val="B97A12"/>
+          <w:sz w:val="19"/>
+          <w:szCs w:val="19"/>
+        </w:rPr>
+        <w:t xml:space="preserve">   choose your support</w:t>
+      </w:r>
+    </w:p>
+    <w:tbl>
+      <w:tblPr>
+        <w:tblW w:type="pct" w:w="100%"/>
+        <w:tblBorders>
+          <w:top w:val="single" w:color="BBD0DE" w:sz="8"/>
+          <w:left w:val="single" w:color="BBD0DE" w:sz="8"/>
+          <w:bottom w:val="single" w:color="BBD0DE" w:sz="8"/>
+          <w:right w:val="single" w:color="BBD0DE" w:sz="8"/>
+          <w:insideH w:val="single" w:color="auto" w:sz="4"/>
+          <w:insideV w:val="single" w:color="auto" w:sz="4"/>
+        </w:tblBorders>
+      </w:tblPr>
+      <w:tblGrid>
+        <w:gridCol w:w="100"/>
+      </w:tblGrid>
+      <w:tr>
+        <w:tc>
+          <w:tcPr>
+            <w:shd w:fill="EEF4F8" w:color="auto" w:val="clear"/>
+            <w:tcMar>
+              <w:top w:type="dxa" w:w="120"/>
+              <w:left w:type="dxa" w:w="180"/>
+              <w:bottom w:type="dxa" w:w="120"/>
+              <w:right w:type="dxa" w:w="180"/>
+            </w:tcMar>
+          </w:tcPr>
+          <w:p>
+            <w:pPr>
+              <w:spacing w:after="50"/>
+            </w:pPr>
+            <w:r>
+              <w:rPr>
+                <w:i/>
+                <w:iCs/>
+                <w:color w:val="5F6F80"/>
+                <w:sz w:val="19"/>
+                <w:szCs w:val="19"/>
+              </w:rPr>
+              <w:t xml:space="preserve">This model shows the parts of an explanation. It does not answer your writing question.</w:t>
+            </w:r>
+          </w:p>
+          <w:p>
+            <w:pPr>
+              <w:spacing w:after="80"/>
+            </w:pPr>
+            <w:r>
+              <w:rPr>
+                <w:b/>
+                <w:bCs/>
+                <w:color w:val="12355B"/>
+                <w:sz w:val="19"/>
+                <w:szCs w:val="19"/>
+              </w:rPr>
+              <w:t xml:space="preserve">Claim:  </w:t>
+            </w:r>
+            <w:r>
+              <w:rPr>
+                <w:sz w:val="19"/>
+                <w:szCs w:val="19"/>
+              </w:rPr>
+              <w:t xml:space="preserve">We use both bases because the top and bottom are different lengths.</w:t>
+            </w:r>
+          </w:p>
+          <w:p>
+            <w:pPr>
+              <w:spacing w:after="80"/>
+            </w:pPr>
+            <w:r>
+              <w:rPr>
+                <w:b/>
+                <w:bCs/>
+                <w:color w:val="12355B"/>
+                <w:sz w:val="19"/>
+                <w:szCs w:val="19"/>
+              </w:rPr>
+              <w:t xml:space="preserve">Evidence:  </w:t>
+            </w:r>
+            <w:r>
+              <w:rPr>
+                <w:sz w:val="19"/>
+                <w:szCs w:val="19"/>
+              </w:rPr>
+              <w:t xml:space="preserve">Students explain a trapezoid has two parallel sides of different lengths, so using only one would over- or under-count the area; strong answers mention averaging the bases.</w:t>
+            </w:r>
+          </w:p>
+          <w:p>
+            <w:pPr>
+              <w:spacing w:after="80"/>
+            </w:pPr>
+            <w:r>
+              <w:rPr>
+                <w:b/>
+                <w:bCs/>
+                <w:color w:val="12355B"/>
+                <w:sz w:val="19"/>
+                <w:szCs w:val="19"/>
+              </w:rPr>
+              <w:t xml:space="preserve">Reasoning:  </w:t>
+            </w:r>
+            <w:r>
+              <w:rPr>
+                <w:sz w:val="19"/>
+                <w:szCs w:val="19"/>
+              </w:rPr>
+              <w:t xml:space="preserve">This evidence connects the definition of trapezoid to the mathematical claim.</w:t>
+            </w:r>
+          </w:p>
+        </w:tc>
+      </w:tr>
+    </w:tbl>
+    <w:p>
+      <w:pPr>
+        <w:pStyle w:val="Heading2"/>
+        <w:spacing w:after="80" w:before="180"/>
+      </w:pPr>
+      <w:r>
+        <w:rPr>
+          <w:b/>
+          <w:bCs/>
+          <w:color w:val="12355B"/>
+          <w:sz w:val="24"/>
+          <w:szCs w:val="24"/>
+        </w:rPr>
+        <w:t xml:space="preserve">Start</w:t>
+      </w:r>
+      <w:r>
+        <w:rPr>
+          <w:i/>
+          <w:iCs/>
+          <w:color w:val="1FA6A2"/>
+          <w:sz w:val="19"/>
+          <w:szCs w:val="19"/>
+        </w:rPr>
+        <w:t xml:space="preserve">   Most language support</w:t>
+      </w:r>
+    </w:p>
+    <w:p>
+      <w:pPr>
+        <w:spacing w:after="60"/>
+      </w:pPr>
+      <w:r>
+        <w:rPr>
+          <w:color w:val="1A2733"/>
+          <w:sz w:val="21"/>
+          <w:szCs w:val="21"/>
+        </w:rPr>
+        <w:t xml:space="preserve">Complete the frames. Use the word bank.</w:t>
+      </w:r>
+      <w:r>
+        <w:rPr>
+          <w:i/>
+          <w:iCs/>
+          <w:color w:val="5F6F80"/>
+          <w:sz w:val="19"/>
+          <w:szCs w:val="19"/>
+        </w:rPr>
+        <w:br/>
+        <w:t xml:space="preserve">Completa las oraciones. Usa el banco de palabras.</w:t>
+      </w:r>
+    </w:p>
+    <w:p>
+      <w:pPr>
+        <w:spacing w:after="60"/>
+      </w:pPr>
+      <w:r>
+        <w:rPr>
+          <w:color w:val="1A2733"/>
+          <w:sz w:val="21"/>
+          <w:szCs w:val="21"/>
+        </w:rPr>
+        <w:t xml:space="preserve">When I flip and join the trapezoid, I make a ___.</w:t>
+      </w:r>
+      <w:r>
+        <w:rPr>
+          <w:i/>
+          <w:iCs/>
+          <w:color w:val="5F6F80"/>
+          <w:sz w:val="19"/>
+          <w:szCs w:val="19"/>
+        </w:rPr>
+        <w:br/>
+        <w:t xml:space="preserve">Cuando volteo y uno el trapecio, formo un ___.</w:t>
+      </w:r>
+    </w:p>
+    <w:p>
+      <w:pPr>
+        <w:spacing w:after="60"/>
+      </w:pPr>
+      <w:r>
+        <w:rPr>
+          <w:color w:val="1A2733"/>
+          <w:sz w:val="21"/>
+          <w:szCs w:val="21"/>
+        </w:rPr>
+        <w:t xml:space="preserve">I added the two bases first because ___.</w:t>
+      </w:r>
+      <w:r>
+        <w:rPr>
+          <w:i/>
+          <w:iCs/>
+          <w:color w:val="5F6F80"/>
+          <w:sz w:val="19"/>
+          <w:szCs w:val="19"/>
+        </w:rPr>
+        <w:br/>
+        <w:t xml:space="preserve">Primero sumé las dos bases porque ___.</w:t>
+      </w:r>
+    </w:p>
+    <w:tbl>
+      <w:tblPr>
+        <w:tblW w:type="pct" w:w="100%"/>
+        <w:tblBorders>
+          <w:top w:val="single" w:color="C7D2DD" w:sz="6"/>
+          <w:left w:val="single" w:color="C7D2DD" w:sz="6"/>
+          <w:bottom w:val="single" w:color="C7D2DD" w:sz="6"/>
+          <w:right w:val="single" w:color="C7D2DD" w:sz="6"/>
+          <w:insideH w:val="single" w:color="auto" w:sz="4"/>
+          <w:insideV w:val="single" w:color="auto" w:sz="4"/>
+        </w:tblBorders>
+      </w:tblPr>
+      <w:tblGrid>
+        <w:gridCol w:w="100"/>
+      </w:tblGrid>
+      <w:tr>
+        <w:tc>
+          <w:tcPr>
+            <w:shd w:fill="FBF3E2" w:color="auto" w:val="clear"/>
+            <w:tcMar>
+              <w:top w:type="dxa" w:w="60"/>
+              <w:left w:type="dxa" w:w="120"/>
+              <w:bottom w:type="dxa" w:w="60"/>
+              <w:right w:type="dxa" w:w="120"/>
+            </w:tcMar>
+          </w:tcPr>
+          <w:p>
+            <w:pPr>
+              <w:spacing w:after="0" w:line="320"/>
+            </w:pPr>
+            <w:r>
+              <w:t xml:space="preserve"/>
+            </w:r>
+          </w:p>
+          <w:p>
+            <w:pPr>
+              <w:spacing w:after="0" w:line="320"/>
+            </w:pPr>
+            <w:r>
+              <w:t xml:space="preserve"/>
+            </w:r>
+          </w:p>
+          <w:p>
+            <w:pPr>
+              <w:spacing w:after="0" w:line="320"/>
+            </w:pPr>
+            <w:r>
+              <w:t xml:space="preserve"/>
+            </w:r>
+          </w:p>
+        </w:tc>
+      </w:tr>
+    </w:tbl>
+    <w:p>
+      <w:pPr>
+        <w:pStyle w:val="Heading2"/>
+        <w:spacing w:after="80" w:before="180"/>
+      </w:pPr>
+      <w:r>
+        <w:rPr>
+          <w:b/>
+          <w:bCs/>
+          <w:color w:val="12355B"/>
+          <w:sz w:val="24"/>
+          <w:szCs w:val="24"/>
+        </w:rPr>
+        <w:t xml:space="preserve">Build</w:t>
+      </w:r>
+      <w:r>
+        <w:rPr>
+          <w:i/>
+          <w:iCs/>
+          <w:color w:val="B97A12"/>
+          <w:sz w:val="19"/>
+          <w:szCs w:val="19"/>
+        </w:rPr>
+        <w:t xml:space="preserve">   Some language support</w:t>
+      </w:r>
+    </w:p>
+    <w:p>
+      <w:pPr>
+        <w:spacing w:after="60"/>
+      </w:pPr>
+      <w:r>
+        <w:rPr>
+          <w:color w:val="1A2733"/>
+          <w:sz w:val="21"/>
+          <w:szCs w:val="21"/>
+        </w:rPr>
+        <w:t xml:space="preserve">Write two connected sentences. Use because, so, or but.</w:t>
+      </w:r>
+      <w:r>
+        <w:rPr>
+          <w:i/>
+          <w:iCs/>
+          <w:color w:val="5F6F80"/>
+          <w:sz w:val="19"/>
+          <w:szCs w:val="19"/>
+        </w:rPr>
+        <w:br/>
+        <w:t xml:space="preserve">Escribe dos oraciones conectadas. Usa porque, entonces o pero.</w:t>
+      </w:r>
+    </w:p>
+    <w:p>
+      <w:pPr>
+        <w:spacing w:after="60"/>
+      </w:pPr>
+      <w:r>
+        <w:rPr>
+          <w:color w:val="1A2733"/>
+          <w:sz w:val="21"/>
+          <w:szCs w:val="21"/>
+        </w:rPr>
+        <w:t xml:space="preserve">My claim is ___.</w:t>
+      </w:r>
+      <w:r>
+        <w:rPr>
+          <w:i/>
+          <w:iCs/>
+          <w:color w:val="5F6F80"/>
+          <w:sz w:val="19"/>
+          <w:szCs w:val="19"/>
+        </w:rPr>
+        <w:br/>
+        <w:t xml:space="preserve">Mi afirmación es ___.</w:t>
+      </w:r>
+    </w:p>
+    <w:p>
+      <w:pPr>
+        <w:spacing w:after="60"/>
+      </w:pPr>
+      <w:r>
+        <w:rPr>
+          <w:color w:val="1A2733"/>
+          <w:sz w:val="21"/>
+          <w:szCs w:val="21"/>
+        </w:rPr>
+        <w:t xml:space="preserve">I know because ___.</w:t>
+      </w:r>
+      <w:r>
+        <w:rPr>
+          <w:i/>
+          <w:iCs/>
+          <w:color w:val="5F6F80"/>
+          <w:sz w:val="19"/>
+          <w:szCs w:val="19"/>
+        </w:rPr>
+        <w:br/>
+        <w:t xml:space="preserve">Lo sé porque ___.</w:t>
+      </w:r>
+    </w:p>
+    <w:p>
+      <w:pPr>
+        <w:spacing w:after="60"/>
+      </w:pPr>
+      <w:r>
+        <w:rPr>
+          <w:color w:val="1A2733"/>
+          <w:sz w:val="21"/>
+          <w:szCs w:val="21"/>
+        </w:rPr>
+        <w:t xml:space="preserve">So ___.</w:t>
+      </w:r>
+      <w:r>
+        <w:rPr>
+          <w:i/>
+          <w:iCs/>
+          <w:color w:val="5F6F80"/>
+          <w:sz w:val="19"/>
+          <w:szCs w:val="19"/>
+        </w:rPr>
+        <w:br/>
+        <w:t xml:space="preserve">Entonces ___.</w:t>
+      </w:r>
+    </w:p>
+    <w:tbl>
+      <w:tblPr>
+        <w:tblW w:type="pct" w:w="100%"/>
+        <w:tblBorders>
+          <w:top w:val="single" w:color="C7D2DD" w:sz="6"/>
+          <w:left w:val="single" w:color="C7D2DD" w:sz="6"/>
+          <w:bottom w:val="single" w:color="C7D2DD" w:sz="6"/>
+          <w:right w:val="single" w:color="C7D2DD" w:sz="6"/>
+          <w:insideH w:val="single" w:color="auto" w:sz="4"/>
+          <w:insideV w:val="single" w:color="auto" w:sz="4"/>
+        </w:tblBorders>
+      </w:tblPr>
+      <w:tblGrid>
+        <w:gridCol w:w="100"/>
+      </w:tblGrid>
+      <w:tr>
+        <w:tc>
+          <w:tcPr>
+            <w:shd w:fill="FBF3E2" w:color="auto" w:val="clear"/>
+            <w:tcMar>
+              <w:top w:type="dxa" w:w="60"/>
+              <w:left w:type="dxa" w:w="120"/>
+              <w:bottom w:type="dxa" w:w="60"/>
+              <w:right w:type="dxa" w:w="120"/>
+            </w:tcMar>
+          </w:tcPr>
+          <w:p>
+            <w:pPr>
+              <w:spacing w:after="0" w:line="320"/>
+            </w:pPr>
+            <w:r>
+              <w:t xml:space="preserve"/>
+            </w:r>
+          </w:p>
+          <w:p>
+            <w:pPr>
+              <w:spacing w:after="0" w:line="320"/>
+            </w:pPr>
+            <w:r>
+              <w:t xml:space="preserve"/>
+            </w:r>
+          </w:p>
+          <w:p>
+            <w:pPr>
+              <w:spacing w:after="0" w:line="320"/>
+            </w:pPr>
+            <w:r>
+              <w:t xml:space="preserve"/>
+            </w:r>
+          </w:p>
+        </w:tc>
+      </w:tr>
+    </w:tbl>
+    <w:p>
+      <w:pPr>
+        <w:pStyle w:val="Heading2"/>
+        <w:spacing w:after="80" w:before="180"/>
+      </w:pPr>
+      <w:r>
+        <w:rPr>
+          <w:b/>
+          <w:bCs/>
+          <w:color w:val="12355B"/>
+          <w:sz w:val="24"/>
+          <w:szCs w:val="24"/>
+        </w:rPr>
+        <w:t xml:space="preserve">Explain</w:t>
+      </w:r>
+      <w:r>
+        <w:rPr>
+          <w:i/>
+          <w:iCs/>
+          <w:color w:val="B97A12"/>
+          <w:sz w:val="19"/>
+          <w:szCs w:val="19"/>
+        </w:rPr>
+        <w:t xml:space="preserve">   Light language support</w:t>
+      </w:r>
+    </w:p>
+    <w:p>
+      <w:pPr>
+        <w:spacing w:after="60"/>
+      </w:pPr>
+      <w:r>
+        <w:rPr>
+          <w:color w:val="1A2733"/>
+          <w:sz w:val="21"/>
+          <w:szCs w:val="21"/>
+        </w:rPr>
+        <w:t xml:space="preserve">Write a claim, give math evidence, and explain your reasoning.</w:t>
+      </w:r>
+      <w:r>
+        <w:rPr>
+          <w:i/>
+          <w:iCs/>
+          <w:color w:val="5F6F80"/>
+          <w:sz w:val="19"/>
+          <w:szCs w:val="19"/>
+        </w:rPr>
+        <w:br/>
+        <w:t xml:space="preserve">Escribe una afirmación, da evidencia matemática y explica tu razonamiento.</w:t>
+      </w:r>
+    </w:p>
+    <w:p>
+      <w:pPr>
+        <w:spacing w:after="60"/>
+      </w:pPr>
+      <w:r>
+        <w:rPr>
+          <w:color w:val="1A2733"/>
+          <w:sz w:val="21"/>
+          <w:szCs w:val="21"/>
+        </w:rPr>
+        <w:t xml:space="preserve">My claim is ___.</w:t>
+      </w:r>
+      <w:r>
+        <w:rPr>
+          <w:i/>
+          <w:iCs/>
+          <w:color w:val="5F6F80"/>
+          <w:sz w:val="19"/>
+          <w:szCs w:val="19"/>
+        </w:rPr>
+        <w:br/>
+        <w:t xml:space="preserve">Mi afirmación es ___.</w:t>
+      </w:r>
+    </w:p>
+    <w:p>
+      <w:pPr>
+        <w:spacing w:after="60"/>
+      </w:pPr>
+      <w:r>
+        <w:rPr>
+          <w:color w:val="1A2733"/>
+          <w:sz w:val="21"/>
+          <w:szCs w:val="21"/>
+        </w:rPr>
+        <w:t xml:space="preserve">My math evidence is ___.</w:t>
+      </w:r>
+      <w:r>
+        <w:rPr>
+          <w:i/>
+          <w:iCs/>
+          <w:color w:val="5F6F80"/>
+          <w:sz w:val="19"/>
+          <w:szCs w:val="19"/>
+        </w:rPr>
+        <w:br/>
+        <w:t xml:space="preserve">Mi evidencia matemática es ___.</w:t>
+      </w:r>
+    </w:p>
+    <w:p>
+      <w:pPr>
+        <w:spacing w:after="60"/>
+      </w:pPr>
+      <w:r>
+        <w:rPr>
+          <w:color w:val="1A2733"/>
+          <w:sz w:val="21"/>
+          <w:szCs w:val="21"/>
+        </w:rPr>
+        <w:t xml:space="preserve">This proves ___ because ___.</w:t>
+      </w:r>
+      <w:r>
+        <w:rPr>
+          <w:i/>
+          <w:iCs/>
+          <w:color w:val="5F6F80"/>
+          <w:sz w:val="19"/>
+          <w:szCs w:val="19"/>
+        </w:rPr>
+        <w:br/>
+        <w:t xml:space="preserve">Esto demuestra ___ porque ___.</w:t>
+      </w:r>
+    </w:p>
+    <w:tbl>
+      <w:tblPr>
+        <w:tblW w:type="pct" w:w="100%"/>
+        <w:tblBorders>
+          <w:top w:val="single" w:color="C7D2DD" w:sz="6"/>
+          <w:left w:val="single" w:color="C7D2DD" w:sz="6"/>
+          <w:bottom w:val="single" w:color="C7D2DD" w:sz="6"/>
+          <w:right w:val="single" w:color="C7D2DD" w:sz="6"/>
+          <w:insideH w:val="single" w:color="auto" w:sz="4"/>
+          <w:insideV w:val="single" w:color="auto" w:sz="4"/>
+        </w:tblBorders>
+      </w:tblPr>
+      <w:tblGrid>
+        <w:gridCol w:w="100"/>
+      </w:tblGrid>
+      <w:tr>
+        <w:tc>
+          <w:tcPr>
+            <w:shd w:fill="FBF3E2" w:color="auto" w:val="clear"/>
+            <w:tcMar>
+              <w:top w:type="dxa" w:w="60"/>
+              <w:left w:type="dxa" w:w="120"/>
+              <w:bottom w:type="dxa" w:w="60"/>
+              <w:right w:type="dxa" w:w="120"/>
+            </w:tcMar>
+          </w:tcPr>
+          <w:p>
+            <w:pPr>
+              <w:spacing w:after="0" w:line="320"/>
+            </w:pPr>
+            <w:r>
+              <w:t xml:space="preserve"/>
+            </w:r>
+          </w:p>
+          <w:p>
+            <w:pPr>
+              <w:spacing w:after="0" w:line="320"/>
+            </w:pPr>
+            <w:r>
+              <w:t xml:space="preserve"/>
+            </w:r>
+          </w:p>
+          <w:p>
+            <w:pPr>
+              <w:spacing w:after="0" w:line="320"/>
+            </w:pPr>
+            <w:r>
+              <w:t xml:space="preserve"/>
+            </w:r>
+          </w:p>
+          <w:p>
+            <w:pPr>
+              <w:spacing w:after="0" w:line="320"/>
+            </w:pPr>
+            <w:r>
+              <w:t xml:space="preserve"/>
+            </w:r>
+          </w:p>
+          <w:p>
+            <w:pPr>
+              <w:spacing w:after="0" w:line="320"/>
+            </w:pPr>
+            <w:r>
+              <w:t xml:space="preserve"/>
+            </w:r>
+          </w:p>
+        </w:tc>
+      </w:tr>
+    </w:tbl>
+    <w:p>
+      <w:pPr>
+        <w:pStyle w:val="Heading2"/>
+        <w:spacing w:after="80" w:before="180"/>
+      </w:pPr>
+      <w:r>
+        <w:rPr>
+          <w:b/>
+          <w:bCs/>
+          <w:color w:val="12355B"/>
+          <w:sz w:val="24"/>
+          <w:szCs w:val="24"/>
+        </w:rPr>
+        <w:t xml:space="preserve">4. Check Your Explanation</w:t>
+      </w:r>
+      <w:r>
+        <w:rPr>
+          <w:i/>
+          <w:iCs/>
+          <w:color w:val="1FA6A2"/>
+          <w:sz w:val="19"/>
+          <w:szCs w:val="19"/>
+        </w:rPr>
+        <w:t xml:space="preserve">   five quick checks</w:t>
+      </w:r>
+    </w:p>
+    <w:p>
+      <w:pPr>
+        <w:spacing w:after="80"/>
+      </w:pPr>
+      <w:r>
+        <w:rPr>
+          <w:b/>
+          <w:bCs/>
+          <w:color w:val="1FA6A2"/>
+          <w:sz w:val="22"/>
+          <w:szCs w:val="22"/>
+        </w:rPr>
+        <w:t xml:space="preserve">☐  </w:t>
+      </w:r>
+      <w:r>
+        <w:rPr>
+          <w:sz w:val="20"/>
+          <w:szCs w:val="20"/>
+        </w:rPr>
+        <w:t xml:space="preserve">I answered the question.</w:t>
+      </w:r>
+      <w:r>
+        <w:rPr>
+          <w:i/>
+          <w:iCs/>
+          <w:color w:val="5F6F80"/>
+          <w:sz w:val="18"/>
+          <w:szCs w:val="18"/>
+        </w:rPr>
+        <w:br/>
+        <w:t xml:space="preserve">Respondí la pregunta.</w:t>
+      </w:r>
+    </w:p>
+    <w:p>
+      <w:pPr>
+        <w:spacing w:after="80"/>
+      </w:pPr>
+      <w:r>
+        <w:rPr>
+          <w:b/>
+          <w:bCs/>
+          <w:color w:val="1FA6A2"/>
+          <w:sz w:val="22"/>
+          <w:szCs w:val="22"/>
+        </w:rPr>
+        <w:t xml:space="preserve">☐  </w:t>
+      </w:r>
+      <w:r>
+        <w:rPr>
+          <w:sz w:val="20"/>
+          <w:szCs w:val="20"/>
+        </w:rPr>
+        <w:t xml:space="preserve">I used math evidence: numbers, an equation, a model, or a comparison.</w:t>
+      </w:r>
+      <w:r>
+        <w:rPr>
+          <w:i/>
+          <w:iCs/>
+          <w:color w:val="5F6F80"/>
+          <w:sz w:val="18"/>
+          <w:szCs w:val="18"/>
+        </w:rPr>
+        <w:br/>
+        <w:t xml:space="preserve">Usé evidencia matemática: números, una ecuación, un modelo o una comparación.</w:t>
+      </w:r>
+    </w:p>
+    <w:p>
+      <w:pPr>
+        <w:spacing w:after="80"/>
+      </w:pPr>
+      <w:r>
+        <w:rPr>
+          <w:b/>
+          <w:bCs/>
+          <w:color w:val="1FA6A2"/>
+          <w:sz w:val="22"/>
+          <w:szCs w:val="22"/>
+        </w:rPr>
+        <w:t xml:space="preserve">☐  </w:t>
+      </w:r>
+      <w:r>
+        <w:rPr>
+          <w:sz w:val="20"/>
+          <w:szCs w:val="20"/>
+        </w:rPr>
+        <w:t xml:space="preserve">I explained how the evidence proves my answer.</w:t>
+      </w:r>
+      <w:r>
+        <w:rPr>
+          <w:i/>
+          <w:iCs/>
+          <w:color w:val="5F6F80"/>
+          <w:sz w:val="18"/>
+          <w:szCs w:val="18"/>
+        </w:rPr>
+        <w:br/>
+        <w:t xml:space="preserve">Expliqué cómo la evidencia demuestra mi respuesta.</w:t>
+      </w:r>
+    </w:p>
+    <w:p>
+      <w:pPr>
+        <w:spacing w:after="80"/>
+      </w:pPr>
+      <w:r>
+        <w:rPr>
+          <w:b/>
+          <w:bCs/>
+          <w:color w:val="1FA6A2"/>
+          <w:sz w:val="22"/>
+          <w:szCs w:val="22"/>
+        </w:rPr>
+        <w:t xml:space="preserve">☐  </w:t>
+      </w:r>
+      <w:r>
+        <w:rPr>
+          <w:sz w:val="20"/>
+          <w:szCs w:val="20"/>
+        </w:rPr>
+        <w:t xml:space="preserve">I used at least two math words.</w:t>
+      </w:r>
+      <w:r>
+        <w:rPr>
+          <w:i/>
+          <w:iCs/>
+          <w:color w:val="5F6F80"/>
+          <w:sz w:val="18"/>
+          <w:szCs w:val="18"/>
+        </w:rPr>
+        <w:br/>
+        <w:t xml:space="preserve">Usé por lo menos dos palabras matemáticas.</w:t>
+      </w:r>
+    </w:p>
+    <w:p>
+      <w:pPr>
+        <w:spacing w:after="80"/>
+      </w:pPr>
+      <w:r>
+        <w:rPr>
+          <w:b/>
+          <w:bCs/>
+          <w:color w:val="1FA6A2"/>
+          <w:sz w:val="22"/>
+          <w:szCs w:val="22"/>
+        </w:rPr>
+        <w:t xml:space="preserve">☐  </w:t>
+      </w:r>
+      <w:r>
+        <w:rPr>
+          <w:sz w:val="20"/>
+          <w:szCs w:val="20"/>
+        </w:rPr>
+        <w:t xml:space="preserve">I reread complete sentences and punctuation.</w:t>
+      </w:r>
+      <w:r>
+        <w:rPr>
+          <w:i/>
+          <w:iCs/>
+          <w:color w:val="5F6F80"/>
+          <w:sz w:val="18"/>
+          <w:szCs w:val="18"/>
+        </w:rPr>
+        <w:br/>
+        <w:t xml:space="preserve">Volví a leer mis oraciones completas y la puntuación.</w:t>
       </w:r>
     </w:p>
     <w:p>

--- a/lessons/5-2/downloads/5-2-notes.docx
+++ b/lessons/5-2/downloads/5-2-notes.docx
@@ -219,10 +219,12 @@
     <w:p>
       <w:pPr>
         <w:pStyle w:val="Heading1"/>
+        <w:keepNext/>
+        <w:keepLines/>
         <w:pBdr>
           <w:bottom w:val="single" w:color="1FA6A2" w:sz="14" w:space="6"/>
         </w:pBdr>
-        <w:spacing w:after="140" w:before="260"/>
+        <w:spacing w:after="140" w:before="300"/>
       </w:pPr>
       <w:r>
         <w:rPr>
@@ -1485,10 +1487,12 @@
     <w:p>
       <w:pPr>
         <w:pStyle w:val="Heading1"/>
+        <w:keepNext/>
+        <w:keepLines/>
         <w:pBdr>
           <w:bottom w:val="single" w:color="1FA6A2" w:sz="14" w:space="6"/>
         </w:pBdr>
-        <w:spacing w:after="140" w:before="260"/>
+        <w:spacing w:after="140" w:before="300"/>
       </w:pPr>
       <w:r>
         <w:rPr>
@@ -1584,7 +1588,8 @@
     </w:p>
     <w:p>
       <w:pPr>
-        <w:spacing w:after="120" w:before="80"/>
+        <w:keepLines/>
+        <w:spacing w:after="260" w:before="200"/>
       </w:pPr>
       <w:r>
         <w:rPr>
@@ -1601,12 +1606,27 @@
           <w:sz w:val="22"/>
           <w:szCs w:val="22"/>
         </w:rPr>
-        <w:t xml:space="preserve">The space inside a triangle, found with A = ½ × b × h, is the ___.</w:t>
-      </w:r>
-    </w:p>
-    <w:p>
-      <w:pPr>
-        <w:spacing w:after="120" w:before="80"/>
+        <w:t xml:space="preserve">The space inside a triangle, found with A = ½ × b × h, is the </w:t>
+      </w:r>
+      <w:r>
+        <w:rPr>
+          <w:sz w:val="22"/>
+          <w:szCs w:val="22"/>
+        </w:rPr>
+        <w:t xml:space="preserve">________________</w:t>
+      </w:r>
+      <w:r>
+        <w:rPr>
+          <w:sz w:val="22"/>
+          <w:szCs w:val="22"/>
+        </w:rPr>
+        <w:t xml:space="preserve">.</w:t>
+      </w:r>
+    </w:p>
+    <w:p>
+      <w:pPr>
+        <w:keepLines/>
+        <w:spacing w:after="260" w:before="200"/>
       </w:pPr>
       <w:r>
         <w:rPr>
@@ -1623,12 +1643,27 @@
           <w:sz w:val="22"/>
           <w:szCs w:val="22"/>
         </w:rPr>
-        <w:t xml:space="preserve">The side of a triangle you measure the height from at a 90° angle is the ___.</w:t>
-      </w:r>
-    </w:p>
-    <w:p>
-      <w:pPr>
-        <w:spacing w:after="120" w:before="80"/>
+        <w:t xml:space="preserve">The side of a triangle you measure the height from at a 90° angle is the </w:t>
+      </w:r>
+      <w:r>
+        <w:rPr>
+          <w:sz w:val="22"/>
+          <w:szCs w:val="22"/>
+        </w:rPr>
+        <w:t xml:space="preserve">________________</w:t>
+      </w:r>
+      <w:r>
+        <w:rPr>
+          <w:sz w:val="22"/>
+          <w:szCs w:val="22"/>
+        </w:rPr>
+        <w:t xml:space="preserve">.</w:t>
+      </w:r>
+    </w:p>
+    <w:p>
+      <w:pPr>
+        <w:keepLines/>
+        <w:spacing w:after="260" w:before="200"/>
       </w:pPr>
       <w:r>
         <w:rPr>
@@ -1645,12 +1680,27 @@
           <w:sz w:val="22"/>
           <w:szCs w:val="22"/>
         </w:rPr>
-        <w:t xml:space="preserve">The perpendicular distance from the base to the opposite vertex is the ___.</w:t>
-      </w:r>
-    </w:p>
-    <w:p>
-      <w:pPr>
-        <w:spacing w:after="120" w:before="80"/>
+        <w:t xml:space="preserve">The perpendicular distance from the base to the opposite vertex is the </w:t>
+      </w:r>
+      <w:r>
+        <w:rPr>
+          <w:sz w:val="22"/>
+          <w:szCs w:val="22"/>
+        </w:rPr>
+        <w:t xml:space="preserve">________________</w:t>
+      </w:r>
+      <w:r>
+        <w:rPr>
+          <w:sz w:val="22"/>
+          <w:szCs w:val="22"/>
+        </w:rPr>
+        <w:t xml:space="preserve">.</w:t>
+      </w:r>
+    </w:p>
+    <w:p>
+      <w:pPr>
+        <w:keepLines/>
+        <w:spacing w:after="260" w:before="200"/>
       </w:pPr>
       <w:r>
         <w:rPr>
@@ -1667,12 +1717,27 @@
           <w:sz w:val="22"/>
           <w:szCs w:val="22"/>
         </w:rPr>
-        <w:t xml:space="preserve">The amount of flat space inside a triangle is its ___.</w:t>
-      </w:r>
-    </w:p>
-    <w:p>
-      <w:pPr>
-        <w:spacing w:after="120" w:before="80"/>
+        <w:t xml:space="preserve">The amount of flat space inside a triangle is its </w:t>
+      </w:r>
+      <w:r>
+        <w:rPr>
+          <w:sz w:val="22"/>
+          <w:szCs w:val="22"/>
+        </w:rPr>
+        <w:t xml:space="preserve">________________</w:t>
+      </w:r>
+      <w:r>
+        <w:rPr>
+          <w:sz w:val="22"/>
+          <w:szCs w:val="22"/>
+        </w:rPr>
+        <w:t xml:space="preserve">.</w:t>
+      </w:r>
+    </w:p>
+    <w:p>
+      <w:pPr>
+        <w:keepLines/>
+        <w:spacing w:after="260" w:before="200"/>
       </w:pPr>
       <w:r>
         <w:rPr>
@@ -1689,12 +1754,27 @@
           <w:sz w:val="22"/>
           <w:szCs w:val="22"/>
         </w:rPr>
-        <w:t xml:space="preserve">Two lines that meet at a 90° angle are ___.</w:t>
-      </w:r>
-    </w:p>
-    <w:p>
-      <w:pPr>
-        <w:spacing w:after="120" w:before="80"/>
+        <w:t xml:space="preserve">Two lines that meet at a 90° angle are </w:t>
+      </w:r>
+      <w:r>
+        <w:rPr>
+          <w:sz w:val="22"/>
+          <w:szCs w:val="22"/>
+        </w:rPr>
+        <w:t xml:space="preserve">________________</w:t>
+      </w:r>
+      <w:r>
+        <w:rPr>
+          <w:sz w:val="22"/>
+          <w:szCs w:val="22"/>
+        </w:rPr>
+        <w:t xml:space="preserve">.</w:t>
+      </w:r>
+    </w:p>
+    <w:p>
+      <w:pPr>
+        <w:keepLines/>
+        <w:spacing w:after="260" w:before="200"/>
       </w:pPr>
       <w:r>
         <w:rPr>
@@ -1711,12 +1791,27 @@
           <w:sz w:val="22"/>
           <w:szCs w:val="22"/>
         </w:rPr>
-        <w:t xml:space="preserve">A shape made of two or more basic shapes combined is a ___.</w:t>
-      </w:r>
-    </w:p>
-    <w:p>
-      <w:pPr>
-        <w:spacing w:after="120" w:before="80"/>
+        <w:t xml:space="preserve">A shape made of two or more basic shapes combined is a </w:t>
+      </w:r>
+      <w:r>
+        <w:rPr>
+          <w:sz w:val="22"/>
+          <w:szCs w:val="22"/>
+        </w:rPr>
+        <w:t xml:space="preserve">________________</w:t>
+      </w:r>
+      <w:r>
+        <w:rPr>
+          <w:sz w:val="22"/>
+          <w:szCs w:val="22"/>
+        </w:rPr>
+        <w:t xml:space="preserve">.</w:t>
+      </w:r>
+    </w:p>
+    <w:p>
+      <w:pPr>
+        <w:keepLines/>
+        <w:spacing w:after="260" w:before="200"/>
       </w:pPr>
       <w:r>
         <w:rPr>
@@ -1733,12 +1828,27 @@
           <w:sz w:val="22"/>
           <w:szCs w:val="22"/>
         </w:rPr>
-        <w:t xml:space="preserve">A math rule written with symbols, like A = ½ × b × h, is a ___.</w:t>
-      </w:r>
-    </w:p>
-    <w:p>
-      <w:pPr>
-        <w:spacing w:after="120" w:before="80"/>
+        <w:t xml:space="preserve">A math rule written with symbols, like A = ½ × b × h, is a </w:t>
+      </w:r>
+      <w:r>
+        <w:rPr>
+          <w:sz w:val="22"/>
+          <w:szCs w:val="22"/>
+        </w:rPr>
+        <w:t xml:space="preserve">________________</w:t>
+      </w:r>
+      <w:r>
+        <w:rPr>
+          <w:sz w:val="22"/>
+          <w:szCs w:val="22"/>
+        </w:rPr>
+        <w:t xml:space="preserve">.</w:t>
+      </w:r>
+    </w:p>
+    <w:p>
+      <w:pPr>
+        <w:keepLines/>
+        <w:spacing w:after="260" w:before="200"/>
       </w:pPr>
       <w:r>
         <w:rPr>
@@ -1755,17 +1865,32 @@
           <w:sz w:val="22"/>
           <w:szCs w:val="22"/>
         </w:rPr>
-        <w:t xml:space="preserve">Two sides that stay the same distance apart and never meet are ___.</w:t>
+        <w:t xml:space="preserve">Two sides that stay the same distance apart and never meet are </w:t>
+      </w:r>
+      <w:r>
+        <w:rPr>
+          <w:sz w:val="22"/>
+          <w:szCs w:val="22"/>
+        </w:rPr>
+        <w:t xml:space="preserve">________________</w:t>
+      </w:r>
+      <w:r>
+        <w:rPr>
+          <w:sz w:val="22"/>
+          <w:szCs w:val="22"/>
+        </w:rPr>
+        <w:t xml:space="preserve">.</w:t>
       </w:r>
     </w:p>
     <w:p>
       <w:pPr>
         <w:pStyle w:val="Heading1"/>
-        <w:pageBreakBefore/>
+        <w:keepNext/>
+        <w:keepLines/>
         <w:pBdr>
           <w:bottom w:val="single" w:color="1FA6A2" w:sz="14" w:space="6"/>
         </w:pBdr>
-        <w:spacing w:after="140" w:before="0"/>
+        <w:spacing w:after="140" w:before="300"/>
       </w:pPr>
       <w:r>
         <w:rPr>
@@ -3046,11 +3171,12 @@
     <w:p>
       <w:pPr>
         <w:pStyle w:val="Heading1"/>
-        <w:pageBreakBefore/>
+        <w:keepNext/>
+        <w:keepLines/>
         <w:pBdr>
           <w:bottom w:val="single" w:color="1FA6A2" w:sz="14" w:space="6"/>
         </w:pBdr>
-        <w:spacing w:after="140" w:before="0"/>
+        <w:spacing w:after="140" w:before="300"/>
       </w:pPr>
       <w:r>
         <w:rPr>
@@ -3383,11 +3509,12 @@
     <w:p>
       <w:pPr>
         <w:pStyle w:val="Heading1"/>
-        <w:pageBreakBefore/>
+        <w:keepNext/>
+        <w:keepLines/>
         <w:pBdr>
           <w:bottom w:val="single" w:color="1FA6A2" w:sz="14" w:space="6"/>
         </w:pBdr>
-        <w:spacing w:after="140" w:before="0"/>
+        <w:spacing w:after="140" w:before="300"/>
       </w:pPr>
       <w:r>
         <w:rPr>
@@ -4108,11 +4235,12 @@
     <w:p>
       <w:pPr>
         <w:pStyle w:val="Heading1"/>
-        <w:pageBreakBefore/>
+        <w:keepNext/>
+        <w:keepLines/>
         <w:pBdr>
           <w:bottom w:val="single" w:color="1FA6A2" w:sz="14" w:space="6"/>
         </w:pBdr>
-        <w:spacing w:after="140" w:before="0"/>
+        <w:spacing w:after="140" w:before="300"/>
       </w:pPr>
       <w:r>
         <w:rPr>
@@ -4455,11 +4583,12 @@
     <w:p>
       <w:pPr>
         <w:pStyle w:val="Heading1"/>
-        <w:pageBreakBefore/>
+        <w:keepNext/>
+        <w:keepLines/>
         <w:pBdr>
           <w:bottom w:val="single" w:color="1FA6A2" w:sz="14" w:space="6"/>
         </w:pBdr>
-        <w:spacing w:after="140" w:before="0"/>
+        <w:spacing w:after="140" w:before="300"/>
       </w:pPr>
       <w:r>
         <w:rPr>

--- a/lessons/5-2/downloads/5-2-notes.docx
+++ b/lessons/5-2/downloads/5-2-notes.docx
@@ -1903,47 +1903,6 @@
         <w:t xml:space="preserve">Write About the Math</w:t>
       </w:r>
     </w:p>
-    <w:p>
-      <w:pPr>
-        <w:spacing w:after="100"/>
-      </w:pPr>
-      <w:r>
-        <w:rPr>
-          <w:i/>
-          <w:iCs/>
-          <w:color w:val="5F6F80"/>
-          <w:sz w:val="19"/>
-          <w:szCs w:val="19"/>
-        </w:rPr>
-        <w:t xml:space="preserve">Use the support level you need. Every level answers the same math question.</w:t>
-      </w:r>
-    </w:p>
-    <w:p>
-      <w:pPr>
-        <w:pStyle w:val="Heading2"/>
-        <w:spacing w:after="80" w:before="180"/>
-      </w:pPr>
-      <w:r>
-        <w:rPr>
-          <w:b/>
-          <w:bCs/>
-          <w:color w:val="12355B"/>
-          <w:sz w:val="24"/>
-          <w:szCs w:val="24"/>
-        </w:rPr>
-        <w:t xml:space="preserve">1. Understand the Question</w:t>
-      </w:r>
-      <w:r>
-        <w:rPr>
-          <w:i/>
-          <w:iCs/>
-          <w:color w:val="B97A12"/>
-          <w:sz w:val="19"/>
-          <w:szCs w:val="19"/>
-        </w:rPr>
-        <w:t xml:space="preserve">   explain</w:t>
-      </w:r>
-    </w:p>
     <w:tbl>
       <w:tblPr>
         <w:tblW w:type="pct" w:w="100%"/>
@@ -1982,38 +1941,16 @@
               </w:rPr>
               <w:t xml:space="preserve">How many cans of paint does the homeowner need?</w:t>
             </w:r>
-          </w:p>
-          <w:p>
-            <w:pPr>
-              <w:spacing w:after="0"/>
-            </w:pPr>
-            <w:r>
-              <w:rPr>
-                <w:b/>
-                <w:bCs/>
-                <w:color w:val="12355B"/>
-                <w:sz w:val="20"/>
-                <w:szCs w:val="20"/>
-              </w:rPr>
-              <w:t xml:space="preserve">Your job:  </w:t>
-            </w:r>
-            <w:r>
-              <w:rPr>
-                <w:sz w:val="20"/>
-                <w:szCs w:val="20"/>
-              </w:rPr>
-              <w:t xml:space="preserve">Answer the question. Use math evidence. Explain how the evidence proves your answer.</w:t>
-            </w:r>
             <w:r>
               <w:rPr>
                 <w:i/>
                 <w:iCs/>
                 <w:color w:val="5F6F80"/>
-                <w:sz w:val="18"/>
-                <w:szCs w:val="18"/>
+                <w:sz w:val="19"/>
+                <w:szCs w:val="19"/>
               </w:rPr>
               <w:br/>
-              <w:t xml:space="preserve">Responde la pregunta. Usa evidencia matemática. Explica cómo la evidencia demuestra tu respuesta.</w:t>
+              <w:t xml:space="preserve">¿Cuántas latas de pintura necesita el dueño de la casa?</w:t>
             </w:r>
           </w:p>
         </w:tc>
@@ -2021,33 +1958,22 @@
     </w:tbl>
     <w:p>
       <w:pPr>
-        <w:pStyle w:val="Heading2"/>
-        <w:spacing w:after="80" w:before="180"/>
-      </w:pPr>
-      <w:r>
-        <w:rPr>
-          <w:b/>
-          <w:bCs/>
-          <w:color w:val="12355B"/>
-          <w:sz w:val="24"/>
-          <w:szCs w:val="24"/>
-        </w:rPr>
-        <w:t xml:space="preserve">2. Plan Your Math Words</w:t>
-      </w:r>
+        <w:spacing w:after="100"/>
+      </w:pPr>
       <w:r>
         <w:rPr>
           <w:i/>
           <w:iCs/>
-          <w:color w:val="1FA6A2"/>
+          <w:color w:val="5F6F80"/>
           <w:sz w:val="19"/>
           <w:szCs w:val="19"/>
         </w:rPr>
-        <w:t xml:space="preserve">   check at least two</w:t>
-      </w:r>
-    </w:p>
-    <w:p>
-      <w:pPr>
-        <w:spacing w:after="60"/>
+        <w:t xml:space="preserve">Say your answer to a partner first. Then write it, using at least two of these words:</w:t>
+      </w:r>
+    </w:p>
+    <w:p>
+      <w:pPr>
+        <w:spacing w:after="40"/>
       </w:pPr>
       <w:r>
         <w:rPr>
@@ -2067,14 +1993,7 @@
           <w:sz w:val="20"/>
           <w:szCs w:val="20"/>
         </w:rPr>
-        <w:t xml:space="preserve">Area of a Triangle — </w:t>
-      </w:r>
-      <w:r>
-        <w:rPr>
-          <w:sz w:val="20"/>
-          <w:szCs w:val="20"/>
-        </w:rPr>
-        <w:t xml:space="preserve">The space inside a triangle. A triangle is half of a rectangle with the same base and height, so A = ½ × b × h.</w:t>
+        <w:t xml:space="preserve">Base</w:t>
       </w:r>
       <w:r>
         <w:rPr>
@@ -2084,13 +2003,12 @@
           <w:sz w:val="18"/>
           <w:szCs w:val="18"/>
         </w:rPr>
-        <w:br/>
-        <w:t xml:space="preserve">Área de un triángulo — El espacio dentro de un triángulo. Un triángulo es la mitad de un rectángulo con la misma base y altura, por eso A = ½ × b × h.</w:t>
-      </w:r>
-    </w:p>
-    <w:p>
-      <w:pPr>
-        <w:spacing w:after="60"/>
+        <w:t xml:space="preserve">  ·  Base</w:t>
+      </w:r>
+    </w:p>
+    <w:p>
+      <w:pPr>
+        <w:spacing w:after="40"/>
       </w:pPr>
       <w:r>
         <w:rPr>
@@ -2110,14 +2028,7 @@
           <w:sz w:val="20"/>
           <w:szCs w:val="20"/>
         </w:rPr>
-        <w:t xml:space="preserve">Base — </w:t>
-      </w:r>
-      <w:r>
-        <w:rPr>
-          <w:sz w:val="20"/>
-          <w:szCs w:val="20"/>
-        </w:rPr>
-        <w:t xml:space="preserve">Any side of a triangle can be the base. Once you pick a base, the height must be measured perpendicular (at a 90° angle) to it.</w:t>
+        <w:t xml:space="preserve">Height</w:t>
       </w:r>
       <w:r>
         <w:rPr>
@@ -2127,13 +2038,12 @@
           <w:sz w:val="18"/>
           <w:szCs w:val="18"/>
         </w:rPr>
-        <w:br/>
-        <w:t xml:space="preserve">Base — Cualquier lado de un triángulo puede ser la base. Una vez que eliges la base, la altura debe medirse perpendicular (en un ángulo de 90°) a ella.</w:t>
-      </w:r>
-    </w:p>
-    <w:p>
-      <w:pPr>
-        <w:spacing w:after="60"/>
+        <w:t xml:space="preserve">  ·  Altura</w:t>
+      </w:r>
+    </w:p>
+    <w:p>
+      <w:pPr>
+        <w:spacing w:after="40"/>
       </w:pPr>
       <w:r>
         <w:rPr>
@@ -2153,14 +2063,7 @@
           <w:sz w:val="20"/>
           <w:szCs w:val="20"/>
         </w:rPr>
-        <w:t xml:space="preserve">Height — </w:t>
-      </w:r>
-      <w:r>
-        <w:rPr>
-          <w:sz w:val="20"/>
-          <w:szCs w:val="20"/>
-        </w:rPr>
-        <w:t xml:space="preserve">The straight-up distance from the base to the top corner.</w:t>
+        <w:t xml:space="preserve">Area</w:t>
       </w:r>
       <w:r>
         <w:rPr>
@@ -2170,13 +2073,12 @@
           <w:sz w:val="18"/>
           <w:szCs w:val="18"/>
         </w:rPr>
-        <w:br/>
-        <w:t xml:space="preserve">Altura — La distancia recta desde la base hasta la esquina de arriba.</w:t>
-      </w:r>
-    </w:p>
-    <w:p>
-      <w:pPr>
-        <w:spacing w:after="60"/>
+        <w:t xml:space="preserve">  ·  Área</w:t>
+      </w:r>
+    </w:p>
+    <w:p>
+      <w:pPr>
+        <w:spacing w:after="40"/>
       </w:pPr>
       <w:r>
         <w:rPr>
@@ -2196,14 +2098,7 @@
           <w:sz w:val="20"/>
           <w:szCs w:val="20"/>
         </w:rPr>
-        <w:t xml:space="preserve">Area — </w:t>
-      </w:r>
-      <w:r>
-        <w:rPr>
-          <w:sz w:val="20"/>
-          <w:szCs w:val="20"/>
-        </w:rPr>
-        <w:t xml:space="preserve">How much space is inside a flat shape.</w:t>
+        <w:t xml:space="preserve">Perpendicular</w:t>
       </w:r>
       <w:r>
         <w:rPr>
@@ -2213,13 +2108,12 @@
           <w:sz w:val="18"/>
           <w:szCs w:val="18"/>
         </w:rPr>
-        <w:br/>
-        <w:t xml:space="preserve">Área — Cuánto espacio hay dentro de una figura plana.</w:t>
-      </w:r>
-    </w:p>
-    <w:p>
-      <w:pPr>
-        <w:spacing w:after="60"/>
+        <w:t xml:space="preserve">  ·  Perpendicular</w:t>
+      </w:r>
+    </w:p>
+    <w:p>
+      <w:pPr>
+        <w:spacing w:after="40"/>
       </w:pPr>
       <w:r>
         <w:rPr>
@@ -2239,14 +2133,7 @@
           <w:sz w:val="20"/>
           <w:szCs w:val="20"/>
         </w:rPr>
-        <w:t xml:space="preserve">Perpendicular — </w:t>
-      </w:r>
-      <w:r>
-        <w:rPr>
-          <w:sz w:val="20"/>
-          <w:szCs w:val="20"/>
-        </w:rPr>
-        <w:t xml:space="preserve">Two lines that meet to make a square corner (90 degrees).</w:t>
+        <w:t xml:space="preserve">Composite figure</w:t>
       </w:r>
       <w:r>
         <w:rPr>
@@ -2256,109 +2143,7 @@
           <w:sz w:val="18"/>
           <w:szCs w:val="18"/>
         </w:rPr>
-        <w:br/>
-        <w:t xml:space="preserve">Perpendicular — Dos líneas que se unen formando una esquina recta (90 grados).</w:t>
-      </w:r>
-    </w:p>
-    <w:tbl>
-      <w:tblPr>
-        <w:tblW w:type="pct" w:w="100%"/>
-        <w:tblBorders>
-          <w:top w:val="single" w:color="1FA6A2" w:sz="8"/>
-          <w:left w:val="single" w:color="1FA6A2" w:sz="8"/>
-          <w:bottom w:val="single" w:color="1FA6A2" w:sz="8"/>
-          <w:right w:val="single" w:color="1FA6A2" w:sz="8"/>
-          <w:insideH w:val="single" w:color="auto" w:sz="4"/>
-          <w:insideV w:val="single" w:color="auto" w:sz="4"/>
-        </w:tblBorders>
-      </w:tblPr>
-      <w:tblGrid>
-        <w:gridCol w:w="100"/>
-      </w:tblGrid>
-      <w:tr>
-        <w:tc>
-          <w:tcPr>
-            <w:shd w:fill="F7FFFD" w:color="auto" w:val="clear"/>
-            <w:tcMar>
-              <w:top w:type="dxa" w:w="120"/>
-              <w:left w:type="dxa" w:w="180"/>
-              <w:bottom w:type="dxa" w:w="120"/>
-              <w:right w:type="dxa" w:w="180"/>
-            </w:tcMar>
-          </w:tcPr>
-          <w:p>
-            <w:pPr>
-              <w:spacing w:after="50"/>
-            </w:pPr>
-            <w:r>
-              <w:rPr>
-                <w:b/>
-                <w:bCs/>
-                <w:color w:val="1FA6A2"/>
-                <w:sz w:val="20"/>
-                <w:szCs w:val="20"/>
-              </w:rPr>
-              <w:t xml:space="preserve">Say it first:  </w:t>
-            </w:r>
-            <w:r>
-              <w:rPr>
-                <w:sz w:val="20"/>
-                <w:szCs w:val="20"/>
-              </w:rPr>
-              <w:t xml:space="preserve">Say your idea to a partner or quietly to yourself before you write.</w:t>
-            </w:r>
-          </w:p>
-          <w:p>
-            <w:pPr>
-              <w:spacing w:after="60"/>
-            </w:pPr>
-            <w:r>
-              <w:rPr>
-                <w:color w:val="1A2733"/>
-                <w:sz w:val="21"/>
-                <w:szCs w:val="21"/>
-              </w:rPr>
-              <w:t xml:space="preserve">The wall's area is ___ sq ft because A = 1/2 × ___ × ___. She needs ___ cans because ___ ÷ 50 = ___.</w:t>
-            </w:r>
-            <w:r>
-              <w:rPr>
-                <w:i/>
-                <w:iCs/>
-                <w:color w:val="5F6F80"/>
-                <w:sz w:val="19"/>
-                <w:szCs w:val="19"/>
-              </w:rPr>
-              <w:br/>
-              <w:t xml:space="preserve">Di tu respuesta primero: Mi respuesta es ___ porque ___.</w:t>
-            </w:r>
-          </w:p>
-        </w:tc>
-      </w:tr>
-    </w:tbl>
-    <w:p>
-      <w:pPr>
-        <w:pStyle w:val="Heading2"/>
-        <w:spacing w:after="80" w:before="180"/>
-      </w:pPr>
-      <w:r>
-        <w:rPr>
-          <w:b/>
-          <w:bCs/>
-          <w:color w:val="12355B"/>
-          <w:sz w:val="24"/>
-          <w:szCs w:val="24"/>
-        </w:rPr>
-        <w:t xml:space="preserve">3. Build Your Explanation</w:t>
-      </w:r>
-      <w:r>
-        <w:rPr>
-          <w:i/>
-          <w:iCs/>
-          <w:color w:val="B97A12"/>
-          <w:sz w:val="19"/>
-          <w:szCs w:val="19"/>
-        </w:rPr>
-        <w:t xml:space="preserve">   choose your support</w:t>
+        <w:t xml:space="preserve">  ·  Figura compuesta</w:t>
       </w:r>
     </w:p>
     <w:tbl>
@@ -2389,21 +2174,6 @@
           </w:tcPr>
           <w:p>
             <w:pPr>
-              <w:spacing w:after="50"/>
-            </w:pPr>
-            <w:r>
-              <w:rPr>
-                <w:i/>
-                <w:iCs/>
-                <w:color w:val="5F6F80"/>
-                <w:sz w:val="19"/>
-                <w:szCs w:val="19"/>
-              </w:rPr>
-              <w:t xml:space="preserve">This model shows the parts of an explanation. It does not answer your writing question.</w:t>
-            </w:r>
-          </w:p>
-          <w:p>
-            <w:pPr>
               <w:spacing w:after="80"/>
             </w:pPr>
             <w:r>
@@ -2414,58 +2184,14 @@
                 <w:sz w:val="19"/>
                 <w:szCs w:val="19"/>
               </w:rPr>
-              <w:t xml:space="preserve">Claim:  </w:t>
+              <w:t xml:space="preserve">Model:  </w:t>
             </w:r>
             <w:r>
               <w:rPr>
                 <w:sz w:val="19"/>
                 <w:szCs w:val="19"/>
               </w:rPr>
-              <w:t xml:space="preserve">The height is the perpendicular distance from the base to the top corner.</w:t>
-            </w:r>
-          </w:p>
-          <w:p>
-            <w:pPr>
-              <w:spacing w:after="80"/>
-            </w:pPr>
-            <w:r>
-              <w:rPr>
-                <w:b/>
-                <w:bCs/>
-                <w:color w:val="12355B"/>
-                <w:sz w:val="19"/>
-                <w:szCs w:val="19"/>
-              </w:rPr>
-              <w:t xml:space="preserve">Evidence:  </w:t>
-            </w:r>
-            <w:r>
-              <w:rPr>
-                <w:sz w:val="19"/>
-                <w:szCs w:val="19"/>
-              </w:rPr>
-              <w:t xml:space="preserve">Students identify the height as the perpendicular (straight-up, 90-degree) distance from the base to the opposite vertex, not the slanted side.</w:t>
-            </w:r>
-          </w:p>
-          <w:p>
-            <w:pPr>
-              <w:spacing w:after="80"/>
-            </w:pPr>
-            <w:r>
-              <w:rPr>
-                <w:b/>
-                <w:bCs/>
-                <w:color w:val="12355B"/>
-                <w:sz w:val="19"/>
-                <w:szCs w:val="19"/>
-              </w:rPr>
-              <w:t xml:space="preserve">Reasoning:  </w:t>
-            </w:r>
-            <w:r>
-              <w:rPr>
-                <w:sz w:val="19"/>
-                <w:szCs w:val="19"/>
-              </w:rPr>
-              <w:t xml:space="preserve">This evidence connects the definition of area to the mathematical claim.</w:t>
+              <w:t xml:space="preserve">The height is the perpendicular distance from the base to the top corner. — Students identify the height as the perpendicular (straight-up, 90-degree) distance from the base to the opposite vertex, not the slanted side.</w:t>
             </w:r>
           </w:p>
         </w:tc>
@@ -2544,7 +2270,7 @@
           <w:sz w:val="21"/>
           <w:szCs w:val="21"/>
         </w:rPr>
-        <w:t xml:space="preserve">My answer is ___.</w:t>
+        <w:t xml:space="preserve">My answer is ___ because ___.</w:t>
       </w:r>
       <w:r>
         <w:rPr>
@@ -2555,7 +2281,7 @@
           <w:szCs w:val="19"/>
         </w:rPr>
         <w:br/>
-        <w:t xml:space="preserve">Mi respuesta es ___.</w:t>
+        <w:t xml:space="preserve">Mi respuesta es ___ porque ___.</w:t>
       </w:r>
     </w:p>
     <w:tbl>
@@ -2695,7 +2421,7 @@
           <w:sz w:val="21"/>
           <w:szCs w:val="21"/>
         </w:rPr>
-        <w:t xml:space="preserve">I know because ___.</w:t>
+        <w:t xml:space="preserve">My evidence is ___, so ___.</w:t>
       </w:r>
       <w:r>
         <w:rPr>
@@ -2706,31 +2432,7 @@
           <w:szCs w:val="19"/>
         </w:rPr>
         <w:br/>
-        <w:t xml:space="preserve">Lo sé porque ___.</w:t>
-      </w:r>
-    </w:p>
-    <w:p>
-      <w:pPr>
-        <w:spacing w:after="60"/>
-      </w:pPr>
-      <w:r>
-        <w:rPr>
-          <w:color w:val="1A2733"/>
-          <w:sz w:val="21"/>
-          <w:szCs w:val="21"/>
-        </w:rPr>
-        <w:t xml:space="preserve">So ___.</w:t>
-      </w:r>
-      <w:r>
-        <w:rPr>
-          <w:i/>
-          <w:iCs/>
-          <w:color w:val="5F6F80"/>
-          <w:sz w:val="19"/>
-          <w:szCs w:val="19"/>
-        </w:rPr>
-        <w:br/>
-        <w:t xml:space="preserve">Entonces ___.</w:t>
+        <w:t xml:space="preserve">Mi evidencia es ___, entonces ___.</w:t>
       </w:r>
     </w:p>
     <w:tbl>
@@ -2836,78 +2538,6 @@
         <w:t xml:space="preserve">Escribe una afirmación, da evidencia matemática y explica tu razonamiento.</w:t>
       </w:r>
     </w:p>
-    <w:p>
-      <w:pPr>
-        <w:spacing w:after="60"/>
-      </w:pPr>
-      <w:r>
-        <w:rPr>
-          <w:color w:val="1A2733"/>
-          <w:sz w:val="21"/>
-          <w:szCs w:val="21"/>
-        </w:rPr>
-        <w:t xml:space="preserve">My claim is ___.</w:t>
-      </w:r>
-      <w:r>
-        <w:rPr>
-          <w:i/>
-          <w:iCs/>
-          <w:color w:val="5F6F80"/>
-          <w:sz w:val="19"/>
-          <w:szCs w:val="19"/>
-        </w:rPr>
-        <w:br/>
-        <w:t xml:space="preserve">Mi afirmación es ___.</w:t>
-      </w:r>
-    </w:p>
-    <w:p>
-      <w:pPr>
-        <w:spacing w:after="60"/>
-      </w:pPr>
-      <w:r>
-        <w:rPr>
-          <w:color w:val="1A2733"/>
-          <w:sz w:val="21"/>
-          <w:szCs w:val="21"/>
-        </w:rPr>
-        <w:t xml:space="preserve">My math evidence is ___.</w:t>
-      </w:r>
-      <w:r>
-        <w:rPr>
-          <w:i/>
-          <w:iCs/>
-          <w:color w:val="5F6F80"/>
-          <w:sz w:val="19"/>
-          <w:szCs w:val="19"/>
-        </w:rPr>
-        <w:br/>
-        <w:t xml:space="preserve">Mi evidencia matemática es ___.</w:t>
-      </w:r>
-    </w:p>
-    <w:p>
-      <w:pPr>
-        <w:spacing w:after="60"/>
-      </w:pPr>
-      <w:r>
-        <w:rPr>
-          <w:color w:val="1A2733"/>
-          <w:sz w:val="21"/>
-          <w:szCs w:val="21"/>
-        </w:rPr>
-        <w:t xml:space="preserve">This proves ___ because ___.</w:t>
-      </w:r>
-      <w:r>
-        <w:rPr>
-          <w:i/>
-          <w:iCs/>
-          <w:color w:val="5F6F80"/>
-          <w:sz w:val="19"/>
-          <w:szCs w:val="19"/>
-        </w:rPr>
-        <w:br/>
-        <w:t xml:space="preserve">Esto demuestra ___ porque ___.</w:t>
-      </w:r>
-    </w:p>
     <w:tbl>
       <w:tblPr>
         <w:tblW w:type="pct" w:w="100%"/>
@@ -2990,7 +2620,7 @@
           <w:sz w:val="24"/>
           <w:szCs w:val="24"/>
         </w:rPr>
-        <w:t xml:space="preserve">4. Check Your Explanation</w:t>
+        <w:t xml:space="preserve">Check Your Explanation</w:t>
       </w:r>
       <w:r>
         <w:rPr>
@@ -3000,7 +2630,7 @@
           <w:sz w:val="19"/>
           <w:szCs w:val="19"/>
         </w:rPr>
-        <w:t xml:space="preserve">   five quick checks</w:t>
+        <w:t xml:space="preserve">   three quick checks</w:t>
       </w:r>
     </w:p>
     <w:p>
@@ -3024,17 +2654,6 @@
         </w:rPr>
         <w:t xml:space="preserve">I answered the question.</w:t>
       </w:r>
-      <w:r>
-        <w:rPr>
-          <w:i/>
-          <w:iCs/>
-          <w:color w:val="5F6F80"/>
-          <w:sz w:val="18"/>
-          <w:szCs w:val="18"/>
-        </w:rPr>
-        <w:br/>
-        <w:t xml:space="preserve">Respondí la pregunta.</w:t>
-      </w:r>
     </w:p>
     <w:p>
       <w:pPr>
@@ -3055,18 +2674,7 @@
           <w:sz w:val="20"/>
           <w:szCs w:val="20"/>
         </w:rPr>
-        <w:t xml:space="preserve">I used math evidence: numbers, an equation, a model, or a comparison.</w:t>
-      </w:r>
-      <w:r>
-        <w:rPr>
-          <w:i/>
-          <w:iCs/>
-          <w:color w:val="5F6F80"/>
-          <w:sz w:val="18"/>
-          <w:szCs w:val="18"/>
-        </w:rPr>
-        <w:br/>
-        <w:t xml:space="preserve">Usé evidencia matemática: números, una ecuación, un modelo o una comparación.</w:t>
+        <w:t xml:space="preserve">I used math evidence: numbers, an equation, or a model.</w:t>
       </w:r>
     </w:p>
     <w:p>
@@ -3088,84 +2696,7 @@
           <w:sz w:val="20"/>
           <w:szCs w:val="20"/>
         </w:rPr>
-        <w:t xml:space="preserve">I explained how the evidence proves my answer.</w:t>
-      </w:r>
-      <w:r>
-        <w:rPr>
-          <w:i/>
-          <w:iCs/>
-          <w:color w:val="5F6F80"/>
-          <w:sz w:val="18"/>
-          <w:szCs w:val="18"/>
-        </w:rPr>
-        <w:br/>
-        <w:t xml:space="preserve">Expliqué cómo la evidencia demuestra mi respuesta.</w:t>
-      </w:r>
-    </w:p>
-    <w:p>
-      <w:pPr>
-        <w:spacing w:after="80"/>
-      </w:pPr>
-      <w:r>
-        <w:rPr>
-          <w:b/>
-          <w:bCs/>
-          <w:color w:val="1FA6A2"/>
-          <w:sz w:val="22"/>
-          <w:szCs w:val="22"/>
-        </w:rPr>
-        <w:t xml:space="preserve">☐  </w:t>
-      </w:r>
-      <w:r>
-        <w:rPr>
-          <w:sz w:val="20"/>
-          <w:szCs w:val="20"/>
-        </w:rPr>
         <w:t xml:space="preserve">I used at least two math words.</w:t>
-      </w:r>
-      <w:r>
-        <w:rPr>
-          <w:i/>
-          <w:iCs/>
-          <w:color w:val="5F6F80"/>
-          <w:sz w:val="18"/>
-          <w:szCs w:val="18"/>
-        </w:rPr>
-        <w:br/>
-        <w:t xml:space="preserve">Usé por lo menos dos palabras matemáticas.</w:t>
-      </w:r>
-    </w:p>
-    <w:p>
-      <w:pPr>
-        <w:spacing w:after="80"/>
-      </w:pPr>
-      <w:r>
-        <w:rPr>
-          <w:b/>
-          <w:bCs/>
-          <w:color w:val="1FA6A2"/>
-          <w:sz w:val="22"/>
-          <w:szCs w:val="22"/>
-        </w:rPr>
-        <w:t xml:space="preserve">☐  </w:t>
-      </w:r>
-      <w:r>
-        <w:rPr>
-          <w:sz w:val="20"/>
-          <w:szCs w:val="20"/>
-        </w:rPr>
-        <w:t xml:space="preserve">I reread complete sentences and punctuation.</w:t>
-      </w:r>
-      <w:r>
-        <w:rPr>
-          <w:i/>
-          <w:iCs/>
-          <w:color w:val="5F6F80"/>
-          <w:sz w:val="18"/>
-          <w:szCs w:val="18"/>
-        </w:rPr>
-        <w:br/>
-        <w:t xml:space="preserve">Volví a leer mis oraciones completas y la puntuación.</w:t>
       </w:r>
     </w:p>
     <w:p>
